--- a/doc/specs/docx/QNSC_SYSDBG_MAS.docx
+++ b/doc/specs/docx/QNSC_SYSDBG_MAS.docx
@@ -978,7 +978,7 @@
               <a:graphicData uri="http://schemas.openxmlformats.org/drawingml/2006/picture">
                 <pic:pic>
                   <pic:nvPicPr>
-                    <pic:cNvPr descr="../img/fig_sysdbg_block.png" id="31" name="Picture"/>
+                    <pic:cNvPr descr="../figures/img/fig_sysdbg_block.png" id="31" name="Picture"/>
                     <pic:cNvPicPr>
                       <a:picLocks noChangeArrowheads="1" noChangeAspect="1"/>
                     </pic:cNvPicPr>
@@ -4468,7 +4468,7 @@
               <a:graphicData uri="http://schemas.openxmlformats.org/drawingml/2006/picture">
                 <pic:pic>
                   <pic:nvPicPr>
-                    <pic:cNvPr descr="../img/fig_sysdbg_boot_wiring.png" id="39" name="Picture"/>
+                    <pic:cNvPr descr="../figures/img/fig_sysdbg_boot_wiring.png" id="39" name="Picture"/>
                     <pic:cNvPicPr>
                       <a:picLocks noChangeArrowheads="1" noChangeAspect="1"/>
                     </pic:cNvPicPr>
@@ -6080,7 +6080,7 @@
               <a:graphicData uri="http://schemas.openxmlformats.org/drawingml/2006/picture">
                 <pic:pic>
                   <pic:nvPicPr>
-                    <pic:cNvPr descr="../img/fig_sysdbg_handshake.png" id="45" name="Picture"/>
+                    <pic:cNvPr descr="../figures/img/fig_sysdbg_handshake.png" id="45" name="Picture"/>
                     <pic:cNvPicPr>
                       <a:picLocks noChangeArrowheads="1" noChangeAspect="1"/>
                     </pic:cNvPicPr>

--- a/doc/specs/docx/QNSC_SYSDBG_MAS.docx
+++ b/doc/specs/docx/QNSC_SYSDBG_MAS.docx
@@ -15,7 +15,7 @@
         <w:pStyle w:val="Subtitle"/>
       </w:pPr>
       <w:r>
-        <w:t xml:space="preserve">MICRO-ARCHITECTURE SPECIFICATION – V3.1</w:t>
+        <w:t xml:space="preserve">MICRO-ARCHITECTURE SPECIFICATION – V3.2</w:t>
       </w:r>
     </w:p>
     <w:p>
@@ -545,6 +545,77 @@
           </w:p>
         </w:tc>
       </w:tr>
+      <w:tr>
+        <w:tc>
+          <w:tcPr/>
+          <w:p>
+            <w:pPr>
+              <w:pStyle w:val="Compact"/>
+              <w:jc w:val="left"/>
+            </w:pPr>
+            <w:r>
+              <w:t xml:space="preserve">V3.2</w:t>
+            </w:r>
+          </w:p>
+        </w:tc>
+        <w:tc>
+          <w:tcPr/>
+          <w:p>
+            <w:pPr>
+              <w:pStyle w:val="Compact"/>
+              <w:jc w:val="left"/>
+            </w:pPr>
+            <w:r>
+              <w:t xml:space="preserve">2026-09-30</w:t>
+            </w:r>
+          </w:p>
+        </w:tc>
+        <w:tc>
+          <w:tcPr/>
+          <w:p>
+            <w:pPr>
+              <w:pStyle w:val="Compact"/>
+              <w:jc w:val="left"/>
+            </w:pPr>
+            <w:r>
+              <w:t xml:space="preserve">Nghia VT</w:t>
+            </w:r>
+          </w:p>
+        </w:tc>
+        <w:tc>
+          <w:tcPr/>
+          <w:p>
+            <w:pPr>
+              <w:pStyle w:val="Compact"/>
+              <w:jc w:val="left"/>
+            </w:pPr>
+            <w:r>
+              <w:t xml:space="preserve">–</w:t>
+            </w:r>
+          </w:p>
+        </w:tc>
+        <w:tc>
+          <w:tcPr/>
+          <w:p>
+            <w:pPr>
+              <w:pStyle w:val="Compact"/>
+              <w:jc w:val="left"/>
+            </w:pPr>
+            <w:r>
+              <w:t xml:space="preserve">Section 12: every check carries an ID (</w:t>
+            </w:r>
+            <w:r>
+              <w:rPr>
+                <w:rStyle w:val="VerbatimChar"/>
+              </w:rPr>
+              <w:t xml:space="preserve">&lt;BLOCK&gt;_NNN</w:t>
+            </w:r>
+            <w:r>
+              <w:t xml:space="preserve">), for traceability to tests. No change in behaviour</w:t>
+            </w:r>
+          </w:p>
+        </w:tc>
+      </w:tr>
     </w:tbl>
     <w:bookmarkEnd w:id="26"/>
     <w:bookmarkStart w:id="27" w:name="overview"/>
@@ -9912,6 +9983,15 @@
         <w:jc w:val="left"/>
       </w:pPr>
       <w:r>
+        <w:rPr>
+          <w:rStyle w:val="VerbatimChar"/>
+        </w:rPr>
+        <w:t xml:space="preserve">SYSDBG_001</w:t>
+      </w:r>
+      <w:r>
+        <w:t xml:space="preserve"> </w:t>
+      </w:r>
+      <w:r>
         <w:t xml:space="preserve">TAP: all 16 states from every state;</w:t>
       </w:r>
       <w:r>
@@ -9973,6 +10053,15 @@
         <w:jc w:val="left"/>
       </w:pPr>
       <w:r>
+        <w:rPr>
+          <w:rStyle w:val="VerbatimChar"/>
+        </w:rPr>
+        <w:t xml:space="preserve">SYSDBG_002</w:t>
+      </w:r>
+      <w:r>
+        <w:t xml:space="preserve"> </w:t>
+      </w:r>
+      <w:r>
         <w:t xml:space="preserve">Each data register of section 6: length, capture value, update effect, reset value.</w:t>
       </w:r>
     </w:p>
@@ -9986,6 +10075,15 @@
         <w:jc w:val="left"/>
       </w:pPr>
       <w:r>
+        <w:rPr>
+          <w:rStyle w:val="VerbatimChar"/>
+        </w:rPr>
+        <w:t xml:space="preserve">SYSDBG_003</w:t>
+      </w:r>
+      <w:r>
+        <w:t xml:space="preserve"> </w:t>
+      </w:r>
+      <w:r>
         <w:t xml:space="preserve">Read and write sequences of 7.4 against an AXI slave model with random</w:t>
       </w:r>
       <w:r>
@@ -10029,6 +10127,15 @@
         <w:jc w:val="left"/>
       </w:pPr>
       <w:r>
+        <w:rPr>
+          <w:rStyle w:val="VerbatimChar"/>
+        </w:rPr>
+        <w:t xml:space="preserve">SYSDBG_004</w:t>
+      </w:r>
+      <w:r>
+        <w:t xml:space="preserve"> </w:t>
+      </w:r>
+      <w:r>
         <w:t xml:space="preserve">Update-DR of</w:t>
       </w:r>
       <w:r>
@@ -10075,6 +10182,15 @@
         <w:rPr>
           <w:rStyle w:val="VerbatimChar"/>
         </w:rPr>
+        <w:t xml:space="preserve">SYSDBG_005</w:t>
+      </w:r>
+      <w:r>
+        <w:t xml:space="preserve"> </w:t>
+      </w:r>
+      <w:r>
+        <w:rPr>
+          <w:rStyle w:val="VerbatimChar"/>
+        </w:rPr>
         <w:t xml:space="preserve">SLVERR</w:t>
       </w:r>
       <w:r>
@@ -10121,6 +10237,15 @@
         <w:jc w:val="left"/>
       </w:pPr>
       <w:r>
+        <w:rPr>
+          <w:rStyle w:val="VerbatimChar"/>
+        </w:rPr>
+        <w:t xml:space="preserve">SYSDBG_006</w:t>
+      </w:r>
+      <w:r>
+        <w:t xml:space="preserve"> </w:t>
+      </w:r>
+      <w:r>
         <w:t xml:space="preserve">AXI protocol checker on the manager port for every test.</w:t>
       </w:r>
     </w:p>
@@ -10134,6 +10259,15 @@
         <w:jc w:val="left"/>
       </w:pPr>
       <w:r>
+        <w:rPr>
+          <w:rStyle w:val="VerbatimChar"/>
+        </w:rPr>
+        <w:t xml:space="preserve">SYSDBG_007</w:t>
+      </w:r>
+      <w:r>
+        <w:t xml:space="preserve"> </w:t>
+      </w:r>
+      <w:r>
         <w:t xml:space="preserve">CDC:</w:t>
       </w:r>
       <w:r>
@@ -10204,6 +10338,15 @@
         <w:rPr>
           <w:rStyle w:val="VerbatimChar"/>
         </w:rPr>
+        <w:t xml:space="preserve">SYSDBG_008</w:t>
+      </w:r>
+      <w:r>
+        <w:t xml:space="preserve"> </w:t>
+      </w:r>
+      <w:r>
+        <w:rPr>
+          <w:rStyle w:val="VerbatimChar"/>
+        </w:rPr>
         <w:t xml:space="preserve">i_rst_n_sysbus</w:t>
       </w:r>
       <w:r>
@@ -10232,6 +10375,15 @@
         <w:rPr>
           <w:rStyle w:val="VerbatimChar"/>
         </w:rPr>
+        <w:t xml:space="preserve">SYSDBG_009</w:t>
+      </w:r>
+      <w:r>
+        <w:t xml:space="preserve"> </w:t>
+      </w:r>
+      <w:r>
+        <w:rPr>
+          <w:rStyle w:val="VerbatimChar"/>
+        </w:rPr>
         <w:t xml:space="preserve">DBG_EN</w:t>
       </w:r>
       <w:r>
@@ -10317,6 +10469,15 @@
         <w:jc w:val="left"/>
       </w:pPr>
       <w:r>
+        <w:rPr>
+          <w:rStyle w:val="VerbatimChar"/>
+        </w:rPr>
+        <w:t xml:space="preserve">SYSDBG_010</w:t>
+      </w:r>
+      <w:r>
+        <w:t xml:space="preserve"> </w:t>
+      </w:r>
+      <w:r>
         <w:t xml:space="preserve">With Ibex, debug boot: load the window and image,</w:t>
       </w:r>
       <w:r>
@@ -10428,6 +10589,15 @@
         </w:numPr>
         <w:jc w:val="left"/>
       </w:pPr>
+      <w:r>
+        <w:rPr>
+          <w:rStyle w:val="VerbatimChar"/>
+        </w:rPr>
+        <w:t xml:space="preserve">SYSDBG_011</w:t>
+      </w:r>
+      <w:r>
+        <w:t xml:space="preserve"> </w:t>
+      </w:r>
       <w:r>
         <w:t xml:space="preserve">With Ibex, normal boot: attach while running, halt, resume.</w:t>
       </w:r>
@@ -11425,7 +11595,7 @@
       <w:rPr>
         <w:szCs w:val="26"/>
       </w:rPr>
-      <w:t>V3.1</w:t>
+      <w:t>V3.2</w:t>
     </w:r>
     <w:r>
       <w:rPr>

--- a/doc/specs/docx/QNSC_SYSDBG_MAS.docx
+++ b/doc/specs/docx/QNSC_SYSDBG_MAS.docx
@@ -15,7 +15,7 @@
         <w:pStyle w:val="Subtitle"/>
       </w:pPr>
       <w:r>
-        <w:t xml:space="preserve">MICRO-ARCHITECTURE SPECIFICATION – V3.1</w:t>
+        <w:t xml:space="preserve">MICRO-ARCHITECTURE SPECIFICATION – V4.0</w:t>
       </w:r>
     </w:p>
     <w:p>
@@ -113,7 +113,7 @@
             <w:jc w:val="left"/>
           </w:pPr>
           <w:r>
-            <w:t xml:space="preserve">Table 7-1. Effect of DBG_EN</w:t>
+            <w:t xml:space="preserve">Table 7-1. The DBG_EN pin and the frame header’s DEBUG_PROG (QNSC_BOOT_SPEC Figure 4-2)</w:t>
           </w:r>
         </w:p>
         <w:p>
@@ -153,7 +153,7 @@
             <w:jc w:val="left"/>
           </w:pPr>
           <w:r>
-            <w:t xml:space="preserve">Table 7-5. Debug window layout</w:t>
+            <w:t xml:space="preserve">Table 7-5. Debug window, the first 4 KiB of ISRAM</w:t>
           </w:r>
         </w:p>
         <w:p>
@@ -233,17 +233,7 @@
             <w:jc w:val="left"/>
           </w:pPr>
           <w:r>
-            <w:t xml:space="preserve">Figure 7-1. Debug boot wiring</w:t>
-          </w:r>
-        </w:p>
-        <w:p>
-          <w:pPr>
-            <w:pStyle w:val="TOC1"/>
-            <w:ind w:left="180"/>
-            <w:jc w:val="left"/>
-          </w:pPr>
-          <w:r>
-            <w:t xml:space="preserve">Figure 7-2. Read handshake</w:t>
+            <w:t xml:space="preserve">Figure 7-1. Read handshake</w:t>
           </w:r>
         </w:p>
       </w:sdtContent>
@@ -545,6 +535,209 @@
           </w:p>
         </w:tc>
       </w:tr>
+      <w:tr>
+        <w:tc>
+          <w:tcPr/>
+          <w:p>
+            <w:pPr>
+              <w:pStyle w:val="Compact"/>
+              <w:jc w:val="left"/>
+            </w:pPr>
+            <w:r>
+              <w:t xml:space="preserve">V4.0</w:t>
+            </w:r>
+          </w:p>
+        </w:tc>
+        <w:tc>
+          <w:tcPr/>
+          <w:p>
+            <w:pPr>
+              <w:pStyle w:val="Compact"/>
+              <w:jc w:val="left"/>
+            </w:pPr>
+            <w:r>
+              <w:t xml:space="preserve">2026-10-15</w:t>
+            </w:r>
+          </w:p>
+        </w:tc>
+        <w:tc>
+          <w:tcPr/>
+          <w:p>
+            <w:pPr>
+              <w:pStyle w:val="Compact"/>
+              <w:jc w:val="left"/>
+            </w:pPr>
+            <w:r>
+              <w:t xml:space="preserve">Nghia VT</w:t>
+            </w:r>
+          </w:p>
+        </w:tc>
+        <w:tc>
+          <w:tcPr/>
+          <w:p>
+            <w:pPr>
+              <w:pStyle w:val="Compact"/>
+              <w:jc w:val="left"/>
+            </w:pPr>
+            <w:r>
+              <w:t xml:space="preserve">–</w:t>
+            </w:r>
+          </w:p>
+        </w:tc>
+        <w:tc>
+          <w:tcPr/>
+          <w:p>
+            <w:pPr>
+              <w:pStyle w:val="Compact"/>
+              <w:jc w:val="left"/>
+            </w:pPr>
+            <w:r>
+              <w:t xml:space="preserve">Follows the boot flow of</w:t>
+            </w:r>
+            <w:r>
+              <w:t xml:space="preserve"> </w:t>
+            </w:r>
+            <w:r>
+              <w:rPr>
+                <w:rStyle w:val="VerbatimChar"/>
+              </w:rPr>
+              <w:t xml:space="preserve">QNSC_BOOT_SPEC</w:t>
+            </w:r>
+            <w:r>
+              <w:t xml:space="preserve"> </w:t>
+            </w:r>
+            <w:r>
+              <w:t xml:space="preserve">V3.4 (mentor, 12/10 and 14/10). The CPU is never held, so</w:t>
+            </w:r>
+            <w:r>
+              <w:t xml:space="preserve"> </w:t>
+            </w:r>
+            <w:r>
+              <w:rPr>
+                <w:rStyle w:val="VerbatimChar"/>
+              </w:rPr>
+              <w:t xml:space="preserve">CPUHOLD</w:t>
+            </w:r>
+            <w:r>
+              <w:t xml:space="preserve">,</w:t>
+            </w:r>
+            <w:r>
+              <w:t xml:space="preserve"> </w:t>
+            </w:r>
+            <w:r>
+              <w:rPr>
+                <w:rStyle w:val="VerbatimChar"/>
+              </w:rPr>
+              <w:t xml:space="preserve">o_dbg_cpu_hold</w:t>
+            </w:r>
+            <w:r>
+              <w:t xml:space="preserve"> </w:t>
+            </w:r>
+            <w:r>
+              <w:t xml:space="preserve">and the boot address mux are gone. The boot ROM loads the debug program, so</w:t>
+            </w:r>
+            <w:r>
+              <w:t xml:space="preserve"> </w:t>
+            </w:r>
+            <w:r>
+              <w:rPr>
+                <w:rStyle w:val="VerbatimChar"/>
+              </w:rPr>
+              <w:t xml:space="preserve">SYSDBG</w:t>
+            </w:r>
+            <w:r>
+              <w:t xml:space="preserve"> </w:t>
+            </w:r>
+            <w:r>
+              <w:t xml:space="preserve">no longer writes the window at boot: 7.2 is the four cases of the boot flow.</w:t>
+            </w:r>
+            <w:r>
+              <w:t xml:space="preserve"> </w:t>
+            </w:r>
+            <w:r>
+              <w:rPr>
+                <w:rStyle w:val="VerbatimChar"/>
+              </w:rPr>
+              <w:t xml:space="preserve">o_dbg_en</w:t>
+            </w:r>
+            <w:r>
+              <w:t xml:space="preserve"> </w:t>
+            </w:r>
+            <w:r>
+              <w:t xml:space="preserve">stays, for the JTAG pads only. 7.7: a halt needs the debug program in the window; a request held across a watchdog or software reset halts the core before its first instruction; breakpoints. 7.8: the layout is the contract’s</w:t>
+            </w:r>
+            <w:r>
+              <w:t xml:space="preserve"> </w:t>
+            </w:r>
+            <w:r>
+              <w:rPr>
+                <w:rStyle w:val="VerbatimChar"/>
+              </w:rPr>
+              <w:t xml:space="preserve">debug_window</w:t>
+            </w:r>
+            <w:r>
+              <w:t xml:space="preserve">, the mailbox moves to</w:t>
+            </w:r>
+            <w:r>
+              <w:t xml:space="preserve"> </w:t>
+            </w:r>
+            <w:r>
+              <w:rPr>
+                <w:rStyle w:val="VerbatimChar"/>
+              </w:rPr>
+              <w:t xml:space="preserve">0xF00</w:t>
+            </w:r>
+            <w:r>
+              <w:t xml:space="preserve"> </w:t>
+            </w:r>
+            <w:r>
+              <w:t xml:space="preserve">(</w:t>
+            </w:r>
+            <w:r>
+              <w:rPr>
+                <w:rStyle w:val="VerbatimChar"/>
+              </w:rPr>
+              <w:t xml:space="preserve">QNSC_BOOT_SPEC</w:t>
+            </w:r>
+            <w:r>
+              <w:t xml:space="preserve"> </w:t>
+            </w:r>
+            <w:r>
+              <w:t xml:space="preserve">Table 9-1). 9:</w:t>
+            </w:r>
+            <w:r>
+              <w:t xml:space="preserve"> </w:t>
+            </w:r>
+            <w:r>
+              <w:rPr>
+                <w:rStyle w:val="VerbatimChar"/>
+              </w:rPr>
+              <w:t xml:space="preserve">DbgTriggerEn</w:t>
+            </w:r>
+            <w:r>
+              <w:t xml:space="preserve"> </w:t>
+            </w:r>
+            <w:r>
+              <w:t xml:space="preserve">= 1, two hardware breakpoints (this document said 0, against its own</w:t>
+            </w:r>
+            <w:r>
+              <w:t xml:space="preserve"> </w:t>
+            </w:r>
+            <w:r>
+              <w:rPr>
+                <w:rStyle w:val="VerbatimChar"/>
+              </w:rPr>
+              <w:t xml:space="preserve">_DECISIONS</w:t>
+            </w:r>
+            <w:r>
+              <w:t xml:space="preserve"> </w:t>
+            </w:r>
+            <w:r>
+              <w:t xml:space="preserve">5.2)</w:t>
+            </w:r>
+          </w:p>
+        </w:tc>
+      </w:tr>
     </w:tbl>
     <w:bookmarkEnd w:id="26"/>
     <w:bookmarkStart w:id="27" w:name="overview"/>
@@ -620,7 +813,58 @@
         <w:pStyle w:val="BodyText"/>
       </w:pPr>
       <w:r>
-        <w:t xml:space="preserve">One external pin,</w:t>
+        <w:t xml:space="preserve">The CPU is never held. After every reset</w:t>
+      </w:r>
+      <w:r>
+        <w:t xml:space="preserve"> </w:t>
+      </w:r>
+      <w:r>
+        <w:rPr>
+          <w:rStyle w:val="VerbatimChar"/>
+        </w:rPr>
+        <w:t xml:space="preserve">SCRC</w:t>
+      </w:r>
+      <w:r>
+        <w:t xml:space="preserve"> </w:t>
+      </w:r>
+      <w:r>
+        <w:t xml:space="preserve">releases it and it runs the boot ROM,</w:t>
+      </w:r>
+      <w:r>
+        <w:t xml:space="preserve"> </w:t>
+      </w:r>
+      <w:r>
+        <w:t xml:space="preserve">which downloads the application over</w:t>
+      </w:r>
+      <w:r>
+        <w:t xml:space="preserve"> </w:t>
+      </w:r>
+      <w:r>
+        <w:rPr>
+          <w:rStyle w:val="VerbatimChar"/>
+        </w:rPr>
+        <w:t xml:space="preserve">UART0</w:t>
+      </w:r>
+      <w:r>
+        <w:t xml:space="preserve"> </w:t>
+      </w:r>
+      <w:r>
+        <w:t xml:space="preserve">and, when the frame carries one, a 4 KiB</w:t>
+      </w:r>
+      <w:r>
+        <w:t xml:space="preserve"> </w:t>
+      </w:r>
+      <w:r>
+        <w:t xml:space="preserve">debug program into the debug window (</w:t>
+      </w:r>
+      <w:r>
+        <w:rPr>
+          <w:rStyle w:val="VerbatimChar"/>
+        </w:rPr>
+        <w:t xml:space="preserve">QNSC_BOOT_SPEC</w:t>
+      </w:r>
+      <w:r>
+        <w:t xml:space="preserve">). One external pin,</w:t>
       </w:r>
       <w:r>
         <w:t xml:space="preserve"> </w:t>
@@ -632,7 +876,163 @@
         <w:t xml:space="preserve">DBG_EN</w:t>
       </w:r>
       <w:r>
-        <w:t xml:space="preserve">, decides who starts the CPU after power-on:</w:t>
+        <w:t xml:space="preserve">,</w:t>
+      </w:r>
+      <w:r>
+        <w:t xml:space="preserve"> </w:t>
+      </w:r>
+      <w:r>
+        <w:t xml:space="preserve">makes the ROM wait for the host after the download. The host ends the wait by</w:t>
+      </w:r>
+      <w:r>
+        <w:t xml:space="preserve"> </w:t>
+      </w:r>
+      <w:r>
+        <w:t xml:space="preserve">writing</w:t>
+      </w:r>
+      <w:r>
+        <w:t xml:space="preserve"> </w:t>
+      </w:r>
+      <w:r>
+        <w:rPr>
+          <w:rStyle w:val="VerbatimChar"/>
+        </w:rPr>
+        <w:t xml:space="preserve">DBG_BOOT.dbg_en_mask</w:t>
+      </w:r>
+      <w:r>
+        <w:t xml:space="preserve"> </w:t>
+      </w:r>
+      <w:r>
+        <w:t xml:space="preserve">of</w:t>
+      </w:r>
+      <w:r>
+        <w:t xml:space="preserve"> </w:t>
+      </w:r>
+      <w:r>
+        <w:rPr>
+          <w:rStyle w:val="VerbatimChar"/>
+        </w:rPr>
+        <w:t xml:space="preserve">SYSCSR</w:t>
+      </w:r>
+      <w:r>
+        <w:t xml:space="preserve"> </w:t>
+      </w:r>
+      <w:r>
+        <w:t xml:space="preserve">through this block’s bus master, and can</w:t>
+      </w:r>
+      <w:r>
+        <w:t xml:space="preserve"> </w:t>
+      </w:r>
+      <w:r>
+        <w:t xml:space="preserve">halt the CPU into the debug program at any time, while the ROM waits or while the</w:t>
+      </w:r>
+      <w:r>
+        <w:t xml:space="preserve"> </w:t>
+      </w:r>
+      <w:r>
+        <w:t xml:space="preserve">application runs.</w:t>
+      </w:r>
+    </w:p>
+    <w:p>
+      <w:pPr>
+        <w:pStyle w:val="BodyText"/>
+      </w:pPr>
+      <w:r>
+        <w:rPr>
+          <w:rStyle w:val="VerbatimChar"/>
+        </w:rPr>
+        <w:t xml:space="preserve">SYSDBG</w:t>
+      </w:r>
+      <w:r>
+        <w:t xml:space="preserve"> </w:t>
+      </w:r>
+      <w:r>
+        <w:t xml:space="preserve">does</w:t>
+      </w:r>
+      <w:r>
+        <w:t xml:space="preserve"> </w:t>
+      </w:r>
+      <w:r>
+        <w:rPr>
+          <w:b/>
+          <w:bCs/>
+        </w:rPr>
+        <w:t xml:space="preserve">not</w:t>
+      </w:r>
+      <w:r>
+        <w:t xml:space="preserve"> </w:t>
+      </w:r>
+      <w:r>
+        <w:t xml:space="preserve">reset the chip, hold the CPU, gate a clock, or hold a debug</w:t>
+      </w:r>
+      <w:r>
+        <w:t xml:space="preserve"> </w:t>
+      </w:r>
+      <w:r>
+        <w:t xml:space="preserve">ROM. It has no memory-mapped registers: everything is reached through JTAG. It</w:t>
+      </w:r>
+      <w:r>
+        <w:t xml:space="preserve"> </w:t>
+      </w:r>
+      <w:r>
+        <w:t xml:space="preserve">captures</w:t>
+      </w:r>
+      <w:r>
+        <w:t xml:space="preserve"> </w:t>
+      </w:r>
+      <w:r>
+        <w:rPr>
+          <w:rStyle w:val="VerbatimChar"/>
+        </w:rPr>
+        <w:t xml:space="preserve">DBG_EN</w:t>
+      </w:r>
+      <w:r>
+        <w:t xml:space="preserve"> </w:t>
+      </w:r>
+      <w:r>
+        <w:t xml:space="preserve">once, to keep the JTAG pads on JTAG (7.1).</w:t>
+      </w:r>
+    </w:p>
+    <w:p>
+      <w:pPr>
+        <w:pStyle w:val="BodyText"/>
+      </w:pPr>
+      <w:r>
+        <w:t xml:space="preserve">Block directory</w:t>
+      </w:r>
+      <w:r>
+        <w:t xml:space="preserve"> </w:t>
+      </w:r>
+      <w:r>
+        <w:rPr>
+          <w:rStyle w:val="VerbatimChar"/>
+        </w:rPr>
+        <w:t xml:space="preserve">design/sysdbg</w:t>
+      </w:r>
+      <w:r>
+        <w:t xml:space="preserve">, module</w:t>
+      </w:r>
+      <w:r>
+        <w:t xml:space="preserve"> </w:t>
+      </w:r>
+      <w:r>
+        <w:rPr>
+          <w:rStyle w:val="VerbatimChar"/>
+        </w:rPr>
+        <w:t xml:space="preserve">m_qnsc_sysdbg</w:t>
+      </w:r>
+      <w:r>
+        <w:t xml:space="preserve">, owner Nghia Van Trong.</w:t>
+      </w:r>
+    </w:p>
+    <w:bookmarkEnd w:id="27"/>
+    <w:bookmarkStart w:id="28" w:name="features"/>
+    <w:p>
+      <w:pPr>
+        <w:pStyle w:val="Heading1"/>
+      </w:pPr>
+      <w:r>
+        <w:t xml:space="preserve">2. Features</w:t>
       </w:r>
     </w:p>
     <w:p>
@@ -645,47 +1045,7 @@
         <w:jc w:val="left"/>
       </w:pPr>
       <w:r>
-        <w:rPr>
-          <w:rStyle w:val="VerbatimChar"/>
-        </w:rPr>
-        <w:t xml:space="preserve">DBG_EN = 0</w:t>
-      </w:r>
-      <w:r>
-        <w:t xml:space="preserve">,</w:t>
-      </w:r>
-      <w:r>
-        <w:t xml:space="preserve"> </w:t>
-      </w:r>
-      <w:r>
-        <w:rPr>
-          <w:b/>
-          <w:bCs/>
-        </w:rPr>
-        <w:t xml:space="preserve">normal boot</w:t>
-      </w:r>
-      <w:r>
-        <w:t xml:space="preserve">:</w:t>
-      </w:r>
-      <w:r>
-        <w:t xml:space="preserve"> </w:t>
-      </w:r>
-      <w:r>
-        <w:rPr>
-          <w:rStyle w:val="VerbatimChar"/>
-        </w:rPr>
-        <w:t xml:space="preserve">SCRC</w:t>
-      </w:r>
-      <w:r>
-        <w:t xml:space="preserve"> </w:t>
-      </w:r>
-      <w:r>
-        <w:t xml:space="preserve">releases the CPU, which runs the ROM</w:t>
-      </w:r>
-      <w:r>
-        <w:t xml:space="preserve"> </w:t>
-      </w:r>
-      <w:r>
-        <w:t xml:space="preserve">bootloader. The debugger can attach later.</w:t>
+        <w:t xml:space="preserve">JTAG TAP to IEEE 1149.1, 4-bit IR, six data registers.</w:t>
       </w:r>
     </w:p>
     <w:p>
@@ -698,13 +1058,7 @@
         <w:jc w:val="left"/>
       </w:pPr>
       <w:r>
-        <w:rPr>
-          <w:rStyle w:val="VerbatimChar"/>
-        </w:rPr>
-        <w:t xml:space="preserve">DBG_EN = 1</w:t>
-      </w:r>
-      <w:r>
-        <w:t xml:space="preserve">,</w:t>
+        <w:t xml:space="preserve">AXI4 manager: one-beat, 32-bit word reads and writes to any address,</w:t>
       </w:r>
       <w:r>
         <w:t xml:space="preserve"> </w:t>
@@ -714,112 +1068,24 @@
           <w:b/>
           <w:bCs/>
         </w:rPr>
-        <w:t xml:space="preserve">debug boot</w:t>
-      </w:r>
-      <w:r>
-        <w:t xml:space="preserve">: the CPU stays in reset until the host has loaded the</w:t>
-      </w:r>
-      <w:r>
-        <w:t xml:space="preserve"> </w:t>
-      </w:r>
-      <w:r>
-        <w:t xml:space="preserve">debug window and the program into</w:t>
-      </w:r>
-      <w:r>
-        <w:t xml:space="preserve"> </w:t>
-      </w:r>
-      <w:r>
-        <w:rPr>
-          <w:rStyle w:val="VerbatimChar"/>
-        </w:rPr>
-        <w:t xml:space="preserve">ISRAM</w:t>
-      </w:r>
-      <w:r>
-        <w:t xml:space="preserve"> </w:t>
-      </w:r>
-      <w:r>
-        <w:t xml:space="preserve">over JTAG, and then released it.</w:t>
-      </w:r>
-    </w:p>
-    <w:p>
-      <w:pPr>
-        <w:pStyle w:val="FirstParagraph"/>
-      </w:pPr>
-      <w:r>
-        <w:rPr>
-          <w:rStyle w:val="VerbatimChar"/>
-        </w:rPr>
-        <w:t xml:space="preserve">SYSDBG</w:t>
-      </w:r>
-      <w:r>
-        <w:t xml:space="preserve"> </w:t>
-      </w:r>
-      <w:r>
-        <w:t xml:space="preserve">does</w:t>
-      </w:r>
-      <w:r>
-        <w:t xml:space="preserve"> </w:t>
+        <w:t xml:space="preserve">including</w:t>
       </w:r>
       <w:r>
         <w:rPr>
           <w:b/>
           <w:bCs/>
         </w:rPr>
-        <w:t xml:space="preserve">not</w:t>
-      </w:r>
-      <w:r>
-        <w:t xml:space="preserve"> </w:t>
-      </w:r>
-      <w:r>
-        <w:t xml:space="preserve">reset the chip, gate a clock, or hold a debug ROM. It has no</w:t>
-      </w:r>
-      <w:r>
-        <w:t xml:space="preserve"> </w:t>
-      </w:r>
-      <w:r>
-        <w:t xml:space="preserve">memory-mapped registers: everything is reached through JTAG.</w:t>
-      </w:r>
-    </w:p>
-    <w:p>
-      <w:pPr>
-        <w:pStyle w:val="BodyText"/>
-      </w:pPr>
-      <w:r>
-        <w:t xml:space="preserve">Block directory</w:t>
-      </w:r>
-      <w:r>
-        <w:t xml:space="preserve"> </w:t>
-      </w:r>
-      <w:r>
-        <w:rPr>
-          <w:rStyle w:val="VerbatimChar"/>
-        </w:rPr>
-        <w:t xml:space="preserve">design/sysdbg</w:t>
-      </w:r>
-      <w:r>
-        <w:t xml:space="preserve">, module</w:t>
-      </w:r>
-      <w:r>
-        <w:t xml:space="preserve"> </w:t>
-      </w:r>
-      <w:r>
-        <w:rPr>
-          <w:rStyle w:val="VerbatimChar"/>
-        </w:rPr>
-        <w:t xml:space="preserve">m_qnsc_sysdbg</w:t>
-      </w:r>
-      <w:r>
-        <w:t xml:space="preserve">, owner Nghia Van Trong.</w:t>
-      </w:r>
-    </w:p>
-    <w:bookmarkEnd w:id="27"/>
-    <w:bookmarkStart w:id="28" w:name="features"/>
-    <w:p>
-      <w:pPr>
-        <w:pStyle w:val="Heading1"/>
-      </w:pPr>
-      <w:r>
-        <w:t xml:space="preserve">2. Features</w:t>
+        <w:t xml:space="preserve"> </w:t>
+      </w:r>
+      <w:r>
+        <w:rPr>
+          <w:b/>
+          <w:bCs/>
+        </w:rPr>
+        <w:t xml:space="preserve">while the CPU runs</w:t>
+      </w:r>
+      <w:r>
+        <w:t xml:space="preserve">. One transaction at a time.</w:t>
       </w:r>
     </w:p>
     <w:p>
@@ -827,12 +1093,12 @@
         <w:pStyle w:val="Compact"/>
         <w:numPr>
           <w:ilvl w:val="0"/>
-          <w:numId w:val="1002"/>
+          <w:numId w:val="1001"/>
         </w:numPr>
         <w:jc w:val="left"/>
       </w:pPr>
       <w:r>
-        <w:t xml:space="preserve">JTAG TAP to IEEE 1149.1, 4-bit IR, seven data registers.</w:t>
+        <w:t xml:space="preserve">4-phase request/acknowledge handshake between the TCK and AXI clock domains.</w:t>
       </w:r>
     </w:p>
     <w:p>
@@ -840,39 +1106,24 @@
         <w:pStyle w:val="Compact"/>
         <w:numPr>
           <w:ilvl w:val="0"/>
-          <w:numId w:val="1002"/>
+          <w:numId w:val="1001"/>
         </w:numPr>
         <w:jc w:val="left"/>
       </w:pPr>
       <w:r>
-        <w:t xml:space="preserve">AXI4 manager: one-beat, 32-bit word reads and writes to any address,</w:t>
-      </w:r>
-      <w:r>
-        <w:t xml:space="preserve"> </w:t>
-      </w:r>
-      <w:r>
-        <w:rPr>
-          <w:b/>
-          <w:bCs/>
-        </w:rPr>
-        <w:t xml:space="preserve">including</w:t>
-      </w:r>
-      <w:r>
-        <w:rPr>
-          <w:b/>
-          <w:bCs/>
-        </w:rPr>
-        <w:t xml:space="preserve"> </w:t>
-      </w:r>
-      <w:r>
-        <w:rPr>
-          <w:b/>
-          <w:bCs/>
-        </w:rPr>
-        <w:t xml:space="preserve">while the CPU runs</w:t>
-      </w:r>
-      <w:r>
-        <w:t xml:space="preserve">. One transaction at a time.</w:t>
+        <w:t xml:space="preserve">Halt through</w:t>
+      </w:r>
+      <w:r>
+        <w:t xml:space="preserve"> </w:t>
+      </w:r>
+      <w:r>
+        <w:rPr>
+          <w:rStyle w:val="VerbatimChar"/>
+        </w:rPr>
+        <w:t xml:space="preserve">debug_req</w:t>
+      </w:r>
+      <w:r>
+        <w:t xml:space="preserve">, set and cleared by the host.</w:t>
       </w:r>
     </w:p>
     <w:p>
@@ -880,12 +1131,18 @@
         <w:pStyle w:val="Compact"/>
         <w:numPr>
           <w:ilvl w:val="0"/>
-          <w:numId w:val="1002"/>
+          <w:numId w:val="1001"/>
         </w:numPr>
         <w:jc w:val="left"/>
       </w:pPr>
       <w:r>
-        <w:t xml:space="preserve">4-phase request/acknowledge handshake between the TCK and AXI clock domains.</w:t>
+        <w:t xml:space="preserve">Debug while the boot ROM waits and while the application runs: the CPU is never</w:t>
+      </w:r>
+      <w:r>
+        <w:t xml:space="preserve"> </w:t>
+      </w:r>
+      <w:r>
+        <w:t xml:space="preserve">held, and a halt enters the debug program that the ROM loaded into the window.</w:t>
       </w:r>
     </w:p>
     <w:p>
@@ -893,64 +1150,24 @@
         <w:pStyle w:val="Compact"/>
         <w:numPr>
           <w:ilvl w:val="0"/>
-          <w:numId w:val="1002"/>
+          <w:numId w:val="1001"/>
         </w:numPr>
         <w:jc w:val="left"/>
       </w:pPr>
       <w:r>
-        <w:t xml:space="preserve">Halt through</w:t>
-      </w:r>
-      <w:r>
-        <w:t xml:space="preserve"> </w:t>
-      </w:r>
-      <w:r>
-        <w:rPr>
-          <w:rStyle w:val="VerbatimChar"/>
-        </w:rPr>
-        <w:t xml:space="preserve">debug_req</w:t>
-      </w:r>
-      <w:r>
-        <w:t xml:space="preserve">, set and cleared by the host.</w:t>
-      </w:r>
-    </w:p>
-    <w:p>
-      <w:pPr>
-        <w:pStyle w:val="Compact"/>
-        <w:numPr>
-          <w:ilvl w:val="0"/>
-          <w:numId w:val="1002"/>
-        </w:numPr>
-        <w:jc w:val="left"/>
-      </w:pPr>
-      <w:r>
-        <w:t xml:space="preserve">Debug boot:</w:t>
-      </w:r>
-      <w:r>
-        <w:t xml:space="preserve"> </w:t>
-      </w:r>
-      <w:r>
-        <w:rPr>
-          <w:rStyle w:val="VerbatimChar"/>
-        </w:rPr>
-        <w:t xml:space="preserve">DBG_EN</w:t>
-      </w:r>
-      <w:r>
-        <w:t xml:space="preserve"> </w:t>
-      </w:r>
-      <w:r>
-        <w:t xml:space="preserve">pin; CPU held in reset until the host clears</w:t>
-      </w:r>
-      <w:r>
-        <w:t xml:space="preserve"> </w:t>
-      </w:r>
-      <w:r>
-        <w:rPr>
-          <w:rStyle w:val="VerbatimChar"/>
-        </w:rPr>
-        <w:t xml:space="preserve">CPUHOLD</w:t>
-      </w:r>
-      <w:r>
-        <w:t xml:space="preserve">.</w:t>
+        <w:t xml:space="preserve">Two hardware breakpoints (</w:t>
+      </w:r>
+      <w:r>
+        <w:rPr>
+          <w:rStyle w:val="VerbatimChar"/>
+        </w:rPr>
+        <w:t xml:space="preserve">DbgTriggerEn</w:t>
+      </w:r>
+      <w:r>
+        <w:t xml:space="preserve"> </w:t>
+      </w:r>
+      <w:r>
+        <w:t xml:space="preserve">= 1), also in the read-only ROM.</w:t>
       </w:r>
     </w:p>
     <w:bookmarkEnd w:id="28"/>
@@ -1985,75 +2202,7 @@
               <w:t xml:space="preserve">DBG_EN</w:t>
             </w:r>
             <w:r>
-              <w:t xml:space="preserve">. Selects the Ibex boot address and forces the JTAG pins</w:t>
-            </w:r>
-          </w:p>
-        </w:tc>
-      </w:tr>
-      <w:tr>
-        <w:tc>
-          <w:tcPr/>
-          <w:p>
-            <w:pPr>
-              <w:pStyle w:val="Compact"/>
-              <w:jc w:val="left"/>
-            </w:pPr>
-            <w:r>
-              <w:rPr>
-                <w:rStyle w:val="VerbatimChar"/>
-              </w:rPr>
-              <w:t xml:space="preserve">o_dbg_cpu_hold</w:t>
-            </w:r>
-          </w:p>
-        </w:tc>
-        <w:tc>
-          <w:tcPr/>
-          <w:p>
-            <w:pPr>
-              <w:pStyle w:val="Compact"/>
-              <w:jc w:val="left"/>
-            </w:pPr>
-            <w:r>
-              <w:t xml:space="preserve">out</w:t>
-            </w:r>
-          </w:p>
-        </w:tc>
-        <w:tc>
-          <w:tcPr/>
-          <w:p>
-            <w:pPr>
-              <w:pStyle w:val="Compact"/>
-              <w:jc w:val="right"/>
-            </w:pPr>
-            <w:r>
-              <w:t xml:space="preserve">1</w:t>
-            </w:r>
-          </w:p>
-        </w:tc>
-        <w:tc>
-          <w:tcPr/>
-          <w:p>
-            <w:pPr>
-              <w:pStyle w:val="Compact"/>
-              <w:jc w:val="left"/>
-            </w:pPr>
-            <w:r>
-              <w:t xml:space="preserve">1 holds the CPU in reset. From a flip-flop, reset 1. Into the</w:t>
-            </w:r>
-            <w:r>
-              <w:t xml:space="preserve"> </w:t>
-            </w:r>
-            <w:r>
-              <w:rPr>
-                <w:rStyle w:val="VerbatimChar"/>
-              </w:rPr>
-              <w:t xml:space="preserve">SCRC</w:t>
-            </w:r>
-            <w:r>
-              <w:t xml:space="preserve"> </w:t>
-            </w:r>
-            <w:r>
-              <w:t xml:space="preserve">CPU reset synchroniser</w:t>
+              <w:t xml:space="preserve">. Forces the JTAG pins to JTAG, in the IO MUX. Not a boot address and not a CPU hold</w:t>
             </w:r>
           </w:p>
         </w:tc>
@@ -3617,98 +3766,6 @@
               <w:rPr>
                 <w:rStyle w:val="VerbatimChar"/>
               </w:rPr>
-              <w:t xml:space="preserve">1000</w:t>
-            </w:r>
-          </w:p>
-        </w:tc>
-        <w:tc>
-          <w:tcPr/>
-          <w:p>
-            <w:pPr>
-              <w:pStyle w:val="Compact"/>
-              <w:jc w:val="left"/>
-            </w:pPr>
-            <w:r>
-              <w:rPr>
-                <w:rStyle w:val="VerbatimChar"/>
-              </w:rPr>
-              <w:t xml:space="preserve">CPUHOLD</w:t>
-            </w:r>
-          </w:p>
-        </w:tc>
-        <w:tc>
-          <w:tcPr/>
-          <w:p>
-            <w:pPr>
-              <w:pStyle w:val="Compact"/>
-              <w:jc w:val="right"/>
-            </w:pPr>
-            <w:r>
-              <w:t xml:space="preserve">1</w:t>
-            </w:r>
-          </w:p>
-        </w:tc>
-        <w:tc>
-          <w:tcPr/>
-          <w:p>
-            <w:pPr>
-              <w:pStyle w:val="Compact"/>
-              <w:jc w:val="left"/>
-            </w:pPr>
-            <w:r>
-              <w:rPr>
-                <w:rStyle w:val="VerbatimChar"/>
-              </w:rPr>
-              <w:t xml:space="preserve">cpu_hold</w:t>
-            </w:r>
-          </w:p>
-        </w:tc>
-        <w:tc>
-          <w:tcPr/>
-          <w:p>
-            <w:pPr>
-              <w:pStyle w:val="Compact"/>
-              <w:jc w:val="left"/>
-            </w:pPr>
-            <w:r>
-              <w:t xml:space="preserve">Load</w:t>
-            </w:r>
-            <w:r>
-              <w:t xml:space="preserve"> </w:t>
-            </w:r>
-            <w:r>
-              <w:rPr>
-                <w:rStyle w:val="VerbatimChar"/>
-              </w:rPr>
-              <w:t xml:space="preserve">cpu_hold</w:t>
-            </w:r>
-          </w:p>
-        </w:tc>
-        <w:tc>
-          <w:tcPr/>
-          <w:p>
-            <w:pPr>
-              <w:pStyle w:val="Compact"/>
-              <w:jc w:val="left"/>
-            </w:pPr>
-            <w:r>
-              <w:t xml:space="preserve">1</w:t>
-            </w:r>
-          </w:p>
-        </w:tc>
-      </w:tr>
-      <w:tr>
-        <w:tc>
-          <w:tcPr/>
-          <w:p>
-            <w:pPr>
-              <w:pStyle w:val="Compact"/>
-              <w:jc w:val="left"/>
-            </w:pPr>
-            <w:r>
-              <w:rPr>
-                <w:rStyle w:val="VerbatimChar"/>
-              </w:rPr>
               <w:t xml:space="preserve">1110</w:t>
             </w:r>
           </w:p>
@@ -3949,7 +4006,7 @@
         <w:pStyle w:val="Compact"/>
         <w:numPr>
           <w:ilvl w:val="0"/>
-          <w:numId w:val="1003"/>
+          <w:numId w:val="1002"/>
         </w:numPr>
         <w:jc w:val="left"/>
       </w:pPr>
@@ -3986,7 +4043,7 @@
         <w:pStyle w:val="Compact"/>
         <w:numPr>
           <w:ilvl w:val="0"/>
-          <w:numId w:val="1003"/>
+          <w:numId w:val="1002"/>
         </w:numPr>
         <w:jc w:val="left"/>
       </w:pPr>
@@ -4053,7 +4110,7 @@
         <w:pStyle w:val="Compact"/>
         <w:numPr>
           <w:ilvl w:val="0"/>
-          <w:numId w:val="1003"/>
+          <w:numId w:val="1002"/>
         </w:numPr>
         <w:jc w:val="left"/>
       </w:pPr>
@@ -4083,157 +4140,6 @@
       </w:r>
       <w:r>
         <w:t xml:space="preserve">.</w:t>
-      </w:r>
-    </w:p>
-    <w:bookmarkEnd w:id="35"/>
-    <w:bookmarkStart w:id="50" w:name="functional-behaviour"/>
-    <w:p>
-      <w:pPr>
-        <w:pStyle w:val="Heading1"/>
-      </w:pPr>
-      <w:r>
-        <w:t xml:space="preserve">7. Functional behaviour</w:t>
-      </w:r>
-    </w:p>
-    <w:bookmarkStart w:id="36" w:name="debug-enable-and-cpu-hold"/>
-    <w:p>
-      <w:pPr>
-        <w:pStyle w:val="Heading2"/>
-      </w:pPr>
-      <w:r>
-        <w:t xml:space="preserve">7.1 Debug enable and CPU hold</w:t>
-      </w:r>
-    </w:p>
-    <w:p>
-      <w:pPr>
-        <w:pStyle w:val="FirstParagraph"/>
-      </w:pPr>
-      <w:r>
-        <w:t xml:space="preserve">The system domain synchronises</w:t>
-      </w:r>
-      <w:r>
-        <w:t xml:space="preserve"> </w:t>
-      </w:r>
-      <w:r>
-        <w:rPr>
-          <w:rStyle w:val="VerbatimChar"/>
-        </w:rPr>
-        <w:t xml:space="preserve">i_dbg_en</w:t>
-      </w:r>
-      <w:r>
-        <w:t xml:space="preserve"> </w:t>
-      </w:r>
-      <w:r>
-        <w:t xml:space="preserve">and captures it</w:t>
-      </w:r>
-      <w:r>
-        <w:t xml:space="preserve"> </w:t>
-      </w:r>
-      <w:r>
-        <w:rPr>
-          <w:b/>
-          <w:bCs/>
-        </w:rPr>
-        <w:t xml:space="preserve">once</w:t>
-      </w:r>
-      <w:r>
-        <w:t xml:space="preserve">,</w:t>
-      </w:r>
-      <w:r>
-        <w:t xml:space="preserve"> </w:t>
-      </w:r>
-      <w:r>
-        <w:rPr>
-          <w:rStyle w:val="VerbatimChar"/>
-        </w:rPr>
-        <w:t xml:space="preserve">SyncStages</w:t>
-      </w:r>
-      <w:r>
-        <w:t xml:space="preserve"> </w:t>
-      </w:r>
-      <w:r>
-        <w:t xml:space="preserve">+ 1</w:t>
-      </w:r>
-      <w:r>
-        <w:t xml:space="preserve"> </w:t>
-      </w:r>
-      <w:r>
-        <w:t xml:space="preserve">cycles after</w:t>
-      </w:r>
-      <w:r>
-        <w:t xml:space="preserve"> </w:t>
-      </w:r>
-      <w:r>
-        <w:rPr>
-          <w:rStyle w:val="VerbatimChar"/>
-        </w:rPr>
-        <w:t xml:space="preserve">i_rst_n_por</w:t>
-      </w:r>
-      <w:r>
-        <w:t xml:space="preserve"> </w:t>
-      </w:r>
-      <w:r>
-        <w:t xml:space="preserve">releases.</w:t>
-      </w:r>
-      <w:r>
-        <w:t xml:space="preserve"> </w:t>
-      </w:r>
-      <w:r>
-        <w:t xml:space="preserve">The captured value is</w:t>
-      </w:r>
-      <w:r>
-        <w:t xml:space="preserve"> </w:t>
-      </w:r>
-      <w:r>
-        <w:rPr>
-          <w:rStyle w:val="VerbatimChar"/>
-        </w:rPr>
-        <w:t xml:space="preserve">o_dbg_en</w:t>
-      </w:r>
-      <w:r>
-        <w:t xml:space="preserve">. It holds until the next power-on reset. The</w:t>
-      </w:r>
-      <w:r>
-        <w:t xml:space="preserve"> </w:t>
-      </w:r>
-      <w:r>
-        <w:rPr>
-          <w:rStyle w:val="VerbatimChar"/>
-        </w:rPr>
-        <w:t xml:space="preserve">cpu_hold</w:t>
-      </w:r>
-      <w:r>
-        <w:t xml:space="preserve"> </w:t>
-      </w:r>
-      <w:r>
-        <w:t xml:space="preserve">data register reaches the system domain through a synchroniser whose</w:t>
-      </w:r>
-      <w:r>
-        <w:t xml:space="preserve"> </w:t>
-      </w:r>
-      <w:r>
-        <w:t xml:space="preserve">reset value is 1.</w:t>
-      </w:r>
-    </w:p>
-    <w:p>
-      <w:pPr>
-        <w:pStyle w:val="SourceCode"/>
-        <w:jc w:val="left"/>
-      </w:pPr>
-      <w:r>
-        <w:rPr>
-          <w:rStyle w:val="VerbatimChar"/>
-        </w:rPr>
-        <w:t xml:space="preserve">captured   = 0 from i_rst_n_por, 1 once DBG_EN has been captured</w:t>
-      </w:r>
-      <w:r>
-        <w:br/>
-      </w:r>
-      <w:r>
-        <w:rPr>
-          <w:rStyle w:val="VerbatimChar"/>
-        </w:rPr>
-        <w:t xml:space="preserve">o_dbg_cpu_hold = !captured | (o_dbg_en &amp; cpu_hold_sync)      -- registered, reset 1</w:t>
       </w:r>
     </w:p>
     <w:p>
@@ -4241,281 +4147,383 @@
         <w:pStyle w:val="Compact"/>
         <w:numPr>
           <w:ilvl w:val="0"/>
-          <w:numId w:val="1004"/>
+          <w:numId w:val="1002"/>
         </w:numPr>
         <w:jc w:val="left"/>
       </w:pPr>
       <w:r>
-        <w:t xml:space="preserve">Until the capture,</w:t>
-      </w:r>
-      <w:r>
-        <w:t xml:space="preserve"> </w:t>
-      </w:r>
-      <w:r>
-        <w:rPr>
-          <w:rStyle w:val="VerbatimChar"/>
-        </w:rPr>
-        <w:t xml:space="preserve">o_dbg_cpu_hold = 1</w:t>
-      </w:r>
-      <w:r>
-        <w:t xml:space="preserve">.</w:t>
+        <w:rPr>
+          <w:rStyle w:val="VerbatimChar"/>
+        </w:rPr>
+        <w:t xml:space="preserve">1000</w:t>
+      </w:r>
+      <w:r>
+        <w:t xml:space="preserve"> </w:t>
+      </w:r>
+      <w:r>
+        <w:t xml:space="preserve">was</w:t>
+      </w:r>
+      <w:r>
+        <w:t xml:space="preserve"> </w:t>
+      </w:r>
+      <w:r>
+        <w:rPr>
+          <w:rStyle w:val="VerbatimChar"/>
+        </w:rPr>
+        <w:t xml:space="preserve">CPUHOLD</w:t>
+      </w:r>
+      <w:r>
+        <w:t xml:space="preserve"> </w:t>
+      </w:r>
+      <w:r>
+        <w:t xml:space="preserve">until V3.1. It now acts as</w:t>
+      </w:r>
+      <w:r>
+        <w:t xml:space="preserve"> </w:t>
+      </w:r>
+      <w:r>
+        <w:rPr>
+          <w:rStyle w:val="VerbatimChar"/>
+        </w:rPr>
+        <w:t xml:space="preserve">BYPASS</w:t>
+      </w:r>
+      <w:r>
+        <w:t xml:space="preserve">, like every unused code.</w:t>
+      </w:r>
+    </w:p>
+    <w:bookmarkEnd w:id="35"/>
+    <w:bookmarkStart w:id="47" w:name="functional-behaviour"/>
+    <w:p>
+      <w:pPr>
+        <w:pStyle w:val="Heading1"/>
+      </w:pPr>
+      <w:r>
+        <w:t xml:space="preserve">7. Functional behaviour</w:t>
+      </w:r>
+    </w:p>
+    <w:bookmarkStart w:id="36" w:name="dbg_en-and-the-jtag-pads"/>
+    <w:p>
+      <w:pPr>
+        <w:pStyle w:val="Heading2"/>
+      </w:pPr>
+      <w:r>
+        <w:t xml:space="preserve">7.1 DBG_EN and the JTAG pads</w:t>
       </w:r>
     </w:p>
     <w:p>
       <w:pPr>
-        <w:pStyle w:val="Compact"/>
-        <w:numPr>
-          <w:ilvl w:val="0"/>
-          <w:numId w:val="1004"/>
-        </w:numPr>
-        <w:jc w:val="left"/>
-      </w:pPr>
-      <w:r>
-        <w:rPr>
-          <w:rStyle w:val="VerbatimChar"/>
+        <w:pStyle w:val="FirstParagraph"/>
+      </w:pPr>
+      <w:r>
+        <w:t xml:space="preserve">The system domain synchronises</w:t>
+      </w:r>
+      <w:r>
+        <w:t xml:space="preserve"> </w:t>
+      </w:r>
+      <w:r>
+        <w:rPr>
+          <w:rStyle w:val="VerbatimChar"/>
+        </w:rPr>
+        <w:t xml:space="preserve">i_dbg_en</w:t>
+      </w:r>
+      <w:r>
+        <w:t xml:space="preserve"> </w:t>
+      </w:r>
+      <w:r>
+        <w:t xml:space="preserve">and captures it</w:t>
+      </w:r>
+      <w:r>
+        <w:t xml:space="preserve"> </w:t>
+      </w:r>
+      <w:r>
+        <w:rPr>
           <w:b/>
           <w:bCs/>
         </w:rPr>
-        <w:t xml:space="preserve">DBG_EN = 0</w:t>
+        <w:t xml:space="preserve">once</w:t>
+      </w:r>
+      <w:r>
+        <w:t xml:space="preserve">,</w:t>
+      </w:r>
+      <w:r>
+        <w:t xml:space="preserve"> </w:t>
+      </w:r>
+      <w:r>
+        <w:rPr>
+          <w:rStyle w:val="VerbatimChar"/>
+        </w:rPr>
+        <w:t xml:space="preserve">SyncStages</w:t>
+      </w:r>
+      <w:r>
+        <w:t xml:space="preserve"> </w:t>
+      </w:r>
+      <w:r>
+        <w:t xml:space="preserve">+ 1</w:t>
+      </w:r>
+      <w:r>
+        <w:t xml:space="preserve"> </w:t>
+      </w:r>
+      <w:r>
+        <w:t xml:space="preserve">cycles after</w:t>
+      </w:r>
+      <w:r>
+        <w:t xml:space="preserve"> </w:t>
+      </w:r>
+      <w:r>
+        <w:rPr>
+          <w:rStyle w:val="VerbatimChar"/>
+        </w:rPr>
+        <w:t xml:space="preserve">i_rst_n_por</w:t>
+      </w:r>
+      <w:r>
+        <w:t xml:space="preserve"> </w:t>
+      </w:r>
+      <w:r>
+        <w:t xml:space="preserve">releases. The captured value is</w:t>
+      </w:r>
+      <w:r>
+        <w:t xml:space="preserve"> </w:t>
+      </w:r>
+      <w:r>
+        <w:rPr>
+          <w:rStyle w:val="VerbatimChar"/>
+        </w:rPr>
+        <w:t xml:space="preserve">o_dbg_en</w:t>
+      </w:r>
+      <w:r>
+        <w:t xml:space="preserve">. It holds until</w:t>
+      </w:r>
+      <w:r>
+        <w:t xml:space="preserve"> </w:t>
+      </w:r>
+      <w:r>
+        <w:t xml:space="preserve">the next power-on reset, so a later change of the pad does nothing.</w:t>
+      </w:r>
+    </w:p>
+    <w:p>
+      <w:pPr>
+        <w:pStyle w:val="BodyText"/>
+      </w:pPr>
+      <w:r>
+        <w:rPr>
+          <w:rStyle w:val="VerbatimChar"/>
+        </w:rPr>
+        <w:t xml:space="preserve">o_dbg_en</w:t>
+      </w:r>
+      <w:r>
+        <w:t xml:space="preserve"> </w:t>
+      </w:r>
+      <w:r>
+        <w:t xml:space="preserve">has one use: while it is 1 the IO MUX keeps the five JTAG pads on JTAG, so</w:t>
+      </w:r>
+      <w:r>
+        <w:t xml:space="preserve"> </w:t>
+      </w:r>
+      <w:r>
+        <w:t xml:space="preserve">firmware that remaps pins cannot cut the debugger off in a debug session</w:t>
+      </w:r>
+      <w:r>
+        <w:t xml:space="preserve"> </w:t>
+      </w:r>
+      <w:r>
+        <w:t xml:space="preserve">(</w:t>
+      </w:r>
+      <w:r>
+        <w:rPr>
+          <w:rStyle w:val="VerbatimChar"/>
+        </w:rPr>
+        <w:t xml:space="preserve">_DECISIONS</w:t>
+      </w:r>
+      <w:r>
+        <w:t xml:space="preserve"> </w:t>
+      </w:r>
+      <w:r>
+        <w:t xml:space="preserve">4.3.1). It does not decide how the CPU starts.</w:t>
+      </w:r>
+      <w:r>
+        <w:t xml:space="preserve"> </w:t>
       </w:r>
       <w:r>
         <w:rPr>
           <w:b/>
           <w:bCs/>
         </w:rPr>
-        <w:t xml:space="preserve">:</w:t>
-      </w:r>
-      <w:r>
-        <w:t xml:space="preserve"> </w:t>
-      </w:r>
-      <w:r>
-        <w:t xml:space="preserve">after the capture,</w:t>
-      </w:r>
-      <w:r>
-        <w:t xml:space="preserve"> </w:t>
-      </w:r>
-      <w:r>
-        <w:rPr>
-          <w:rStyle w:val="VerbatimChar"/>
-        </w:rPr>
-        <w:t xml:space="preserve">o_dbg_cpu_hold = 0</w:t>
-      </w:r>
-      <w:r>
-        <w:t xml:space="preserve"> </w:t>
-      </w:r>
-      <w:r>
-        <w:t xml:space="preserve">permanently.</w:t>
-      </w:r>
-      <w:r>
-        <w:t xml:space="preserve"> </w:t>
-      </w:r>
-      <w:r>
-        <w:rPr>
-          <w:rStyle w:val="VerbatimChar"/>
-        </w:rPr>
-        <w:t xml:space="preserve">CPUHOLD</w:t>
-      </w:r>
-      <w:r>
-        <w:t xml:space="preserve"> </w:t>
-      </w:r>
-      <w:r>
-        <w:t xml:space="preserve">has</w:t>
-      </w:r>
-      <w:r>
-        <w:t xml:space="preserve"> </w:t>
-      </w:r>
-      <w:r>
-        <w:t xml:space="preserve">no effect.</w:t>
+        <w:t xml:space="preserve">The CPU is never held</w:t>
+      </w:r>
+      <w:r>
+        <w:rPr>
+          <w:b/>
+          <w:bCs/>
+        </w:rPr>
+        <w:t xml:space="preserve"> </w:t>
+      </w:r>
+      <w:r>
+        <w:rPr>
+          <w:b/>
+          <w:bCs/>
+        </w:rPr>
+        <w:t xml:space="preserve">and has one boot address, the ROM</w:t>
+      </w:r>
+      <w:r>
+        <w:t xml:space="preserve"> </w:t>
+      </w:r>
+      <w:r>
+        <w:t xml:space="preserve">(</w:t>
+      </w:r>
+      <w:r>
+        <w:rPr>
+          <w:rStyle w:val="VerbatimChar"/>
+        </w:rPr>
+        <w:t xml:space="preserve">QNSC_BOOT_SPEC</w:t>
+      </w:r>
+      <w:r>
+        <w:t xml:space="preserve"> </w:t>
+      </w:r>
+      <w:r>
+        <w:t xml:space="preserve">4).</w:t>
       </w:r>
     </w:p>
     <w:p>
       <w:pPr>
-        <w:pStyle w:val="Compact"/>
-        <w:numPr>
-          <w:ilvl w:val="0"/>
-          <w:numId w:val="1004"/>
-        </w:numPr>
-        <w:jc w:val="left"/>
-      </w:pPr>
-      <w:r>
-        <w:rPr>
-          <w:rStyle w:val="VerbatimChar"/>
-          <w:b/>
-          <w:bCs/>
-        </w:rPr>
-        <w:t xml:space="preserve">DBG_EN = 1</w:t>
-      </w:r>
-      <w:r>
-        <w:rPr>
-          <w:b/>
-          <w:bCs/>
-        </w:rPr>
-        <w:t xml:space="preserve">:</w:t>
-      </w:r>
-      <w:r>
-        <w:t xml:space="preserve"> </w:t>
-      </w:r>
-      <w:r>
-        <w:rPr>
-          <w:rStyle w:val="VerbatimChar"/>
-        </w:rPr>
-        <w:t xml:space="preserve">o_dbg_cpu_hold</w:t>
-      </w:r>
-      <w:r>
-        <w:t xml:space="preserve"> </w:t>
-      </w:r>
-      <w:r>
-        <w:t xml:space="preserve">follows</w:t>
-      </w:r>
-      <w:r>
-        <w:t xml:space="preserve"> </w:t>
-      </w:r>
-      <w:r>
-        <w:rPr>
-          <w:rStyle w:val="VerbatimChar"/>
-        </w:rPr>
-        <w:t xml:space="preserve">CPUHOLD</w:t>
-      </w:r>
-      <w:r>
-        <w:t xml:space="preserve">, which is 1 at reset. The host</w:t>
-      </w:r>
-      <w:r>
-        <w:t xml:space="preserve"> </w:t>
-      </w:r>
-      <w:r>
-        <w:t xml:space="preserve">writes 0 to start the CPU. Writing 1 puts it back in reset, with</w:t>
-      </w:r>
-      <w:r>
-        <w:t xml:space="preserve"> </w:t>
-      </w:r>
-      <w:r>
-        <w:rPr>
-          <w:rStyle w:val="VerbatimChar"/>
-        </w:rPr>
-        <w:t xml:space="preserve">ISRAM</w:t>
-      </w:r>
-      <w:r>
-        <w:t xml:space="preserve"> </w:t>
-      </w:r>
-      <w:r>
-        <w:t xml:space="preserve">untouched.</w:t>
+        <w:pStyle w:val="BodyText"/>
+      </w:pPr>
+      <w:r>
+        <w:t xml:space="preserve">What</w:t>
+      </w:r>
+      <w:r>
+        <w:t xml:space="preserve"> </w:t>
+      </w:r>
+      <w:r>
+        <w:rPr>
+          <w:rStyle w:val="VerbatimChar"/>
+        </w:rPr>
+        <w:t xml:space="preserve">DBG_EN</w:t>
+      </w:r>
+      <w:r>
+        <w:t xml:space="preserve"> </w:t>
+      </w:r>
+      <w:r>
+        <w:t xml:space="preserve">means to the boot ROM is not decided here.</w:t>
+      </w:r>
+      <w:r>
+        <w:t xml:space="preserve"> </w:t>
+      </w:r>
+      <w:r>
+        <w:rPr>
+          <w:rStyle w:val="VerbatimChar"/>
+        </w:rPr>
+        <w:t xml:space="preserve">SYSCSR</w:t>
+      </w:r>
+      <w:r>
+        <w:t xml:space="preserve"> </w:t>
+      </w:r>
+      <w:r>
+        <w:t xml:space="preserve">passes the pin</w:t>
+      </w:r>
+      <w:r>
+        <w:t xml:space="preserve"> </w:t>
+      </w:r>
+      <w:r>
+        <w:t xml:space="preserve">through two flip-flops into</w:t>
+      </w:r>
+      <w:r>
+        <w:t xml:space="preserve"> </w:t>
+      </w:r>
+      <w:r>
+        <w:rPr>
+          <w:rStyle w:val="VerbatimChar"/>
+        </w:rPr>
+        <w:t xml:space="preserve">DBG_BOOT.dbg_en</w:t>
+      </w:r>
+      <w:r>
+        <w:t xml:space="preserve">, which the ROM polls (</w:t>
+      </w:r>
+      <w:r>
+        <w:rPr>
+          <w:rStyle w:val="VerbatimChar"/>
+        </w:rPr>
+        <w:t xml:space="preserve">QNSC_SYSCSR_MAS</w:t>
+      </w:r>
+      <w:r>
+        <w:t xml:space="preserve"> </w:t>
+      </w:r>
+      <w:r>
+        <w:t xml:space="preserve">7.5). This block only ends the wait, by writing</w:t>
+      </w:r>
+      <w:r>
+        <w:t xml:space="preserve"> </w:t>
+      </w:r>
+      <w:r>
+        <w:rPr>
+          <w:rStyle w:val="VerbatimChar"/>
+        </w:rPr>
+        <w:t xml:space="preserve">DBG_BOOT.dbg_en_mask</w:t>
+      </w:r>
+      <w:r>
+        <w:t xml:space="preserve"> </w:t>
+      </w:r>
+      <w:r>
+        <w:t xml:space="preserve">= 1 (7.2). The</w:t>
+      </w:r>
+      <w:r>
+        <w:t xml:space="preserve"> </w:t>
+      </w:r>
+      <w:r>
+        <w:t xml:space="preserve">pad therefore goes to two places:</w:t>
+      </w:r>
+      <w:r>
+        <w:t xml:space="preserve"> </w:t>
+      </w:r>
+      <w:r>
+        <w:rPr>
+          <w:rStyle w:val="VerbatimChar"/>
+        </w:rPr>
+        <w:t xml:space="preserve">SYSCSR</w:t>
+      </w:r>
+      <w:r>
+        <w:t xml:space="preserve"> </w:t>
+      </w:r>
+      <w:r>
+        <w:rPr>
+          <w:rStyle w:val="VerbatimChar"/>
+        </w:rPr>
+        <w:t xml:space="preserve">i_dbg_en</w:t>
+      </w:r>
+      <w:r>
+        <w:t xml:space="preserve"> </w:t>
+      </w:r>
+      <w:r>
+        <w:t xml:space="preserve">and this block’s</w:t>
+      </w:r>
+      <w:r>
+        <w:t xml:space="preserve"> </w:t>
+      </w:r>
+      <w:r>
+        <w:rPr>
+          <w:rStyle w:val="VerbatimChar"/>
+        </w:rPr>
+        <w:t xml:space="preserve">i_dbg_en</w:t>
+      </w:r>
+      <w:r>
+        <w:t xml:space="preserve">.</w:t>
+      </w:r>
+    </w:p>
+    <w:bookmarkEnd w:id="36"/>
+    <w:bookmarkStart w:id="37" w:name="Xa2614f0c43b52d3a3de221580cf18deb0b8fb85"/>
+    <w:p>
+      <w:pPr>
+        <w:pStyle w:val="Heading2"/>
+      </w:pPr>
+      <w:r>
+        <w:t xml:space="preserve">7.2 Debug while the ROM waits, and while the application runs</w:t>
       </w:r>
     </w:p>
     <w:p>
       <w:pPr>
-        <w:pStyle w:val="FirstParagraph"/>
-      </w:pPr>
-      <w:r>
-        <w:rPr>
-          <w:rStyle w:val="VerbatimChar"/>
-        </w:rPr>
-        <w:t xml:space="preserve">o_dbg_cpu_hold</w:t>
-      </w:r>
-      <w:r>
-        <w:t xml:space="preserve"> </w:t>
-      </w:r>
-      <w:r>
-        <w:t xml:space="preserve">holds the CPU</w:t>
-      </w:r>
-      <w:r>
-        <w:t xml:space="preserve"> </w:t>
-      </w:r>
-      <w:r>
-        <w:rPr>
-          <w:b/>
-          <w:bCs/>
-        </w:rPr>
-        <w:t xml:space="preserve">only</w:t>
-      </w:r>
-      <w:r>
-        <w:t xml:space="preserve">. It is not a reset source and sets no bit in</w:t>
-      </w:r>
-      <w:r>
-        <w:t xml:space="preserve"> </w:t>
-      </w:r>
-      <w:r>
-        <w:rPr>
-          <w:rStyle w:val="VerbatimChar"/>
-        </w:rPr>
-        <w:t xml:space="preserve">RESET_CAUSE</w:t>
-      </w:r>
-      <w:r>
-        <w:t xml:space="preserve">.</w:t>
-      </w:r>
-    </w:p>
-    <w:bookmarkEnd w:id="36"/>
-    <w:bookmarkStart w:id="40" w:name="boot-flows"/>
-    <w:p>
-      <w:pPr>
-        <w:pStyle w:val="Heading2"/>
-      </w:pPr>
-      <w:r>
-        <w:t xml:space="preserve">7.2 Boot flows</w:t>
-      </w:r>
-    </w:p>
-    <w:p>
-      <w:pPr>
-        <w:pStyle w:val="CaptionedFigure"/>
-        <w:jc w:val="left"/>
-      </w:pPr>
-      <w:r>
-        <w:drawing>
-          <wp:inline>
-            <wp:extent cx="5486400" cy="3687580"/>
-            <wp:effectExtent b="0" l="0" r="0" t="0"/>
-            <wp:docPr descr="Debug boot wiring" title="" id="38" name="Picture"/>
-            <a:graphic>
-              <a:graphicData uri="http://schemas.openxmlformats.org/drawingml/2006/picture">
-                <pic:pic>
-                  <pic:nvPicPr>
-                    <pic:cNvPr descr="../figures/img/fig_sysdbg_boot_wiring.png" id="39" name="Picture"/>
-                    <pic:cNvPicPr>
-                      <a:picLocks noChangeArrowheads="1" noChangeAspect="1"/>
-                    </pic:cNvPicPr>
-                  </pic:nvPicPr>
-                  <pic:blipFill>
-                    <a:blip r:embed="rId37"/>
-                    <a:stretch>
-                      <a:fillRect/>
-                    </a:stretch>
-                  </pic:blipFill>
-                  <pic:spPr bwMode="auto">
-                    <a:xfrm>
-                      <a:off x="0" y="0"/>
-                      <a:ext cx="5486400" cy="3687580"/>
-                    </a:xfrm>
-                    <a:prstGeom prst="rect">
-                      <a:avLst/>
-                    </a:prstGeom>
-                    <a:noFill/>
-                    <a:ln w="9525">
-                      <a:noFill/>
-                      <a:headEnd/>
-                      <a:tailEnd/>
-                    </a:ln>
-                  </pic:spPr>
-                </pic:pic>
-              </a:graphicData>
-            </a:graphic>
-          </wp:inline>
-        </w:drawing>
-      </w:r>
-    </w:p>
-    <w:p>
-      <w:pPr>
-        <w:pStyle w:val="ImageCaption"/>
-        <w:jc w:val="left"/>
-      </w:pPr>
-      <w:r>
-        <w:t xml:space="preserve">Figure 7-1. Debug boot wiring</w:t>
-      </w:r>
-    </w:p>
-    <w:p>
-      <w:pPr>
         <w:pStyle w:val="Tablecaption0"/>
       </w:pPr>
       <w:r>
-        <w:t xml:space="preserve">Table 7-1. Effect of</w:t>
+        <w:t xml:space="preserve">Table 7-1. The</w:t>
       </w:r>
       <w:r>
         <w:t xml:space="preserve"> </w:t>
@@ -4525,6 +4533,39 @@
           <w:rStyle w:val="VerbatimChar"/>
         </w:rPr>
         <w:t xml:space="preserve">DBG_EN</w:t>
+      </w:r>
+      <w:r>
+        <w:t xml:space="preserve"> </w:t>
+      </w:r>
+      <w:r>
+        <w:t xml:space="preserve">pin and the frame header’s</w:t>
+      </w:r>
+      <w:r>
+        <w:t xml:space="preserve"> </w:t>
+      </w:r>
+      <w:r>
+        <w:rPr>
+          <w:rStyle w:val="VerbatimChar"/>
+        </w:rPr>
+        <w:t xml:space="preserve">DEBUG_PROG</w:t>
+      </w:r>
+      <w:r>
+        <w:t xml:space="preserve"> </w:t>
+      </w:r>
+      <w:r>
+        <w:t xml:space="preserve">(</w:t>
+      </w:r>
+      <w:r>
+        <w:rPr>
+          <w:rStyle w:val="VerbatimChar"/>
+        </w:rPr>
+        <w:t xml:space="preserve">QNSC_BOOT_SPEC</w:t>
+      </w:r>
+      <w:r>
+        <w:t xml:space="preserve"> </w:t>
+      </w:r>
+      <w:r>
+        <w:t xml:space="preserve">Figure 4-2)</w:t>
       </w:r>
     </w:p>
     <w:tbl>
@@ -4533,12 +4574,13 @@
         <w:tblW w:type="pct" w:w="5000"/>
         <w:tblLayout w:type="fixed"/>
         <w:tblLook w:firstRow="1" w:lastRow="0" w:firstColumn="0" w:lastColumn="0" w:noHBand="0" w:noVBand="0" w:val="0020"/>
-        <w:tblCaption w:val="Effect of DBG_EN"/>
+        <w:tblCaption w:val="The DBG_EN pin and the frame header’s DEBUG_PROG (QNSC_BOOT_SPEC Figure 4-2)"/>
       </w:tblPr>
       <w:tblGrid>
-        <w:gridCol w:w="2640"/>
-        <w:gridCol w:w="2640"/>
-        <w:gridCol w:w="2640"/>
+        <w:gridCol w:w="1980"/>
+        <w:gridCol w:w="1980"/>
+        <w:gridCol w:w="1980"/>
+        <w:gridCol w:w="1980"/>
       </w:tblGrid>
       <w:tr>
         <w:trPr>
@@ -4551,41 +4593,65 @@
               <w:pStyle w:val="Compact"/>
               <w:jc w:val="left"/>
             </w:pPr>
-          </w:p>
-        </w:tc>
-        <w:tc>
-          <w:tcPr/>
-          <w:p>
-            <w:pPr>
-              <w:pStyle w:val="Compact"/>
-              <w:jc w:val="left"/>
-            </w:pPr>
-            <w:r>
-              <w:rPr>
-                <w:rStyle w:val="VerbatimChar"/>
-              </w:rPr>
-              <w:t xml:space="preserve">DBG_EN = 0</w:t>
-            </w:r>
-            <w:r>
-              <w:t xml:space="preserve">, normal boot</w:t>
-            </w:r>
-          </w:p>
-        </w:tc>
-        <w:tc>
-          <w:tcPr/>
-          <w:p>
-            <w:pPr>
-              <w:pStyle w:val="Compact"/>
-              <w:jc w:val="left"/>
-            </w:pPr>
-            <w:r>
-              <w:rPr>
-                <w:rStyle w:val="VerbatimChar"/>
-              </w:rPr>
-              <w:t xml:space="preserve">DBG_EN = 1</w:t>
-            </w:r>
-            <w:r>
-              <w:t xml:space="preserve">, debug boot</w:t>
+            <w:r>
+              <w:rPr>
+                <w:rStyle w:val="VerbatimChar"/>
+              </w:rPr>
+              <w:t xml:space="preserve">DBG_EN</w:t>
+            </w:r>
+            <w:r>
+              <w:t xml:space="preserve"> </w:t>
+            </w:r>
+            <w:r>
+              <w:t xml:space="preserve">pin</w:t>
+            </w:r>
+          </w:p>
+        </w:tc>
+        <w:tc>
+          <w:tcPr/>
+          <w:p>
+            <w:pPr>
+              <w:pStyle w:val="Compact"/>
+              <w:jc w:val="left"/>
+            </w:pPr>
+            <w:r>
+              <w:rPr>
+                <w:rStyle w:val="VerbatimChar"/>
+              </w:rPr>
+              <w:t xml:space="preserve">DEBUG_PROG</w:t>
+            </w:r>
+          </w:p>
+        </w:tc>
+        <w:tc>
+          <w:tcPr/>
+          <w:p>
+            <w:pPr>
+              <w:pStyle w:val="Compact"/>
+              <w:jc w:val="left"/>
+            </w:pPr>
+            <w:r>
+              <w:t xml:space="preserve">After the download</w:t>
+            </w:r>
+          </w:p>
+        </w:tc>
+        <w:tc>
+          <w:tcPr/>
+          <w:p>
+            <w:pPr>
+              <w:pStyle w:val="Compact"/>
+              <w:jc w:val="left"/>
+            </w:pPr>
+            <w:r>
+              <w:t xml:space="preserve">For</w:t>
+            </w:r>
+            <w:r>
+              <w:t xml:space="preserve"> </w:t>
+            </w:r>
+            <w:r>
+              <w:rPr>
+                <w:rStyle w:val="VerbatimChar"/>
+              </w:rPr>
+              <w:t xml:space="preserve">SYSDBG</w:t>
             </w:r>
           </w:p>
         </w:tc>
@@ -4599,80 +4665,163 @@
               <w:jc w:val="left"/>
             </w:pPr>
             <w:r>
-              <w:t xml:space="preserve">CPU leaves reset</w:t>
-            </w:r>
-          </w:p>
-        </w:tc>
-        <w:tc>
-          <w:tcPr/>
-          <w:p>
-            <w:pPr>
-              <w:pStyle w:val="Compact"/>
-              <w:jc w:val="left"/>
-            </w:pPr>
-            <w:r>
-              <w:t xml:space="preserve">When</w:t>
-            </w:r>
-            <w:r>
-              <w:t xml:space="preserve"> </w:t>
-            </w:r>
-            <w:r>
-              <w:rPr>
-                <w:rStyle w:val="VerbatimChar"/>
-              </w:rPr>
-              <w:t xml:space="preserve">SCRC</w:t>
-            </w:r>
-            <w:r>
-              <w:t xml:space="preserve"> </w:t>
-            </w:r>
-            <w:r>
-              <w:t xml:space="preserve">releases it</w:t>
-            </w:r>
-          </w:p>
-        </w:tc>
-        <w:tc>
-          <w:tcPr/>
-          <w:p>
-            <w:pPr>
-              <w:pStyle w:val="Compact"/>
-              <w:jc w:val="left"/>
-            </w:pPr>
-            <w:r>
-              <w:t xml:space="preserve">When</w:t>
-            </w:r>
-            <w:r>
-              <w:t xml:space="preserve"> </w:t>
-            </w:r>
-            <w:r>
-              <w:rPr>
-                <w:rStyle w:val="VerbatimChar"/>
-              </w:rPr>
-              <w:t xml:space="preserve">SCRC</w:t>
-            </w:r>
-            <w:r>
-              <w:t xml:space="preserve"> </w:t>
-            </w:r>
-            <w:r>
-              <w:t xml:space="preserve">releases it</w:t>
-            </w:r>
-            <w:r>
-              <w:t xml:space="preserve"> </w:t>
-            </w:r>
+              <w:t xml:space="preserve">0</w:t>
+            </w:r>
+          </w:p>
+        </w:tc>
+        <w:tc>
+          <w:tcPr/>
+          <w:p>
+            <w:pPr>
+              <w:pStyle w:val="Compact"/>
+              <w:jc w:val="left"/>
+            </w:pPr>
+            <w:r>
+              <w:t xml:space="preserve">not</w:t>
+            </w:r>
+            <w:r>
+              <w:t xml:space="preserve"> </w:t>
+            </w:r>
+            <w:r>
+              <w:rPr>
+                <w:rStyle w:val="VerbatimChar"/>
+              </w:rPr>
+              <w:t xml:space="preserve">0x55</w:t>
+            </w:r>
+          </w:p>
+        </w:tc>
+        <w:tc>
+          <w:tcPr/>
+          <w:p>
+            <w:pPr>
+              <w:pStyle w:val="Compact"/>
+              <w:jc w:val="left"/>
+            </w:pPr>
+            <w:r>
+              <w:t xml:space="preserve">The ROM jumps to</w:t>
+            </w:r>
+            <w:r>
+              <w:t xml:space="preserve"> </w:t>
+            </w:r>
+            <w:r>
+              <w:rPr>
+                <w:rStyle w:val="VerbatimChar"/>
+              </w:rPr>
+              <w:t xml:space="preserve">0x2000_1080</w:t>
+            </w:r>
+          </w:p>
+        </w:tc>
+        <w:tc>
+          <w:tcPr/>
+          <w:p>
+            <w:pPr>
+              <w:pStyle w:val="Compact"/>
+              <w:jc w:val="left"/>
+            </w:pPr>
+            <w:r>
+              <w:t xml:space="preserve">No debug program. The host must not raise</w:t>
+            </w:r>
+            <w:r>
+              <w:t xml:space="preserve"> </w:t>
+            </w:r>
+            <w:r>
+              <w:rPr>
+                <w:rStyle w:val="VerbatimChar"/>
+              </w:rPr>
+              <w:t xml:space="preserve">CPUDBG</w:t>
+            </w:r>
+          </w:p>
+        </w:tc>
+      </w:tr>
+      <w:tr>
+        <w:tc>
+          <w:tcPr/>
+          <w:p>
+            <w:pPr>
+              <w:pStyle w:val="Compact"/>
+              <w:jc w:val="left"/>
+            </w:pPr>
+            <w:r>
+              <w:t xml:space="preserve">1</w:t>
+            </w:r>
+          </w:p>
+        </w:tc>
+        <w:tc>
+          <w:tcPr/>
+          <w:p>
+            <w:pPr>
+              <w:pStyle w:val="Compact"/>
+              <w:jc w:val="left"/>
+            </w:pPr>
+            <w:r>
+              <w:rPr>
+                <w:rStyle w:val="VerbatimChar"/>
+              </w:rPr>
+              <w:t xml:space="preserve">0x55</w:t>
+            </w:r>
+          </w:p>
+        </w:tc>
+        <w:tc>
+          <w:tcPr/>
+          <w:p>
+            <w:pPr>
+              <w:pStyle w:val="Compact"/>
+              <w:jc w:val="left"/>
+            </w:pPr>
+            <w:r>
+              <w:t xml:space="preserve">The ROM polls</w:t>
+            </w:r>
+            <w:r>
+              <w:t xml:space="preserve"> </w:t>
+            </w:r>
+            <w:r>
+              <w:rPr>
+                <w:rStyle w:val="VerbatimChar"/>
+              </w:rPr>
+              <w:t xml:space="preserve">DBG_BOOT.dbg_en</w:t>
+            </w:r>
+            <w:r>
+              <w:t xml:space="preserve"> </w:t>
+            </w:r>
+            <w:r>
+              <w:t xml:space="preserve">until the host writes</w:t>
+            </w:r>
+            <w:r>
+              <w:t xml:space="preserve"> </w:t>
+            </w:r>
+            <w:r>
+              <w:rPr>
+                <w:rStyle w:val="VerbatimChar"/>
+              </w:rPr>
+              <w:t xml:space="preserve">dbg_en_mask</w:t>
+            </w:r>
+            <w:r>
+              <w:t xml:space="preserve"> </w:t>
+            </w:r>
+            <w:r>
+              <w:t xml:space="preserve">= 1</w:t>
+            </w:r>
+          </w:p>
+        </w:tc>
+        <w:tc>
+          <w:tcPr/>
+          <w:p>
+            <w:pPr>
+              <w:pStyle w:val="Compact"/>
+              <w:jc w:val="left"/>
+            </w:pPr>
             <w:r>
               <w:rPr>
                 <w:b/>
                 <w:bCs/>
               </w:rPr>
-              <w:t xml:space="preserve">and</w:t>
-            </w:r>
-            <w:r>
-              <w:t xml:space="preserve"> </w:t>
-            </w:r>
-            <w:r>
-              <w:rPr>
-                <w:rStyle w:val="VerbatimChar"/>
-              </w:rPr>
-              <w:t xml:space="preserve">CPUHOLD = 0</w:t>
+              <w:t xml:space="preserve">Debug boot.</w:t>
+            </w:r>
+            <w:r>
+              <w:t xml:space="preserve"> </w:t>
+            </w:r>
+            <w:r>
+              <w:t xml:space="preserve">The host halts the CPU into the debug program at any time during the wait</w:t>
             </w:r>
           </w:p>
         </w:tc>
@@ -4686,61 +4835,80 @@
               <w:jc w:val="left"/>
             </w:pPr>
             <w:r>
-              <w:t xml:space="preserve">Ibex</w:t>
-            </w:r>
-            <w:r>
-              <w:t xml:space="preserve"> </w:t>
-            </w:r>
-            <w:r>
-              <w:rPr>
-                <w:rStyle w:val="VerbatimChar"/>
-              </w:rPr>
-              <w:t xml:space="preserve">boot_addr_i</w:t>
-            </w:r>
-          </w:p>
-        </w:tc>
-        <w:tc>
-          <w:tcPr/>
-          <w:p>
-            <w:pPr>
-              <w:pStyle w:val="Compact"/>
-              <w:jc w:val="left"/>
-            </w:pPr>
-            <w:r>
-              <w:rPr>
-                <w:rStyle w:val="VerbatimChar"/>
-              </w:rPr>
-              <w:t xml:space="preserve">0x0000_0000</w:t>
-            </w:r>
-            <w:r>
-              <w:t xml:space="preserve">, ROM</w:t>
-            </w:r>
-          </w:p>
-        </w:tc>
-        <w:tc>
-          <w:tcPr/>
-          <w:p>
-            <w:pPr>
-              <w:pStyle w:val="Compact"/>
-              <w:jc w:val="left"/>
-            </w:pPr>
-            <w:r>
-              <w:rPr>
-                <w:rStyle w:val="VerbatimChar"/>
-              </w:rPr>
-              <w:t xml:space="preserve">0x2000_1000</w:t>
-            </w:r>
-            <w:r>
-              <w:t xml:space="preserve">,</w:t>
-            </w:r>
-            <w:r>
-              <w:t xml:space="preserve"> </w:t>
-            </w:r>
-            <w:r>
-              <w:rPr>
-                <w:rStyle w:val="VerbatimChar"/>
-              </w:rPr>
-              <w:t xml:space="preserve">ISRAM</w:t>
+              <w:t xml:space="preserve">0</w:t>
+            </w:r>
+          </w:p>
+        </w:tc>
+        <w:tc>
+          <w:tcPr/>
+          <w:p>
+            <w:pPr>
+              <w:pStyle w:val="Compact"/>
+              <w:jc w:val="left"/>
+            </w:pPr>
+            <w:r>
+              <w:rPr>
+                <w:rStyle w:val="VerbatimChar"/>
+              </w:rPr>
+              <w:t xml:space="preserve">0x55</w:t>
+            </w:r>
+          </w:p>
+        </w:tc>
+        <w:tc>
+          <w:tcPr/>
+          <w:p>
+            <w:pPr>
+              <w:pStyle w:val="Compact"/>
+              <w:jc w:val="left"/>
+            </w:pPr>
+            <w:r>
+              <w:t xml:space="preserve">The ROM jumps to</w:t>
+            </w:r>
+            <w:r>
+              <w:t xml:space="preserve"> </w:t>
+            </w:r>
+            <w:r>
+              <w:rPr>
+                <w:rStyle w:val="VerbatimChar"/>
+              </w:rPr>
+              <w:t xml:space="preserve">0x2000_1080</w:t>
+            </w:r>
+          </w:p>
+        </w:tc>
+        <w:tc>
+          <w:tcPr/>
+          <w:p>
+            <w:pPr>
+              <w:pStyle w:val="Compact"/>
+              <w:jc w:val="left"/>
+            </w:pPr>
+            <w:r>
+              <w:rPr>
+                <w:b/>
+                <w:bCs/>
+              </w:rPr>
+              <w:t xml:space="preserve">Attach later.</w:t>
+            </w:r>
+            <w:r>
+              <w:t xml:space="preserve"> </w:t>
+            </w:r>
+            <w:r>
+              <w:t xml:space="preserve">The host raises</w:t>
+            </w:r>
+            <w:r>
+              <w:t xml:space="preserve"> </w:t>
+            </w:r>
+            <w:r>
+              <w:rPr>
+                <w:rStyle w:val="VerbatimChar"/>
+              </w:rPr>
+              <w:t xml:space="preserve">CPUDBG</w:t>
+            </w:r>
+            <w:r>
+              <w:t xml:space="preserve"> </w:t>
+            </w:r>
+            <w:r>
+              <w:t xml:space="preserve">while the application runs</w:t>
             </w:r>
           </w:p>
         </w:tc>
@@ -4754,138 +4922,79 @@
               <w:jc w:val="left"/>
             </w:pPr>
             <w:r>
-              <w:t xml:space="preserve">First instruction</w:t>
-            </w:r>
-          </w:p>
-        </w:tc>
-        <w:tc>
-          <w:tcPr/>
-          <w:p>
-            <w:pPr>
-              <w:pStyle w:val="Compact"/>
-              <w:jc w:val="left"/>
-            </w:pPr>
-            <w:r>
-              <w:rPr>
-                <w:rStyle w:val="VerbatimChar"/>
-              </w:rPr>
-              <w:t xml:space="preserve">0x0000_0080</w:t>
-            </w:r>
-            <w:r>
-              <w:t xml:space="preserve">, bootloader</w:t>
-            </w:r>
-          </w:p>
-        </w:tc>
-        <w:tc>
-          <w:tcPr/>
-          <w:p>
-            <w:pPr>
-              <w:pStyle w:val="Compact"/>
-              <w:jc w:val="left"/>
-            </w:pPr>
-            <w:r>
-              <w:rPr>
-                <w:rStyle w:val="VerbatimChar"/>
-              </w:rPr>
-              <w:t xml:space="preserve">0x2000_1080</w:t>
-            </w:r>
-            <w:r>
-              <w:t xml:space="preserve">, loaded image</w:t>
-            </w:r>
-          </w:p>
-        </w:tc>
-      </w:tr>
-      <w:tr>
-        <w:tc>
-          <w:tcPr/>
-          <w:p>
-            <w:pPr>
-              <w:pStyle w:val="Compact"/>
-              <w:jc w:val="left"/>
-            </w:pPr>
-            <w:r>
-              <w:t xml:space="preserve">JTAG pads (</w:t>
-            </w:r>
-            <w:r>
-              <w:rPr>
-                <w:rStyle w:val="VerbatimChar"/>
-              </w:rPr>
-              <w:t xml:space="preserve">TCK</w:t>
-            </w:r>
-            <w:r>
-              <w:t xml:space="preserve">,</w:t>
-            </w:r>
-            <w:r>
-              <w:t xml:space="preserve"> </w:t>
-            </w:r>
-            <w:r>
-              <w:rPr>
-                <w:rStyle w:val="VerbatimChar"/>
-              </w:rPr>
-              <w:t xml:space="preserve">TMS</w:t>
-            </w:r>
-            <w:r>
-              <w:t xml:space="preserve">,</w:t>
-            </w:r>
-            <w:r>
-              <w:t xml:space="preserve"> </w:t>
-            </w:r>
-            <w:r>
-              <w:rPr>
-                <w:rStyle w:val="VerbatimChar"/>
-              </w:rPr>
-              <w:t xml:space="preserve">TDI</w:t>
-            </w:r>
-            <w:r>
-              <w:t xml:space="preserve">,</w:t>
-            </w:r>
-            <w:r>
-              <w:t xml:space="preserve"> </w:t>
-            </w:r>
-            <w:r>
-              <w:rPr>
-                <w:rStyle w:val="VerbatimChar"/>
-              </w:rPr>
-              <w:t xml:space="preserve">TDO</w:t>
-            </w:r>
-            <w:r>
-              <w:t xml:space="preserve">,</w:t>
-            </w:r>
-            <w:r>
-              <w:t xml:space="preserve"> </w:t>
-            </w:r>
-            <w:r>
-              <w:rPr>
-                <w:rStyle w:val="VerbatimChar"/>
-              </w:rPr>
-              <w:t xml:space="preserve">TRST_N</w:t>
-            </w:r>
-            <w:r>
-              <w:t xml:space="preserve">)</w:t>
-            </w:r>
-          </w:p>
-        </w:tc>
-        <w:tc>
-          <w:tcPr/>
-          <w:p>
-            <w:pPr>
-              <w:pStyle w:val="Compact"/>
-              <w:jc w:val="left"/>
-            </w:pPr>
-            <w:r>
-              <w:t xml:space="preserve">IO MUX register, default JTAG</w:t>
-            </w:r>
-          </w:p>
-        </w:tc>
-        <w:tc>
-          <w:tcPr/>
-          <w:p>
-            <w:pPr>
-              <w:pStyle w:val="Compact"/>
-              <w:jc w:val="left"/>
-            </w:pPr>
-            <w:r>
-              <w:t xml:space="preserve">Forced to JTAG</w:t>
+              <w:t xml:space="preserve">1</w:t>
+            </w:r>
+          </w:p>
+        </w:tc>
+        <w:tc>
+          <w:tcPr/>
+          <w:p>
+            <w:pPr>
+              <w:pStyle w:val="Compact"/>
+              <w:jc w:val="left"/>
+            </w:pPr>
+            <w:r>
+              <w:t xml:space="preserve">not</w:t>
+            </w:r>
+            <w:r>
+              <w:t xml:space="preserve"> </w:t>
+            </w:r>
+            <w:r>
+              <w:rPr>
+                <w:rStyle w:val="VerbatimChar"/>
+              </w:rPr>
+              <w:t xml:space="preserve">0x55</w:t>
+            </w:r>
+          </w:p>
+        </w:tc>
+        <w:tc>
+          <w:tcPr/>
+          <w:p>
+            <w:pPr>
+              <w:pStyle w:val="Compact"/>
+              <w:jc w:val="left"/>
+            </w:pPr>
+            <w:r>
+              <w:t xml:space="preserve">The ROM polls as above and sends no token</w:t>
+            </w:r>
+          </w:p>
+        </w:tc>
+        <w:tc>
+          <w:tcPr/>
+          <w:p>
+            <w:pPr>
+              <w:pStyle w:val="Compact"/>
+              <w:jc w:val="left"/>
+            </w:pPr>
+            <w:r>
+              <w:t xml:space="preserve">Operator mistake. No debug program, so the host must not raise</w:t>
+            </w:r>
+            <w:r>
+              <w:t xml:space="preserve"> </w:t>
+            </w:r>
+            <w:r>
+              <w:rPr>
+                <w:rStyle w:val="VerbatimChar"/>
+              </w:rPr>
+              <w:t xml:space="preserve">CPUDBG</w:t>
+            </w:r>
+            <w:r>
+              <w:t xml:space="preserve">; it only writes</w:t>
+            </w:r>
+            <w:r>
+              <w:t xml:space="preserve"> </w:t>
+            </w:r>
+            <w:r>
+              <w:rPr>
+                <w:rStyle w:val="VerbatimChar"/>
+              </w:rPr>
+              <w:t xml:space="preserve">dbg_en_mask</w:t>
+            </w:r>
+            <w:r>
+              <w:t xml:space="preserve"> </w:t>
+            </w:r>
+            <w:r>
+              <w:t xml:space="preserve">= 1 so that the application runs</w:t>
             </w:r>
           </w:p>
         </w:tc>
@@ -4900,30 +5009,6 @@
           <w:b/>
           <w:bCs/>
         </w:rPr>
-        <w:t xml:space="preserve">Normal boot.</w:t>
-      </w:r>
-      <w:r>
-        <w:t xml:space="preserve"> </w:t>
-      </w:r>
-      <w:r>
-        <w:t xml:space="preserve">To attach, the host writes the debug window (7.8) while the CPU</w:t>
-      </w:r>
-      <w:r>
-        <w:t xml:space="preserve"> </w:t>
-      </w:r>
-      <w:r>
-        <w:t xml:space="preserve">runs, then halts it (7.7).</w:t>
-      </w:r>
-    </w:p>
-    <w:p>
-      <w:pPr>
-        <w:pStyle w:val="BodyText"/>
-      </w:pPr>
-      <w:r>
-        <w:rPr>
-          <w:b/>
-          <w:bCs/>
-        </w:rPr>
         <w:t xml:space="preserve">Debug boot.</w:t>
       </w:r>
       <w:r>
@@ -4938,12 +5023,27 @@
         <w:pStyle w:val="Compact"/>
         <w:numPr>
           <w:ilvl w:val="0"/>
-          <w:numId w:val="1005"/>
+          <w:numId w:val="1003"/>
         </w:numPr>
         <w:jc w:val="left"/>
       </w:pPr>
       <w:r>
-        <w:t xml:space="preserve">Power on.</w:t>
+        <w:t xml:space="preserve">Power on with</w:t>
+      </w:r>
+      <w:r>
+        <w:t xml:space="preserve"> </w:t>
+      </w:r>
+      <w:r>
+        <w:rPr>
+          <w:rStyle w:val="VerbatimChar"/>
+        </w:rPr>
+        <w:t xml:space="preserve">DBG_EN</w:t>
+      </w:r>
+      <w:r>
+        <w:t xml:space="preserve"> </w:t>
+      </w:r>
+      <w:r>
+        <w:t xml:space="preserve">= 1.</w:t>
       </w:r>
       <w:r>
         <w:t xml:space="preserve"> </w:t>
@@ -4958,7 +5058,28 @@
         <w:t xml:space="preserve"> </w:t>
       </w:r>
       <w:r>
-        <w:t xml:space="preserve">releases the bus, ROM, RAM and peripherals. The CPU stays in reset.</w:t>
+        <w:t xml:space="preserve">releases the chip and the CPU runs the ROM. The</w:t>
+      </w:r>
+      <w:r>
+        <w:t xml:space="preserve"> </w:t>
+      </w:r>
+      <w:r>
+        <w:t xml:space="preserve">JTAG pads are on JTAG (7.1); the host may use</w:t>
+      </w:r>
+      <w:r>
+        <w:t xml:space="preserve"> </w:t>
+      </w:r>
+      <w:r>
+        <w:rPr>
+          <w:rStyle w:val="VerbatimChar"/>
+        </w:rPr>
+        <w:t xml:space="preserve">SYSDBG</w:t>
+      </w:r>
+      <w:r>
+        <w:t xml:space="preserve"> </w:t>
+      </w:r>
+      <w:r>
+        <w:t xml:space="preserve">from this moment.</w:t>
       </w:r>
     </w:p>
     <w:p>
@@ -4966,12 +5087,45 @@
         <w:pStyle w:val="Compact"/>
         <w:numPr>
           <w:ilvl w:val="0"/>
-          <w:numId w:val="1005"/>
+          <w:numId w:val="1003"/>
         </w:numPr>
         <w:jc w:val="left"/>
       </w:pPr>
       <w:r>
-        <w:t xml:space="preserve">Write the debug window,</w:t>
+        <w:t xml:space="preserve">The PC sends the frame with</w:t>
+      </w:r>
+      <w:r>
+        <w:t xml:space="preserve"> </w:t>
+      </w:r>
+      <w:r>
+        <w:rPr>
+          <w:rStyle w:val="VerbatimChar"/>
+        </w:rPr>
+        <w:t xml:space="preserve">DEBUG_PROG</w:t>
+      </w:r>
+      <w:r>
+        <w:t xml:space="preserve"> </w:t>
+      </w:r>
+      <w:r>
+        <w:t xml:space="preserve">=</w:t>
+      </w:r>
+      <w:r>
+        <w:t xml:space="preserve"> </w:t>
+      </w:r>
+      <w:r>
+        <w:rPr>
+          <w:rStyle w:val="VerbatimChar"/>
+        </w:rPr>
+        <w:t xml:space="preserve">0x55</w:t>
+      </w:r>
+      <w:r>
+        <w:t xml:space="preserve">. The ROM writes the debug program</w:t>
+      </w:r>
+      <w:r>
+        <w:t xml:space="preserve"> </w:t>
+      </w:r>
+      <w:r>
+        <w:t xml:space="preserve">to</w:t>
       </w:r>
       <w:r>
         <w:t xml:space="preserve"> </w:t>
@@ -4983,19 +5137,97 @@
         <w:t xml:space="preserve">0x2000_0000</w:t>
       </w:r>
       <w:r>
-        <w:t xml:space="preserve">–</w:t>
-      </w:r>
-      <w:r>
-        <w:rPr>
-          <w:rStyle w:val="VerbatimChar"/>
-        </w:rPr>
-        <w:t xml:space="preserve">0x2000_0FFF</w:t>
-      </w:r>
-      <w:r>
-        <w:t xml:space="preserve"> </w:t>
-      </w:r>
-      <w:r>
-        <w:t xml:space="preserve">(7.8).</w:t>
+        <w:t xml:space="preserve"> </w:t>
+      </w:r>
+      <w:r>
+        <w:t xml:space="preserve">and answers</w:t>
+      </w:r>
+      <w:r>
+        <w:t xml:space="preserve"> </w:t>
+      </w:r>
+      <w:r>
+        <w:rPr>
+          <w:rStyle w:val="VerbatimChar"/>
+        </w:rPr>
+        <w:t xml:space="preserve">ACKD</w:t>
+      </w:r>
+      <w:r>
+        <w:t xml:space="preserve">, then writes the application and answers</w:t>
+      </w:r>
+      <w:r>
+        <w:t xml:space="preserve"> </w:t>
+      </w:r>
+      <w:r>
+        <w:rPr>
+          <w:rStyle w:val="VerbatimChar"/>
+        </w:rPr>
+        <w:t xml:space="preserve">ACKP</w:t>
+      </w:r>
+      <w:r>
+        <w:t xml:space="preserve">.</w:t>
+      </w:r>
+      <w:r>
+        <w:t xml:space="preserve"> </w:t>
+      </w:r>
+      <w:r>
+        <w:rPr>
+          <w:b/>
+          <w:bCs/>
+        </w:rPr>
+        <w:t xml:space="preserve">The host must not raise</w:t>
+      </w:r>
+      <w:r>
+        <w:rPr>
+          <w:b/>
+          <w:bCs/>
+        </w:rPr>
+        <w:t xml:space="preserve"> </w:t>
+      </w:r>
+      <w:r>
+        <w:rPr>
+          <w:rStyle w:val="VerbatimChar"/>
+          <w:b/>
+          <w:bCs/>
+        </w:rPr>
+        <w:t xml:space="preserve">CPUDBG</w:t>
+      </w:r>
+      <w:r>
+        <w:rPr>
+          <w:b/>
+          <w:bCs/>
+        </w:rPr>
+        <w:t xml:space="preserve"> </w:t>
+      </w:r>
+      <w:r>
+        <w:rPr>
+          <w:b/>
+          <w:bCs/>
+        </w:rPr>
+        <w:t xml:space="preserve">before</w:t>
+      </w:r>
+      <w:r>
+        <w:rPr>
+          <w:b/>
+          <w:bCs/>
+        </w:rPr>
+        <w:t xml:space="preserve"> </w:t>
+      </w:r>
+      <w:r>
+        <w:rPr>
+          <w:rStyle w:val="VerbatimChar"/>
+          <w:b/>
+          <w:bCs/>
+        </w:rPr>
+        <w:t xml:space="preserve">ACKD</w:t>
+      </w:r>
+      <w:r>
+        <w:t xml:space="preserve">: until then the window</w:t>
+      </w:r>
+      <w:r>
+        <w:t xml:space="preserve"> </w:t>
+      </w:r>
+      <w:r>
+        <w:t xml:space="preserve">holds nothing to enter (7.7).</w:t>
       </w:r>
     </w:p>
     <w:p>
@@ -5003,21 +5235,69 @@
         <w:pStyle w:val="Compact"/>
         <w:numPr>
           <w:ilvl w:val="0"/>
-          <w:numId w:val="1005"/>
+          <w:numId w:val="1003"/>
         </w:numPr>
         <w:jc w:val="left"/>
       </w:pPr>
       <w:r>
-        <w:t xml:space="preserve">Write the program image from</w:t>
-      </w:r>
-      <w:r>
-        <w:t xml:space="preserve"> </w:t>
-      </w:r>
-      <w:r>
-        <w:rPr>
-          <w:rStyle w:val="VerbatimChar"/>
-        </w:rPr>
-        <w:t xml:space="preserve">0x2000_1000</w:t>
+        <w:t xml:space="preserve">The ROM polls</w:t>
+      </w:r>
+      <w:r>
+        <w:t xml:space="preserve"> </w:t>
+      </w:r>
+      <w:r>
+        <w:rPr>
+          <w:rStyle w:val="VerbatimChar"/>
+        </w:rPr>
+        <w:t xml:space="preserve">DBG_BOOT</w:t>
+      </w:r>
+      <w:r>
+        <w:t xml:space="preserve">. The host sets</w:t>
+      </w:r>
+      <w:r>
+        <w:t xml:space="preserve"> </w:t>
+      </w:r>
+      <w:r>
+        <w:rPr>
+          <w:rStyle w:val="VerbatimChar"/>
+        </w:rPr>
+        <w:t xml:space="preserve">CPUDBG</w:t>
+      </w:r>
+      <w:r>
+        <w:t xml:space="preserve"> </w:t>
+      </w:r>
+      <w:r>
+        <w:t xml:space="preserve">= 1. Ibex saves the PC of the</w:t>
+      </w:r>
+      <w:r>
+        <w:t xml:space="preserve"> </w:t>
+      </w:r>
+      <w:r>
+        <w:t xml:space="preserve">interrupted polling instruction in</w:t>
+      </w:r>
+      <w:r>
+        <w:t xml:space="preserve"> </w:t>
+      </w:r>
+      <w:r>
+        <w:rPr>
+          <w:rStyle w:val="VerbatimChar"/>
+        </w:rPr>
+        <w:t xml:space="preserve">dpc</w:t>
+      </w:r>
+      <w:r>
+        <w:t xml:space="preserve"> </w:t>
+      </w:r>
+      <w:r>
+        <w:t xml:space="preserve">and enters the dispatch loop at</w:t>
+      </w:r>
+      <w:r>
+        <w:t xml:space="preserve"> </w:t>
+      </w:r>
+      <w:r>
+        <w:rPr>
+          <w:rStyle w:val="VerbatimChar"/>
+        </w:rPr>
+        <w:t xml:space="preserve">DmHaltAddr</w:t>
       </w:r>
       <w:r>
         <w:t xml:space="preserve">.</w:t>
@@ -5028,36 +5308,18 @@
         <w:pStyle w:val="Compact"/>
         <w:numPr>
           <w:ilvl w:val="0"/>
-          <w:numId w:val="1005"/>
+          <w:numId w:val="1003"/>
         </w:numPr>
         <w:jc w:val="left"/>
       </w:pPr>
       <w:r>
-        <w:t xml:space="preserve">Optional:</w:t>
-      </w:r>
-      <w:r>
-        <w:t xml:space="preserve"> </w:t>
-      </w:r>
-      <w:r>
-        <w:rPr>
-          <w:rStyle w:val="VerbatimChar"/>
-        </w:rPr>
-        <w:t xml:space="preserve">CPUDBG = 1</w:t>
-      </w:r>
-      <w:r>
-        <w:t xml:space="preserve">. The core then halts before its first instruction, with</w:t>
-      </w:r>
-      <w:r>
-        <w:t xml:space="preserve"> </w:t>
-      </w:r>
-      <w:r>
-        <w:rPr>
-          <w:rStyle w:val="VerbatimChar"/>
-        </w:rPr>
-        <w:t xml:space="preserve">dpc = 0x2000_1080</w:t>
-      </w:r>
-      <w:r>
-        <w:t xml:space="preserve">.</w:t>
+        <w:t xml:space="preserve">The host reads and writes memory and CPU registers with sequences (7.4, 7.8) and</w:t>
+      </w:r>
+      <w:r>
+        <w:t xml:space="preserve"> </w:t>
+      </w:r>
+      <w:r>
+        <w:t xml:space="preserve">sets breakpoints (7.7).</w:t>
       </w:r>
     </w:p>
     <w:p>
@@ -5065,18 +5327,63 @@
         <w:pStyle w:val="Compact"/>
         <w:numPr>
           <w:ilvl w:val="0"/>
-          <w:numId w:val="1005"/>
+          <w:numId w:val="1003"/>
         </w:numPr>
         <w:jc w:val="left"/>
       </w:pPr>
       <w:r>
-        <w:rPr>
-          <w:rStyle w:val="VerbatimChar"/>
-        </w:rPr>
-        <w:t xml:space="preserve">CPUHOLD = 0</w:t>
-      </w:r>
-      <w:r>
-        <w:t xml:space="preserve">. The CPU starts.</w:t>
+        <w:t xml:space="preserve">The host writes</w:t>
+      </w:r>
+      <w:r>
+        <w:t xml:space="preserve"> </w:t>
+      </w:r>
+      <w:r>
+        <w:rPr>
+          <w:rStyle w:val="VerbatimChar"/>
+        </w:rPr>
+        <w:t xml:space="preserve">CPUDBG</w:t>
+      </w:r>
+      <w:r>
+        <w:t xml:space="preserve"> </w:t>
+      </w:r>
+      <w:r>
+        <w:t xml:space="preserve">= 0 first, then</w:t>
+      </w:r>
+      <w:r>
+        <w:t xml:space="preserve"> </w:t>
+      </w:r>
+      <w:r>
+        <w:rPr>
+          <w:rStyle w:val="VerbatimChar"/>
+        </w:rPr>
+        <w:t xml:space="preserve">RESUME</w:t>
+      </w:r>
+      <w:r>
+        <w:t xml:space="preserve"> </w:t>
+      </w:r>
+      <w:r>
+        <w:t xml:space="preserve">= 1.</w:t>
+      </w:r>
+      <w:r>
+        <w:t xml:space="preserve"> </w:t>
+      </w:r>
+      <w:r>
+        <w:rPr>
+          <w:rStyle w:val="VerbatimChar"/>
+        </w:rPr>
+        <w:t xml:space="preserve">dret</w:t>
+      </w:r>
+      <w:r>
+        <w:t xml:space="preserve"> </w:t>
+      </w:r>
+      <w:r>
+        <w:t xml:space="preserve">returns to the polling</w:t>
+      </w:r>
+      <w:r>
+        <w:t xml:space="preserve"> </w:t>
+      </w:r>
+      <w:r>
+        <w:t xml:space="preserve">loop. A debug request suspends the wait, it does not end it.</w:t>
       </w:r>
     </w:p>
     <w:p>
@@ -5084,112 +5391,147 @@
         <w:pStyle w:val="Compact"/>
         <w:numPr>
           <w:ilvl w:val="0"/>
-          <w:numId w:val="1005"/>
+          <w:numId w:val="1003"/>
         </w:numPr>
         <w:jc w:val="left"/>
       </w:pPr>
       <w:r>
-        <w:t xml:space="preserve">Halt, resume, single-step,</w:t>
-      </w:r>
-      <w:r>
-        <w:t xml:space="preserve"> </w:t>
-      </w:r>
-      <w:r>
-        <w:rPr>
-          <w:rStyle w:val="VerbatimChar"/>
-        </w:rPr>
-        <w:t xml:space="preserve">ebreak</w:t>
-      </w:r>
-      <w:r>
-        <w:t xml:space="preserve"> </w:t>
-      </w:r>
-      <w:r>
-        <w:t xml:space="preserve">in RAM, read and write.</w:t>
+        <w:t xml:space="preserve">To stop on the application’s first instruction, the host halts the CPU, plants a</w:t>
+      </w:r>
+      <w:r>
+        <w:t xml:space="preserve"> </w:t>
+      </w:r>
+      <w:r>
+        <w:t xml:space="preserve">breakpoint at</w:t>
+      </w:r>
+      <w:r>
+        <w:t xml:space="preserve"> </w:t>
+      </w:r>
+      <w:r>
+        <w:rPr>
+          <w:rStyle w:val="VerbatimChar"/>
+        </w:rPr>
+        <w:t xml:space="preserve">0x2000_1080</w:t>
+      </w:r>
+      <w:r>
+        <w:t xml:space="preserve"> </w:t>
+      </w:r>
+      <w:r>
+        <w:t xml:space="preserve">(7.7), writes</w:t>
+      </w:r>
+      <w:r>
+        <w:t xml:space="preserve"> </w:t>
+      </w:r>
+      <w:r>
+        <w:rPr>
+          <w:rStyle w:val="VerbatimChar"/>
+        </w:rPr>
+        <w:t xml:space="preserve">DBG_BOOT.dbg_en_mask</w:t>
+      </w:r>
+      <w:r>
+        <w:t xml:space="preserve"> </w:t>
+      </w:r>
+      <w:r>
+        <w:t xml:space="preserve">= 1 and resumes.</w:t>
+      </w:r>
+      <w:r>
+        <w:t xml:space="preserve"> </w:t>
+      </w:r>
+      <w:r>
+        <w:t xml:space="preserve">The write is a word write of</w:t>
+      </w:r>
+      <w:r>
+        <w:t xml:space="preserve"> </w:t>
+      </w:r>
+      <w:r>
+        <w:rPr>
+          <w:rStyle w:val="VerbatimChar"/>
+        </w:rPr>
+        <w:t xml:space="preserve">0x0000_0002</w:t>
+      </w:r>
+      <w:r>
+        <w:t xml:space="preserve"> </w:t>
+      </w:r>
+      <w:r>
+        <w:t xml:space="preserve">to</w:t>
+      </w:r>
+      <w:r>
+        <w:t xml:space="preserve"> </w:t>
+      </w:r>
+      <w:r>
+        <w:rPr>
+          <w:rStyle w:val="VerbatimChar"/>
+        </w:rPr>
+        <w:t xml:space="preserve">0x8000_400C</w:t>
+      </w:r>
+      <w:r>
+        <w:t xml:space="preserve"> </w:t>
+      </w:r>
+      <w:r>
+        <w:t xml:space="preserve">through the bus master;</w:t>
+      </w:r>
+      <w:r>
+        <w:t xml:space="preserve"> </w:t>
+      </w:r>
+      <w:r>
+        <w:t xml:space="preserve">it needs no help from the CPU, so it also works while the CPU is halted.</w:t>
       </w:r>
     </w:p>
     <w:p>
       <w:pPr>
-        <w:pStyle w:val="Compact"/>
-        <w:numPr>
-          <w:ilvl w:val="0"/>
-          <w:numId w:val="1005"/>
-        </w:numPr>
-        <w:jc w:val="left"/>
-      </w:pPr>
-      <w:r>
-        <w:t xml:space="preserve">To run again:</w:t>
-      </w:r>
-      <w:r>
-        <w:t xml:space="preserve"> </w:t>
-      </w:r>
-      <w:r>
-        <w:rPr>
-          <w:rStyle w:val="VerbatimChar"/>
-        </w:rPr>
-        <w:t xml:space="preserve">CPUHOLD = 1</w:t>
-      </w:r>
-      <w:r>
-        <w:t xml:space="preserve">, change the image,</w:t>
-      </w:r>
-      <w:r>
-        <w:t xml:space="preserve"> </w:t>
-      </w:r>
-      <w:r>
-        <w:rPr>
-          <w:rStyle w:val="VerbatimChar"/>
-        </w:rPr>
-        <w:t xml:space="preserve">CPUHOLD = 0</w:t>
-      </w:r>
-      <w:r>
-        <w:t xml:space="preserve">.</w:t>
+        <w:pStyle w:val="FirstParagraph"/>
+      </w:pPr>
+      <w:r>
+        <w:rPr>
+          <w:b/>
+          <w:bCs/>
+        </w:rPr>
+        <w:t xml:space="preserve">Attach later</w:t>
+      </w:r>
+      <w:r>
+        <w:t xml:space="preserve"> </w:t>
+      </w:r>
+      <w:r>
+        <w:t xml:space="preserve">is steps 3 to 5 with the application running instead of the polling</w:t>
+      </w:r>
+      <w:r>
+        <w:t xml:space="preserve"> </w:t>
+      </w:r>
+      <w:r>
+        <w:t xml:space="preserve">loop.</w:t>
       </w:r>
     </w:p>
     <w:p>
       <w:pPr>
-        <w:pStyle w:val="FirstParagraph"/>
-      </w:pPr>
-      <w:r>
-        <w:t xml:space="preserve">To debug the ROM bootloader from its first instruction: debug boot, halt before</w:t>
-      </w:r>
-      <w:r>
-        <w:t xml:space="preserve"> </w:t>
-      </w:r>
-      <w:r>
-        <w:t xml:space="preserve">the first instruction (step 4), write</w:t>
-      </w:r>
-      <w:r>
-        <w:t xml:space="preserve"> </w:t>
-      </w:r>
-      <w:r>
-        <w:rPr>
-          <w:rStyle w:val="VerbatimChar"/>
-        </w:rPr>
-        <w:t xml:space="preserve">dpc = 0x0000_0080</w:t>
-      </w:r>
-      <w:r>
-        <w:t xml:space="preserve"> </w:t>
-      </w:r>
-      <w:r>
-        <w:t xml:space="preserve">with a sequence, then</w:t>
-      </w:r>
-      <w:r>
-        <w:t xml:space="preserve"> </w:t>
-      </w:r>
-      <w:r>
-        <w:t xml:space="preserve">single-step (</w:t>
-      </w:r>
-      <w:r>
-        <w:rPr>
-          <w:rStyle w:val="VerbatimChar"/>
-        </w:rPr>
-        <w:t xml:space="preserve">dcsr.step</w:t>
-      </w:r>
-      <w:r>
-        <w:t xml:space="preserve">) or resume. No hardware trigger is needed.</w:t>
+        <w:pStyle w:val="BodyText"/>
+      </w:pPr>
+      <w:r>
+        <w:t xml:space="preserve">The ROM itself cannot be debugged from its first instruction after a power-on: until</w:t>
+      </w:r>
+      <w:r>
+        <w:t xml:space="preserve"> </w:t>
+      </w:r>
+      <w:r>
+        <w:rPr>
+          <w:rStyle w:val="VerbatimChar"/>
+        </w:rPr>
+        <w:t xml:space="preserve">ACKD</w:t>
+      </w:r>
+      <w:r>
+        <w:t xml:space="preserve"> </w:t>
+      </w:r>
+      <w:r>
+        <w:t xml:space="preserve">the window is empty. After a watchdog or software reset it still holds the</w:t>
+      </w:r>
+      <w:r>
+        <w:t xml:space="preserve"> </w:t>
+      </w:r>
+      <w:r>
+        <w:t xml:space="preserve">program, and 7.7 gives the way in.</w:t>
       </w:r>
     </w:p>
-    <w:bookmarkEnd w:id="40"/>
-    <w:bookmarkStart w:id="41" w:name="reset-behaviour"/>
+    <w:bookmarkEnd w:id="37"/>
+    <w:bookmarkStart w:id="38" w:name="reset-behaviour"/>
     <w:p>
       <w:pPr>
         <w:pStyle w:val="Heading2"/>
@@ -5331,19 +5673,58 @@
               <w:jc w:val="left"/>
             </w:pPr>
             <w:r>
-              <w:t xml:space="preserve">Reset</w:t>
-            </w:r>
-          </w:p>
-        </w:tc>
-        <w:tc>
-          <w:tcPr/>
-          <w:p>
-            <w:pPr>
-              <w:pStyle w:val="Compact"/>
-              <w:jc w:val="left"/>
-            </w:pPr>
-            <w:r>
-              <w:t xml:space="preserve">Reset, then 7.1</w:t>
+              <w:t xml:space="preserve">Reset:</w:t>
+            </w:r>
+            <w:r>
+              <w:t xml:space="preserve"> </w:t>
+            </w:r>
+            <w:r>
+              <w:rPr>
+                <w:rStyle w:val="VerbatimChar"/>
+              </w:rPr>
+              <w:t xml:space="preserve">dbgreq</w:t>
+            </w:r>
+            <w:r>
+              <w:t xml:space="preserve"> </w:t>
+            </w:r>
+            <w:r>
+              <w:t xml:space="preserve">= 0,</w:t>
+            </w:r>
+            <w:r>
+              <w:t xml:space="preserve"> </w:t>
+            </w:r>
+            <w:r>
+              <w:rPr>
+                <w:rStyle w:val="VerbatimChar"/>
+              </w:rPr>
+              <w:t xml:space="preserve">DBG_EN</w:t>
+            </w:r>
+            <w:r>
+              <w:t xml:space="preserve"> </w:t>
+            </w:r>
+            <w:r>
+              <w:t xml:space="preserve">captured again</w:t>
+            </w:r>
+          </w:p>
+        </w:tc>
+        <w:tc>
+          <w:tcPr/>
+          <w:p>
+            <w:pPr>
+              <w:pStyle w:val="Compact"/>
+              <w:jc w:val="left"/>
+            </w:pPr>
+            <w:r>
+              <w:rPr>
+                <w:rStyle w:val="VerbatimChar"/>
+              </w:rPr>
+              <w:t xml:space="preserve">SCRC</w:t>
+            </w:r>
+            <w:r>
+              <w:t xml:space="preserve"> </w:t>
+            </w:r>
+            <w:r>
+              <w:t xml:space="preserve">releases it, it runs the ROM</w:t>
             </w:r>
           </w:p>
         </w:tc>
@@ -5393,23 +5774,44 @@
               <w:jc w:val="left"/>
             </w:pPr>
             <w:r>
-              <w:t xml:space="preserve">–</w:t>
-            </w:r>
-          </w:p>
-        </w:tc>
-        <w:tc>
-          <w:tcPr/>
-          <w:p>
-            <w:pPr>
-              <w:pStyle w:val="Compact"/>
-              <w:jc w:val="left"/>
-            </w:pPr>
-            <w:r>
-              <w:t xml:space="preserve">Per</w:t>
-            </w:r>
-            <w:r>
-              <w:t xml:space="preserve"> </w:t>
-            </w:r>
+              <w:t xml:space="preserve">– (</w:t>
+            </w:r>
+            <w:r>
+              <w:rPr>
+                <w:rStyle w:val="VerbatimChar"/>
+              </w:rPr>
+              <w:t xml:space="preserve">dbgreq</w:t>
+            </w:r>
+            <w:r>
+              <w:t xml:space="preserve"> </w:t>
+            </w:r>
+            <w:r>
+              <w:t xml:space="preserve">and</w:t>
+            </w:r>
+            <w:r>
+              <w:t xml:space="preserve"> </w:t>
+            </w:r>
+            <w:r>
+              <w:rPr>
+                <w:rStyle w:val="VerbatimChar"/>
+              </w:rPr>
+              <w:t xml:space="preserve">o_dbg_en</w:t>
+            </w:r>
+            <w:r>
+              <w:t xml:space="preserve"> </w:t>
+            </w:r>
+            <w:r>
+              <w:t xml:space="preserve">keep their values)</w:t>
+            </w:r>
+          </w:p>
+        </w:tc>
+        <w:tc>
+          <w:tcPr/>
+          <w:p>
+            <w:pPr>
+              <w:pStyle w:val="Compact"/>
+              <w:jc w:val="left"/>
+            </w:pPr>
             <w:r>
               <w:rPr>
                 <w:rStyle w:val="VerbatimChar"/>
@@ -5417,7 +5819,25 @@
               <w:t xml:space="preserve">SCRC</w:t>
             </w:r>
             <w:r>
-              <w:t xml:space="preserve">, then 7.1</w:t>
+              <w:t xml:space="preserve"> </w:t>
+            </w:r>
+            <w:r>
+              <w:t xml:space="preserve">releases it. With</w:t>
+            </w:r>
+            <w:r>
+              <w:t xml:space="preserve"> </w:t>
+            </w:r>
+            <w:r>
+              <w:rPr>
+                <w:rStyle w:val="VerbatimChar"/>
+              </w:rPr>
+              <w:t xml:space="preserve">dbgreq</w:t>
+            </w:r>
+            <w:r>
+              <w:t xml:space="preserve"> </w:t>
+            </w:r>
+            <w:r>
+              <w:t xml:space="preserve">= 1 it halts before its first instruction (7.7)</w:t>
             </w:r>
           </w:p>
         </w:tc>
@@ -5461,22 +5881,7 @@
               <w:t xml:space="preserve"> </w:t>
             </w:r>
             <w:r>
-              <w:t xml:space="preserve">= 0,</w:t>
-            </w:r>
-            <w:r>
-              <w:t xml:space="preserve"> </w:t>
-            </w:r>
-            <w:r>
-              <w:rPr>
-                <w:rStyle w:val="VerbatimChar"/>
-              </w:rPr>
-              <w:t xml:space="preserve">cpu_hold</w:t>
-            </w:r>
-            <w:r>
-              <w:t xml:space="preserve"> </w:t>
-            </w:r>
-            <w:r>
-              <w:t xml:space="preserve">= 1</w:t>
+              <w:t xml:space="preserve">= 0</w:t>
             </w:r>
           </w:p>
         </w:tc>
@@ -5512,14 +5917,14 @@
               <w:jc w:val="left"/>
             </w:pPr>
             <w:r>
-              <w:t xml:space="preserve">Held again in debug boot</w:t>
+              <w:t xml:space="preserve">–</w:t>
             </w:r>
           </w:p>
         </w:tc>
       </w:tr>
     </w:tbl>
-    <w:bookmarkEnd w:id="41"/>
-    <w:bookmarkStart w:id="42" w:name="reading-and-writing-memory"/>
+    <w:bookmarkEnd w:id="38"/>
+    <w:bookmarkStart w:id="39" w:name="reading-and-writing-memory"/>
     <w:p>
       <w:pPr>
         <w:pStyle w:val="Heading2"/>
@@ -5556,6 +5961,303 @@
       </w:r>
       <w:r>
         <w:t xml:space="preserve">:</w:t>
+      </w:r>
+    </w:p>
+    <w:p>
+      <w:pPr>
+        <w:pStyle w:val="Compact"/>
+        <w:numPr>
+          <w:ilvl w:val="0"/>
+          <w:numId w:val="1004"/>
+        </w:numPr>
+        <w:jc w:val="left"/>
+      </w:pPr>
+      <w:r>
+        <w:t xml:space="preserve">IR =</w:t>
+      </w:r>
+      <w:r>
+        <w:t xml:space="preserve"> </w:t>
+      </w:r>
+      <w:r>
+        <w:rPr>
+          <w:rStyle w:val="VerbatimChar"/>
+        </w:rPr>
+        <w:t xml:space="preserve">ADDR</w:t>
+      </w:r>
+      <w:r>
+        <w:t xml:space="preserve">, DR = {0,</w:t>
+      </w:r>
+      <w:r>
+        <w:t xml:space="preserve"> </w:t>
+      </w:r>
+      <w:r>
+        <w:rPr>
+          <w:rStyle w:val="VerbatimChar"/>
+        </w:rPr>
+        <w:t xml:space="preserve">A</w:t>
+      </w:r>
+      <w:r>
+        <w:t xml:space="preserve">}. Update-DR starts the read.</w:t>
+      </w:r>
+    </w:p>
+    <w:p>
+      <w:pPr>
+        <w:pStyle w:val="Compact"/>
+        <w:numPr>
+          <w:ilvl w:val="0"/>
+          <w:numId w:val="1004"/>
+        </w:numPr>
+        <w:jc w:val="left"/>
+      </w:pPr>
+      <w:r>
+        <w:t xml:space="preserve">IR =</w:t>
+      </w:r>
+      <w:r>
+        <w:t xml:space="preserve"> </w:t>
+      </w:r>
+      <w:r>
+        <w:rPr>
+          <w:rStyle w:val="VerbatimChar"/>
+        </w:rPr>
+        <w:t xml:space="preserve">STATUS</w:t>
+      </w:r>
+      <w:r>
+        <w:t xml:space="preserve">, scan until</w:t>
+      </w:r>
+      <w:r>
+        <w:t xml:space="preserve"> </w:t>
+      </w:r>
+      <w:r>
+        <w:rPr>
+          <w:rStyle w:val="VerbatimChar"/>
+        </w:rPr>
+        <w:t xml:space="preserve">busy</w:t>
+      </w:r>
+      <w:r>
+        <w:t xml:space="preserve"> </w:t>
+      </w:r>
+      <w:r>
+        <w:t xml:space="preserve">= 0. Check</w:t>
+      </w:r>
+      <w:r>
+        <w:t xml:space="preserve"> </w:t>
+      </w:r>
+      <w:r>
+        <w:rPr>
+          <w:rStyle w:val="VerbatimChar"/>
+        </w:rPr>
+        <w:t xml:space="preserve">resp</w:t>
+      </w:r>
+      <w:r>
+        <w:t xml:space="preserve">.</w:t>
+      </w:r>
+    </w:p>
+    <w:p>
+      <w:pPr>
+        <w:pStyle w:val="Compact"/>
+        <w:numPr>
+          <w:ilvl w:val="0"/>
+          <w:numId w:val="1004"/>
+        </w:numPr>
+        <w:jc w:val="left"/>
+      </w:pPr>
+      <w:r>
+        <w:t xml:space="preserve">IR =</w:t>
+      </w:r>
+      <w:r>
+        <w:t xml:space="preserve"> </w:t>
+      </w:r>
+      <w:r>
+        <w:rPr>
+          <w:rStyle w:val="VerbatimChar"/>
+        </w:rPr>
+        <w:t xml:space="preserve">DATA</w:t>
+      </w:r>
+      <w:r>
+        <w:t xml:space="preserve">, scan. The captured value is the read data.</w:t>
+      </w:r>
+    </w:p>
+    <w:p>
+      <w:pPr>
+        <w:pStyle w:val="FirstParagraph"/>
+      </w:pPr>
+      <w:r>
+        <w:rPr>
+          <w:b/>
+          <w:bCs/>
+        </w:rPr>
+        <w:t xml:space="preserve">Write</w:t>
+      </w:r>
+      <w:r>
+        <w:t xml:space="preserve"> </w:t>
+      </w:r>
+      <w:r>
+        <w:t xml:space="preserve">of</w:t>
+      </w:r>
+      <w:r>
+        <w:t xml:space="preserve"> </w:t>
+      </w:r>
+      <w:r>
+        <w:rPr>
+          <w:rStyle w:val="VerbatimChar"/>
+        </w:rPr>
+        <w:t xml:space="preserve">D</w:t>
+      </w:r>
+      <w:r>
+        <w:t xml:space="preserve"> </w:t>
+      </w:r>
+      <w:r>
+        <w:t xml:space="preserve">to address</w:t>
+      </w:r>
+      <w:r>
+        <w:t xml:space="preserve"> </w:t>
+      </w:r>
+      <w:r>
+        <w:rPr>
+          <w:rStyle w:val="VerbatimChar"/>
+        </w:rPr>
+        <w:t xml:space="preserve">A</w:t>
+      </w:r>
+      <w:r>
+        <w:t xml:space="preserve">:</w:t>
+      </w:r>
+    </w:p>
+    <w:p>
+      <w:pPr>
+        <w:pStyle w:val="Compact"/>
+        <w:numPr>
+          <w:ilvl w:val="0"/>
+          <w:numId w:val="1005"/>
+        </w:numPr>
+        <w:jc w:val="left"/>
+      </w:pPr>
+      <w:r>
+        <w:t xml:space="preserve">IR =</w:t>
+      </w:r>
+      <w:r>
+        <w:t xml:space="preserve"> </w:t>
+      </w:r>
+      <w:r>
+        <w:rPr>
+          <w:rStyle w:val="VerbatimChar"/>
+        </w:rPr>
+        <w:t xml:space="preserve">ADDR</w:t>
+      </w:r>
+      <w:r>
+        <w:t xml:space="preserve">, DR = {1,</w:t>
+      </w:r>
+      <w:r>
+        <w:t xml:space="preserve"> </w:t>
+      </w:r>
+      <w:r>
+        <w:rPr>
+          <w:rStyle w:val="VerbatimChar"/>
+        </w:rPr>
+        <w:t xml:space="preserve">A</w:t>
+      </w:r>
+      <w:r>
+        <w:t xml:space="preserve">}. Nothing is issued.</w:t>
+      </w:r>
+    </w:p>
+    <w:p>
+      <w:pPr>
+        <w:pStyle w:val="Compact"/>
+        <w:numPr>
+          <w:ilvl w:val="0"/>
+          <w:numId w:val="1005"/>
+        </w:numPr>
+        <w:jc w:val="left"/>
+      </w:pPr>
+      <w:r>
+        <w:t xml:space="preserve">IR =</w:t>
+      </w:r>
+      <w:r>
+        <w:t xml:space="preserve"> </w:t>
+      </w:r>
+      <w:r>
+        <w:rPr>
+          <w:rStyle w:val="VerbatimChar"/>
+        </w:rPr>
+        <w:t xml:space="preserve">DATA</w:t>
+      </w:r>
+      <w:r>
+        <w:t xml:space="preserve">, DR =</w:t>
+      </w:r>
+      <w:r>
+        <w:t xml:space="preserve"> </w:t>
+      </w:r>
+      <w:r>
+        <w:rPr>
+          <w:rStyle w:val="VerbatimChar"/>
+        </w:rPr>
+        <w:t xml:space="preserve">D</w:t>
+      </w:r>
+      <w:r>
+        <w:t xml:space="preserve">. Update-DR starts the write.</w:t>
+      </w:r>
+    </w:p>
+    <w:p>
+      <w:pPr>
+        <w:pStyle w:val="Compact"/>
+        <w:numPr>
+          <w:ilvl w:val="0"/>
+          <w:numId w:val="1005"/>
+        </w:numPr>
+        <w:jc w:val="left"/>
+      </w:pPr>
+      <w:r>
+        <w:t xml:space="preserve">IR =</w:t>
+      </w:r>
+      <w:r>
+        <w:t xml:space="preserve"> </w:t>
+      </w:r>
+      <w:r>
+        <w:rPr>
+          <w:rStyle w:val="VerbatimChar"/>
+        </w:rPr>
+        <w:t xml:space="preserve">STATUS</w:t>
+      </w:r>
+      <w:r>
+        <w:t xml:space="preserve">, scan until</w:t>
+      </w:r>
+      <w:r>
+        <w:t xml:space="preserve"> </w:t>
+      </w:r>
+      <w:r>
+        <w:rPr>
+          <w:rStyle w:val="VerbatimChar"/>
+        </w:rPr>
+        <w:t xml:space="preserve">busy</w:t>
+      </w:r>
+      <w:r>
+        <w:t xml:space="preserve"> </w:t>
+      </w:r>
+      <w:r>
+        <w:t xml:space="preserve">= 0. Check</w:t>
+      </w:r>
+      <w:r>
+        <w:t xml:space="preserve"> </w:t>
+      </w:r>
+      <w:r>
+        <w:rPr>
+          <w:rStyle w:val="VerbatimChar"/>
+        </w:rPr>
+        <w:t xml:space="preserve">resp</w:t>
+      </w:r>
+      <w:r>
+        <w:t xml:space="preserve">.</w:t>
+      </w:r>
+    </w:p>
+    <w:p>
+      <w:pPr>
+        <w:pStyle w:val="FirstParagraph"/>
+      </w:pPr>
+      <w:r>
+        <w:rPr>
+          <w:b/>
+          <w:bCs/>
+        </w:rPr>
+        <w:t xml:space="preserve">Rules:</w:t>
       </w:r>
     </w:p>
     <w:p>
@@ -5568,7 +6270,22 @@
         <w:jc w:val="left"/>
       </w:pPr>
       <w:r>
-        <w:t xml:space="preserve">IR =</w:t>
+        <w:t xml:space="preserve">While</w:t>
+      </w:r>
+      <w:r>
+        <w:t xml:space="preserve"> </w:t>
+      </w:r>
+      <w:r>
+        <w:rPr>
+          <w:rStyle w:val="VerbatimChar"/>
+        </w:rPr>
+        <w:t xml:space="preserve">busy</w:t>
+      </w:r>
+      <w:r>
+        <w:t xml:space="preserve"> </w:t>
+      </w:r>
+      <w:r>
+        <w:t xml:space="preserve">= 1, Update-DR of</w:t>
       </w:r>
       <w:r>
         <w:t xml:space="preserve"> </w:t>
@@ -5580,19 +6297,44 @@
         <w:t xml:space="preserve">ADDR</w:t>
       </w:r>
       <w:r>
-        <w:t xml:space="preserve">, DR = {0,</w:t>
-      </w:r>
-      <w:r>
-        <w:t xml:space="preserve"> </w:t>
-      </w:r>
-      <w:r>
-        <w:rPr>
-          <w:rStyle w:val="VerbatimChar"/>
-        </w:rPr>
-        <w:t xml:space="preserve">A</w:t>
-      </w:r>
-      <w:r>
-        <w:t xml:space="preserve">}. Update-DR starts the read.</w:t>
+        <w:t xml:space="preserve"> </w:t>
+      </w:r>
+      <w:r>
+        <w:t xml:space="preserve">and</w:t>
+      </w:r>
+      <w:r>
+        <w:t xml:space="preserve"> </w:t>
+      </w:r>
+      <w:r>
+        <w:rPr>
+          <w:rStyle w:val="VerbatimChar"/>
+        </w:rPr>
+        <w:t xml:space="preserve">DATA</w:t>
+      </w:r>
+      <w:r>
+        <w:t xml:space="preserve"> </w:t>
+      </w:r>
+      <w:r>
+        <w:t xml:space="preserve">is</w:t>
+      </w:r>
+      <w:r>
+        <w:t xml:space="preserve"> </w:t>
+      </w:r>
+      <w:r>
+        <w:rPr>
+          <w:b/>
+          <w:bCs/>
+        </w:rPr>
+        <w:t xml:space="preserve">ignored</w:t>
+      </w:r>
+      <w:r>
+        <w:t xml:space="preserve">: no register</w:t>
+      </w:r>
+      <w:r>
+        <w:t xml:space="preserve"> </w:t>
+      </w:r>
+      <w:r>
+        <w:t xml:space="preserve">changes and no transaction starts.</w:t>
       </w:r>
     </w:p>
     <w:p>
@@ -5605,458 +6347,121 @@
         <w:jc w:val="left"/>
       </w:pPr>
       <w:r>
-        <w:t xml:space="preserve">IR =</w:t>
-      </w:r>
-      <w:r>
-        <w:t xml:space="preserve"> </w:t>
-      </w:r>
-      <w:r>
-        <w:rPr>
-          <w:rStyle w:val="VerbatimChar"/>
-        </w:rPr>
-        <w:t xml:space="preserve">STATUS</w:t>
-      </w:r>
-      <w:r>
-        <w:t xml:space="preserve">, scan until</w:t>
-      </w:r>
-      <w:r>
-        <w:t xml:space="preserve"> </w:t>
-      </w:r>
-      <w:r>
-        <w:rPr>
-          <w:rStyle w:val="VerbatimChar"/>
-        </w:rPr>
-        <w:t xml:space="preserve">busy</w:t>
-      </w:r>
-      <w:r>
-        <w:t xml:space="preserve"> </w:t>
-      </w:r>
-      <w:r>
-        <w:t xml:space="preserve">= 0. Check</w:t>
-      </w:r>
-      <w:r>
-        <w:t xml:space="preserve"> </w:t>
-      </w:r>
-      <w:r>
-        <w:rPr>
-          <w:rStyle w:val="VerbatimChar"/>
-        </w:rPr>
-        <w:t xml:space="preserve">resp</w:t>
-      </w:r>
-      <w:r>
-        <w:t xml:space="preserve">.</w:t>
+        <w:t xml:space="preserve">While</w:t>
+      </w:r>
+      <w:r>
+        <w:t xml:space="preserve"> </w:t>
+      </w:r>
+      <w:r>
+        <w:rPr>
+          <w:rStyle w:val="VerbatimChar"/>
+        </w:rPr>
+        <w:t xml:space="preserve">addr_reg[32]</w:t>
+      </w:r>
+      <w:r>
+        <w:t xml:space="preserve"> </w:t>
+      </w:r>
+      <w:r>
+        <w:t xml:space="preserve">= 1, every Update-DR of</w:t>
+      </w:r>
+      <w:r>
+        <w:t xml:space="preserve"> </w:t>
+      </w:r>
+      <w:r>
+        <w:rPr>
+          <w:rStyle w:val="VerbatimChar"/>
+        </w:rPr>
+        <w:t xml:space="preserve">DATA</w:t>
+      </w:r>
+      <w:r>
+        <w:t xml:space="preserve"> </w:t>
+      </w:r>
+      <w:r>
+        <w:t xml:space="preserve">starts another write, to the</w:t>
+      </w:r>
+      <w:r>
+        <w:t xml:space="preserve"> </w:t>
+      </w:r>
+      <w:r>
+        <w:t xml:space="preserve">same address.</w:t>
       </w:r>
     </w:p>
     <w:p>
       <w:pPr>
-        <w:pStyle w:val="Compact"/>
-        <w:numPr>
-          <w:ilvl w:val="0"/>
-          <w:numId w:val="1006"/>
-        </w:numPr>
-        <w:jc w:val="left"/>
-      </w:pPr>
-      <w:r>
-        <w:t xml:space="preserve">IR =</w:t>
-      </w:r>
-      <w:r>
-        <w:t xml:space="preserve"> </w:t>
-      </w:r>
-      <w:r>
-        <w:rPr>
-          <w:rStyle w:val="VerbatimChar"/>
-        </w:rPr>
-        <w:t xml:space="preserve">DATA</w:t>
-      </w:r>
-      <w:r>
-        <w:t xml:space="preserve">, scan. The captured value is the read data.</w:t>
+        <w:pStyle w:val="FirstParagraph"/>
+      </w:pPr>
+      <w:r>
+        <w:rPr>
+          <w:rStyle w:val="VerbatimChar"/>
+        </w:rPr>
+        <w:t xml:space="preserve">busy</w:t>
+      </w:r>
+      <w:r>
+        <w:t xml:space="preserve"> </w:t>
+      </w:r>
+      <w:r>
+        <w:t xml:space="preserve">=</w:t>
+      </w:r>
+      <w:r>
+        <w:t xml:space="preserve"> </w:t>
+      </w:r>
+      <w:r>
+        <w:rPr>
+          <w:rStyle w:val="VerbatimChar"/>
+        </w:rPr>
+        <w:t xml:space="preserve">read_req</w:t>
+      </w:r>
+      <w:r>
+        <w:t xml:space="preserve"> </w:t>
+      </w:r>
+      <w:r>
+        <w:t xml:space="preserve">OR synchronised</w:t>
+      </w:r>
+      <w:r>
+        <w:t xml:space="preserve"> </w:t>
+      </w:r>
+      <w:r>
+        <w:rPr>
+          <w:rStyle w:val="VerbatimChar"/>
+        </w:rPr>
+        <w:t xml:space="preserve">read_ack</w:t>
+      </w:r>
+      <w:r>
+        <w:t xml:space="preserve"> </w:t>
+      </w:r>
+      <w:r>
+        <w:t xml:space="preserve">OR</w:t>
+      </w:r>
+      <w:r>
+        <w:t xml:space="preserve"> </w:t>
+      </w:r>
+      <w:r>
+        <w:rPr>
+          <w:rStyle w:val="VerbatimChar"/>
+        </w:rPr>
+        <w:t xml:space="preserve">write_req</w:t>
+      </w:r>
+      <w:r>
+        <w:t xml:space="preserve"> </w:t>
+      </w:r>
+      <w:r>
+        <w:t xml:space="preserve">OR synchronised</w:t>
+      </w:r>
+      <w:r>
+        <w:t xml:space="preserve"> </w:t>
+      </w:r>
+      <w:r>
+        <w:rPr>
+          <w:rStyle w:val="VerbatimChar"/>
+        </w:rPr>
+        <w:t xml:space="preserve">write_ack</w:t>
+      </w:r>
+      <w:r>
+        <w:t xml:space="preserve">, all on the TCK side.</w:t>
       </w:r>
     </w:p>
-    <w:p>
-      <w:pPr>
-        <w:pStyle w:val="FirstParagraph"/>
-      </w:pPr>
-      <w:r>
-        <w:rPr>
-          <w:b/>
-          <w:bCs/>
-        </w:rPr>
-        <w:t xml:space="preserve">Write</w:t>
-      </w:r>
-      <w:r>
-        <w:t xml:space="preserve"> </w:t>
-      </w:r>
-      <w:r>
-        <w:t xml:space="preserve">of</w:t>
-      </w:r>
-      <w:r>
-        <w:t xml:space="preserve"> </w:t>
-      </w:r>
-      <w:r>
-        <w:rPr>
-          <w:rStyle w:val="VerbatimChar"/>
-        </w:rPr>
-        <w:t xml:space="preserve">D</w:t>
-      </w:r>
-      <w:r>
-        <w:t xml:space="preserve"> </w:t>
-      </w:r>
-      <w:r>
-        <w:t xml:space="preserve">to address</w:t>
-      </w:r>
-      <w:r>
-        <w:t xml:space="preserve"> </w:t>
-      </w:r>
-      <w:r>
-        <w:rPr>
-          <w:rStyle w:val="VerbatimChar"/>
-        </w:rPr>
-        <w:t xml:space="preserve">A</w:t>
-      </w:r>
-      <w:r>
-        <w:t xml:space="preserve">:</w:t>
-      </w:r>
-    </w:p>
-    <w:p>
-      <w:pPr>
-        <w:pStyle w:val="Compact"/>
-        <w:numPr>
-          <w:ilvl w:val="0"/>
-          <w:numId w:val="1007"/>
-        </w:numPr>
-        <w:jc w:val="left"/>
-      </w:pPr>
-      <w:r>
-        <w:t xml:space="preserve">IR =</w:t>
-      </w:r>
-      <w:r>
-        <w:t xml:space="preserve"> </w:t>
-      </w:r>
-      <w:r>
-        <w:rPr>
-          <w:rStyle w:val="VerbatimChar"/>
-        </w:rPr>
-        <w:t xml:space="preserve">ADDR</w:t>
-      </w:r>
-      <w:r>
-        <w:t xml:space="preserve">, DR = {1,</w:t>
-      </w:r>
-      <w:r>
-        <w:t xml:space="preserve"> </w:t>
-      </w:r>
-      <w:r>
-        <w:rPr>
-          <w:rStyle w:val="VerbatimChar"/>
-        </w:rPr>
-        <w:t xml:space="preserve">A</w:t>
-      </w:r>
-      <w:r>
-        <w:t xml:space="preserve">}. Nothing is issued.</w:t>
-      </w:r>
-    </w:p>
-    <w:p>
-      <w:pPr>
-        <w:pStyle w:val="Compact"/>
-        <w:numPr>
-          <w:ilvl w:val="0"/>
-          <w:numId w:val="1007"/>
-        </w:numPr>
-        <w:jc w:val="left"/>
-      </w:pPr>
-      <w:r>
-        <w:t xml:space="preserve">IR =</w:t>
-      </w:r>
-      <w:r>
-        <w:t xml:space="preserve"> </w:t>
-      </w:r>
-      <w:r>
-        <w:rPr>
-          <w:rStyle w:val="VerbatimChar"/>
-        </w:rPr>
-        <w:t xml:space="preserve">DATA</w:t>
-      </w:r>
-      <w:r>
-        <w:t xml:space="preserve">, DR =</w:t>
-      </w:r>
-      <w:r>
-        <w:t xml:space="preserve"> </w:t>
-      </w:r>
-      <w:r>
-        <w:rPr>
-          <w:rStyle w:val="VerbatimChar"/>
-        </w:rPr>
-        <w:t xml:space="preserve">D</w:t>
-      </w:r>
-      <w:r>
-        <w:t xml:space="preserve">. Update-DR starts the write.</w:t>
-      </w:r>
-    </w:p>
-    <w:p>
-      <w:pPr>
-        <w:pStyle w:val="Compact"/>
-        <w:numPr>
-          <w:ilvl w:val="0"/>
-          <w:numId w:val="1007"/>
-        </w:numPr>
-        <w:jc w:val="left"/>
-      </w:pPr>
-      <w:r>
-        <w:t xml:space="preserve">IR =</w:t>
-      </w:r>
-      <w:r>
-        <w:t xml:space="preserve"> </w:t>
-      </w:r>
-      <w:r>
-        <w:rPr>
-          <w:rStyle w:val="VerbatimChar"/>
-        </w:rPr>
-        <w:t xml:space="preserve">STATUS</w:t>
-      </w:r>
-      <w:r>
-        <w:t xml:space="preserve">, scan until</w:t>
-      </w:r>
-      <w:r>
-        <w:t xml:space="preserve"> </w:t>
-      </w:r>
-      <w:r>
-        <w:rPr>
-          <w:rStyle w:val="VerbatimChar"/>
-        </w:rPr>
-        <w:t xml:space="preserve">busy</w:t>
-      </w:r>
-      <w:r>
-        <w:t xml:space="preserve"> </w:t>
-      </w:r>
-      <w:r>
-        <w:t xml:space="preserve">= 0. Check</w:t>
-      </w:r>
-      <w:r>
-        <w:t xml:space="preserve"> </w:t>
-      </w:r>
-      <w:r>
-        <w:rPr>
-          <w:rStyle w:val="VerbatimChar"/>
-        </w:rPr>
-        <w:t xml:space="preserve">resp</w:t>
-      </w:r>
-      <w:r>
-        <w:t xml:space="preserve">.</w:t>
-      </w:r>
-    </w:p>
-    <w:p>
-      <w:pPr>
-        <w:pStyle w:val="FirstParagraph"/>
-      </w:pPr>
-      <w:r>
-        <w:rPr>
-          <w:b/>
-          <w:bCs/>
-        </w:rPr>
-        <w:t xml:space="preserve">Rules:</w:t>
-      </w:r>
-    </w:p>
-    <w:p>
-      <w:pPr>
-        <w:pStyle w:val="Compact"/>
-        <w:numPr>
-          <w:ilvl w:val="0"/>
-          <w:numId w:val="1008"/>
-        </w:numPr>
-        <w:jc w:val="left"/>
-      </w:pPr>
-      <w:r>
-        <w:t xml:space="preserve">While</w:t>
-      </w:r>
-      <w:r>
-        <w:t xml:space="preserve"> </w:t>
-      </w:r>
-      <w:r>
-        <w:rPr>
-          <w:rStyle w:val="VerbatimChar"/>
-        </w:rPr>
-        <w:t xml:space="preserve">busy</w:t>
-      </w:r>
-      <w:r>
-        <w:t xml:space="preserve"> </w:t>
-      </w:r>
-      <w:r>
-        <w:t xml:space="preserve">= 1, Update-DR of</w:t>
-      </w:r>
-      <w:r>
-        <w:t xml:space="preserve"> </w:t>
-      </w:r>
-      <w:r>
-        <w:rPr>
-          <w:rStyle w:val="VerbatimChar"/>
-        </w:rPr>
-        <w:t xml:space="preserve">ADDR</w:t>
-      </w:r>
-      <w:r>
-        <w:t xml:space="preserve"> </w:t>
-      </w:r>
-      <w:r>
-        <w:t xml:space="preserve">and</w:t>
-      </w:r>
-      <w:r>
-        <w:t xml:space="preserve"> </w:t>
-      </w:r>
-      <w:r>
-        <w:rPr>
-          <w:rStyle w:val="VerbatimChar"/>
-        </w:rPr>
-        <w:t xml:space="preserve">DATA</w:t>
-      </w:r>
-      <w:r>
-        <w:t xml:space="preserve"> </w:t>
-      </w:r>
-      <w:r>
-        <w:t xml:space="preserve">is</w:t>
-      </w:r>
-      <w:r>
-        <w:t xml:space="preserve"> </w:t>
-      </w:r>
-      <w:r>
-        <w:rPr>
-          <w:b/>
-          <w:bCs/>
-        </w:rPr>
-        <w:t xml:space="preserve">ignored</w:t>
-      </w:r>
-      <w:r>
-        <w:t xml:space="preserve">: no register</w:t>
-      </w:r>
-      <w:r>
-        <w:t xml:space="preserve"> </w:t>
-      </w:r>
-      <w:r>
-        <w:t xml:space="preserve">changes and no transaction starts.</w:t>
-      </w:r>
-    </w:p>
-    <w:p>
-      <w:pPr>
-        <w:pStyle w:val="Compact"/>
-        <w:numPr>
-          <w:ilvl w:val="0"/>
-          <w:numId w:val="1008"/>
-        </w:numPr>
-        <w:jc w:val="left"/>
-      </w:pPr>
-      <w:r>
-        <w:t xml:space="preserve">While</w:t>
-      </w:r>
-      <w:r>
-        <w:t xml:space="preserve"> </w:t>
-      </w:r>
-      <w:r>
-        <w:rPr>
-          <w:rStyle w:val="VerbatimChar"/>
-        </w:rPr>
-        <w:t xml:space="preserve">addr_reg[32]</w:t>
-      </w:r>
-      <w:r>
-        <w:t xml:space="preserve"> </w:t>
-      </w:r>
-      <w:r>
-        <w:t xml:space="preserve">= 1, every Update-DR of</w:t>
-      </w:r>
-      <w:r>
-        <w:t xml:space="preserve"> </w:t>
-      </w:r>
-      <w:r>
-        <w:rPr>
-          <w:rStyle w:val="VerbatimChar"/>
-        </w:rPr>
-        <w:t xml:space="preserve">DATA</w:t>
-      </w:r>
-      <w:r>
-        <w:t xml:space="preserve"> </w:t>
-      </w:r>
-      <w:r>
-        <w:t xml:space="preserve">starts another write, to the</w:t>
-      </w:r>
-      <w:r>
-        <w:t xml:space="preserve"> </w:t>
-      </w:r>
-      <w:r>
-        <w:t xml:space="preserve">same address.</w:t>
-      </w:r>
-    </w:p>
-    <w:p>
-      <w:pPr>
-        <w:pStyle w:val="FirstParagraph"/>
-      </w:pPr>
-      <w:r>
-        <w:rPr>
-          <w:rStyle w:val="VerbatimChar"/>
-        </w:rPr>
-        <w:t xml:space="preserve">busy</w:t>
-      </w:r>
-      <w:r>
-        <w:t xml:space="preserve"> </w:t>
-      </w:r>
-      <w:r>
-        <w:t xml:space="preserve">=</w:t>
-      </w:r>
-      <w:r>
-        <w:t xml:space="preserve"> </w:t>
-      </w:r>
-      <w:r>
-        <w:rPr>
-          <w:rStyle w:val="VerbatimChar"/>
-        </w:rPr>
-        <w:t xml:space="preserve">read_req</w:t>
-      </w:r>
-      <w:r>
-        <w:t xml:space="preserve"> </w:t>
-      </w:r>
-      <w:r>
-        <w:t xml:space="preserve">OR synchronised</w:t>
-      </w:r>
-      <w:r>
-        <w:t xml:space="preserve"> </w:t>
-      </w:r>
-      <w:r>
-        <w:rPr>
-          <w:rStyle w:val="VerbatimChar"/>
-        </w:rPr>
-        <w:t xml:space="preserve">read_ack</w:t>
-      </w:r>
-      <w:r>
-        <w:t xml:space="preserve"> </w:t>
-      </w:r>
-      <w:r>
-        <w:t xml:space="preserve">OR</w:t>
-      </w:r>
-      <w:r>
-        <w:t xml:space="preserve"> </w:t>
-      </w:r>
-      <w:r>
-        <w:rPr>
-          <w:rStyle w:val="VerbatimChar"/>
-        </w:rPr>
-        <w:t xml:space="preserve">write_req</w:t>
-      </w:r>
-      <w:r>
-        <w:t xml:space="preserve"> </w:t>
-      </w:r>
-      <w:r>
-        <w:t xml:space="preserve">OR synchronised</w:t>
-      </w:r>
-      <w:r>
-        <w:t xml:space="preserve"> </w:t>
-      </w:r>
-      <w:r>
-        <w:rPr>
-          <w:rStyle w:val="VerbatimChar"/>
-        </w:rPr>
-        <w:t xml:space="preserve">write_ack</w:t>
-      </w:r>
-      <w:r>
-        <w:t xml:space="preserve">, all on the TCK side.</w:t>
-      </w:r>
-    </w:p>
-    <w:bookmarkEnd w:id="42"/>
-    <w:bookmarkStart w:id="46" w:name="axi-manager"/>
+    <w:bookmarkEnd w:id="39"/>
+    <w:bookmarkStart w:id="43" w:name="axi-manager"/>
     <w:p>
       <w:pPr>
         <w:pStyle w:val="Heading2"/>
@@ -6075,18 +6480,18 @@
           <wp:inline>
             <wp:extent cx="5727700" cy="2911669"/>
             <wp:effectExtent b="0" l="0" r="0" t="0"/>
-            <wp:docPr descr="Read handshake" title="" id="44" name="Picture"/>
+            <wp:docPr descr="Read handshake" title="" id="41" name="Picture"/>
             <a:graphic>
               <a:graphicData uri="http://schemas.openxmlformats.org/drawingml/2006/picture">
                 <pic:pic>
                   <pic:nvPicPr>
-                    <pic:cNvPr descr="../figures/img/fig_sysdbg_handshake.png" id="45" name="Picture"/>
+                    <pic:cNvPr descr="../figures/img/fig_sysdbg_handshake.png" id="42" name="Picture"/>
                     <pic:cNvPicPr>
                       <a:picLocks noChangeArrowheads="1" noChangeAspect="1"/>
                     </pic:cNvPicPr>
                   </pic:nvPicPr>
                   <pic:blipFill>
-                    <a:blip r:embed="rId43"/>
+                    <a:blip r:embed="rId40"/>
                     <a:stretch>
                       <a:fillRect/>
                     </a:stretch>
@@ -6119,7 +6524,7 @@
         <w:jc w:val="left"/>
       </w:pPr>
       <w:r>
-        <w:t xml:space="preserve">Figure 7-2. Read handshake</w:t>
+        <w:t xml:space="preserve">Figure 7-1. Read handshake</w:t>
       </w:r>
     </w:p>
     <w:p>
@@ -6793,8 +7198,8 @@
         <w:t xml:space="preserve">At most one transaction is outstanding.</w:t>
       </w:r>
     </w:p>
-    <w:bookmarkEnd w:id="46"/>
-    <w:bookmarkStart w:id="47" w:name="clock-domain-crossing"/>
+    <w:bookmarkEnd w:id="43"/>
+    <w:bookmarkStart w:id="44" w:name="clock-domain-crossing"/>
     <w:p>
       <w:pPr>
         <w:pStyle w:val="Heading2"/>
@@ -6816,7 +7221,7 @@
         <w:pStyle w:val="Compact"/>
         <w:numPr>
           <w:ilvl w:val="0"/>
-          <w:numId w:val="1009"/>
+          <w:numId w:val="1007"/>
         </w:numPr>
         <w:jc w:val="left"/>
       </w:pPr>
@@ -6841,7 +7246,7 @@
         <w:pStyle w:val="Compact"/>
         <w:numPr>
           <w:ilvl w:val="0"/>
-          <w:numId w:val="1009"/>
+          <w:numId w:val="1007"/>
         </w:numPr>
         <w:jc w:val="left"/>
       </w:pPr>
@@ -6869,7 +7274,7 @@
         <w:pStyle w:val="Compact"/>
         <w:numPr>
           <w:ilvl w:val="0"/>
-          <w:numId w:val="1009"/>
+          <w:numId w:val="1007"/>
         </w:numPr>
         <w:jc w:val="left"/>
       </w:pPr>
@@ -6912,7 +7317,7 @@
         <w:pStyle w:val="Compact"/>
         <w:numPr>
           <w:ilvl w:val="0"/>
-          <w:numId w:val="1009"/>
+          <w:numId w:val="1007"/>
         </w:numPr>
         <w:jc w:val="left"/>
       </w:pPr>
@@ -7009,7 +7414,7 @@
         <w:pStyle w:val="Compact"/>
         <w:numPr>
           <w:ilvl w:val="0"/>
-          <w:numId w:val="1009"/>
+          <w:numId w:val="1007"/>
         </w:numPr>
         <w:jc w:val="left"/>
       </w:pPr>
@@ -7049,7 +7454,7 @@
         <w:pStyle w:val="Compact"/>
         <w:numPr>
           <w:ilvl w:val="0"/>
-          <w:numId w:val="1009"/>
+          <w:numId w:val="1007"/>
         </w:numPr>
         <w:jc w:val="left"/>
       </w:pPr>
@@ -7571,18 +7976,6 @@
               </w:rPr>
               <w:t xml:space="preserve">dbgreq</w:t>
             </w:r>
-            <w:r>
-              <w:t xml:space="preserve">,</w:t>
-            </w:r>
-            <w:r>
-              <w:t xml:space="preserve"> </w:t>
-            </w:r>
-            <w:r>
-              <w:rPr>
-                <w:rStyle w:val="VerbatimChar"/>
-              </w:rPr>
-              <w:t xml:space="preserve">cpu_hold</w:t>
-            </w:r>
           </w:p>
         </w:tc>
         <w:tc>
@@ -7653,8 +8046,8 @@
         </w:tc>
       </w:tr>
     </w:tbl>
-    <w:bookmarkEnd w:id="47"/>
-    <w:bookmarkStart w:id="48" w:name="halt-and-resume"/>
+    <w:bookmarkEnd w:id="44"/>
+    <w:bookmarkStart w:id="45" w:name="halt-and-resume"/>
     <w:p>
       <w:pPr>
         <w:pStyle w:val="Heading2"/>
@@ -7668,7 +8061,7 @@
         <w:pStyle w:val="Compact"/>
         <w:numPr>
           <w:ilvl w:val="0"/>
-          <w:numId w:val="1010"/>
+          <w:numId w:val="1008"/>
         </w:numPr>
         <w:jc w:val="left"/>
       </w:pPr>
@@ -7686,13 +8079,13 @@
         <w:rPr>
           <w:rStyle w:val="VerbatimChar"/>
         </w:rPr>
-        <w:t xml:space="preserve">CPUDBG = 1</w:t>
-      </w:r>
-      <w:r>
-        <w:t xml:space="preserve"> </w:t>
-      </w:r>
-      <w:r>
-        <w:t xml:space="preserve">drives</w:t>
+        <w:t xml:space="preserve">CPUDBG</w:t>
+      </w:r>
+      <w:r>
+        <w:t xml:space="preserve"> </w:t>
+      </w:r>
+      <w:r>
+        <w:t xml:space="preserve">= 1 drives</w:t>
       </w:r>
       <w:r>
         <w:t xml:space="preserve"> </w:t>
@@ -7722,7 +8115,13 @@
         <w:t xml:space="preserve"> </w:t>
       </w:r>
       <w:r>
-        <w:t xml:space="preserve">and jumps to</w:t>
+        <w:t xml:space="preserve">and jumps</w:t>
+      </w:r>
+      <w:r>
+        <w:t xml:space="preserve"> </w:t>
+      </w:r>
+      <w:r>
+        <w:t xml:space="preserve">to</w:t>
       </w:r>
       <w:r>
         <w:t xml:space="preserve"> </w:t>
@@ -7764,13 +8163,13 @@
         <w:t xml:space="preserve"> </w:t>
       </w:r>
       <w:r>
-        <w:t xml:space="preserve">= 1; the</w:t>
-      </w:r>
-      <w:r>
-        <w:t xml:space="preserve"> </w:t>
-      </w:r>
-      <w:r>
-        <w:t xml:space="preserve">host reads it to confirm the halt.</w:t>
+        <w:t xml:space="preserve">= 1; the host reads it</w:t>
+      </w:r>
+      <w:r>
+        <w:t xml:space="preserve"> </w:t>
+      </w:r>
+      <w:r>
+        <w:t xml:space="preserve">to confirm the halt.</w:t>
       </w:r>
     </w:p>
     <w:p>
@@ -7778,7 +8177,7 @@
         <w:pStyle w:val="Compact"/>
         <w:numPr>
           <w:ilvl w:val="0"/>
-          <w:numId w:val="1010"/>
+          <w:numId w:val="1008"/>
         </w:numPr>
         <w:jc w:val="left"/>
       </w:pPr>
@@ -7787,34 +8186,97 @@
           <w:b/>
           <w:bCs/>
         </w:rPr>
-        <w:t xml:space="preserve">Halt before starting.</w:t>
-      </w:r>
-      <w:r>
-        <w:t xml:space="preserve"> </w:t>
-      </w:r>
-      <w:r>
-        <w:rPr>
-          <w:rStyle w:val="VerbatimChar"/>
-        </w:rPr>
-        <w:t xml:space="preserve">CPUDBG = 1</w:t>
-      </w:r>
-      <w:r>
-        <w:t xml:space="preserve"> </w:t>
-      </w:r>
-      <w:r>
-        <w:t xml:space="preserve">while the CPU is held, or across a watchdog</w:t>
-      </w:r>
-      <w:r>
-        <w:t xml:space="preserve"> </w:t>
-      </w:r>
-      <w:r>
-        <w:t xml:space="preserve">reset, makes the core halt</w:t>
-      </w:r>
-      <w:r>
-        <w:t xml:space="preserve"> </w:t>
-      </w:r>
-      <w:r>
-        <w:t xml:space="preserve">before its first instruction.</w:t>
+        <w:t xml:space="preserve">A debug program must be there.</w:t>
+      </w:r>
+      <w:r>
+        <w:t xml:space="preserve"> </w:t>
+      </w:r>
+      <w:r>
+        <w:t xml:space="preserve">Raise</w:t>
+      </w:r>
+      <w:r>
+        <w:t xml:space="preserve"> </w:t>
+      </w:r>
+      <w:r>
+        <w:rPr>
+          <w:rStyle w:val="VerbatimChar"/>
+        </w:rPr>
+        <w:t xml:space="preserve">CPUDBG</w:t>
+      </w:r>
+      <w:r>
+        <w:t xml:space="preserve"> </w:t>
+      </w:r>
+      <w:r>
+        <w:t xml:space="preserve">only after the ROM has sent</w:t>
+      </w:r>
+      <w:r>
+        <w:t xml:space="preserve"> </w:t>
+      </w:r>
+      <w:r>
+        <w:rPr>
+          <w:rStyle w:val="VerbatimChar"/>
+        </w:rPr>
+        <w:t xml:space="preserve">ACKD</w:t>
+      </w:r>
+      <w:r>
+        <w:t xml:space="preserve">, that is, after a frame with</w:t>
+      </w:r>
+      <w:r>
+        <w:t xml:space="preserve"> </w:t>
+      </w:r>
+      <w:r>
+        <w:rPr>
+          <w:rStyle w:val="VerbatimChar"/>
+        </w:rPr>
+        <w:t xml:space="preserve">DEBUG_PROG</w:t>
+      </w:r>
+      <w:r>
+        <w:t xml:space="preserve"> </w:t>
+      </w:r>
+      <w:r>
+        <w:t xml:space="preserve">=</w:t>
+      </w:r>
+      <w:r>
+        <w:t xml:space="preserve"> </w:t>
+      </w:r>
+      <w:r>
+        <w:rPr>
+          <w:rStyle w:val="VerbatimChar"/>
+        </w:rPr>
+        <w:t xml:space="preserve">0x55</w:t>
+      </w:r>
+      <w:r>
+        <w:t xml:space="preserve">. Without it</w:t>
+      </w:r>
+      <w:r>
+        <w:t xml:space="preserve"> </w:t>
+      </w:r>
+      <w:r>
+        <w:rPr>
+          <w:rStyle w:val="VerbatimChar"/>
+        </w:rPr>
+        <w:t xml:space="preserve">0x2000_0800</w:t>
+      </w:r>
+      <w:r>
+        <w:t xml:space="preserve"> </w:t>
+      </w:r>
+      <w:r>
+        <w:t xml:space="preserve">holds whatever the RAM holds, and the halt runs it.</w:t>
+      </w:r>
+      <w:r>
+        <w:t xml:space="preserve"> </w:t>
+      </w:r>
+      <w:r>
+        <w:rPr>
+          <w:rStyle w:val="VerbatimChar"/>
+        </w:rPr>
+        <w:t xml:space="preserve">SYSDBG</w:t>
+      </w:r>
+      <w:r>
+        <w:t xml:space="preserve"> </w:t>
+      </w:r>
+      <w:r>
+        <w:t xml:space="preserve">does not check this.</w:t>
       </w:r>
     </w:p>
     <w:p>
@@ -7822,7 +8284,7 @@
         <w:pStyle w:val="Compact"/>
         <w:numPr>
           <w:ilvl w:val="0"/>
-          <w:numId w:val="1010"/>
+          <w:numId w:val="1008"/>
         </w:numPr>
         <w:jc w:val="left"/>
       </w:pPr>
@@ -7831,31 +8293,216 @@
           <w:b/>
           <w:bCs/>
         </w:rPr>
-        <w:t xml:space="preserve">Resume.</w:t>
-      </w:r>
-      <w:r>
-        <w:t xml:space="preserve"> </w:t>
-      </w:r>
-      <w:r>
-        <w:t xml:space="preserve">The host writes</w:t>
-      </w:r>
-      <w:r>
-        <w:t xml:space="preserve"> </w:t>
-      </w:r>
-      <w:r>
-        <w:rPr>
-          <w:rStyle w:val="VerbatimChar"/>
-        </w:rPr>
-        <w:t xml:space="preserve">CPUDBG = 0</w:t>
-      </w:r>
-      <w:r>
-        <w:t xml:space="preserve"> </w:t>
-      </w:r>
+        <w:t xml:space="preserve">Halt after a reset.</w:t>
+      </w:r>
+      <w:r>
+        <w:t xml:space="preserve"> </w:t>
+      </w:r>
+      <w:r>
+        <w:rPr>
+          <w:rStyle w:val="VerbatimChar"/>
+        </w:rPr>
+        <w:t xml:space="preserve">CPUDBG</w:t>
+      </w:r>
+      <w:r>
+        <w:t xml:space="preserve"> </w:t>
+      </w:r>
+      <w:r>
+        <w:t xml:space="preserve">= 1 across a watchdog or software reset halts the</w:t>
+      </w:r>
+      <w:r>
+        <w:t xml:space="preserve"> </w:t>
+      </w:r>
+      <w:r>
+        <w:t xml:space="preserve">core before its first instruction, at</w:t>
+      </w:r>
+      <w:r>
+        <w:t xml:space="preserve"> </w:t>
+      </w:r>
+      <w:r>
+        <w:rPr>
+          <w:rStyle w:val="VerbatimChar"/>
+        </w:rPr>
+        <w:t xml:space="preserve">dpc</w:t>
+      </w:r>
+      <w:r>
+        <w:t xml:space="preserve"> </w:t>
+      </w:r>
+      <w:r>
+        <w:t xml:space="preserve">=</w:t>
+      </w:r>
+      <w:r>
+        <w:t xml:space="preserve"> </w:t>
+      </w:r>
+      <w:r>
+        <w:rPr>
+          <w:rStyle w:val="VerbatimChar"/>
+        </w:rPr>
+        <w:t xml:space="preserve">0x0000_0080</w:t>
+      </w:r>
+      <w:r>
+        <w:t xml:space="preserve">:</w:t>
+      </w:r>
+      <w:r>
+        <w:t xml:space="preserve"> </w:t>
+      </w:r>
+      <w:r>
+        <w:rPr>
+          <w:rStyle w:val="VerbatimChar"/>
+        </w:rPr>
+        <w:t xml:space="preserve">debug_req</w:t>
+      </w:r>
+      <w:r>
+        <w:t xml:space="preserve"> </w:t>
+      </w:r>
+      <w:r>
+        <w:t xml:space="preserve">is still</w:t>
+      </w:r>
+      <w:r>
+        <w:t xml:space="preserve"> </w:t>
+      </w:r>
+      <w:r>
+        <w:t xml:space="preserve">high when</w:t>
+      </w:r>
+      <w:r>
+        <w:t xml:space="preserve"> </w:t>
+      </w:r>
+      <w:r>
+        <w:rPr>
+          <w:rStyle w:val="VerbatimChar"/>
+        </w:rPr>
+        <w:t xml:space="preserve">SCRC</w:t>
+      </w:r>
+      <w:r>
+        <w:t xml:space="preserve"> </w:t>
+      </w:r>
+      <w:r>
+        <w:t xml:space="preserve">releases the CPU, and the debug program is still in</w:t>
+      </w:r>
+      <w:r>
+        <w:t xml:space="preserve"> </w:t>
+      </w:r>
+      <w:r>
+        <w:rPr>
+          <w:rStyle w:val="VerbatimChar"/>
+        </w:rPr>
+        <w:t xml:space="preserve">ISRAM</w:t>
+      </w:r>
+      <w:r>
+        <w:t xml:space="preserve">, which</w:t>
+      </w:r>
+      <w:r>
+        <w:t xml:space="preserve"> </w:t>
+      </w:r>
+      <w:r>
+        <w:t xml:space="preserve">no reset clears. After a power-on reset it does not work:</w:t>
+      </w:r>
+      <w:r>
+        <w:t xml:space="preserve"> </w:t>
+      </w:r>
+      <w:r>
+        <w:rPr>
+          <w:rStyle w:val="VerbatimChar"/>
+        </w:rPr>
+        <w:t xml:space="preserve">CPUDBG</w:t>
+      </w:r>
+      <w:r>
+        <w:t xml:space="preserve"> </w:t>
+      </w:r>
+      <w:r>
+        <w:t xml:space="preserve">is cleared and</w:t>
+      </w:r>
+      <w:r>
+        <w:t xml:space="preserve"> </w:t>
+      </w:r>
+      <w:r>
+        <w:rPr>
+          <w:rStyle w:val="VerbatimChar"/>
+        </w:rPr>
+        <w:t xml:space="preserve">ISRAM</w:t>
+      </w:r>
+      <w:r>
+        <w:t xml:space="preserve"> </w:t>
+      </w:r>
+      <w:r>
+        <w:t xml:space="preserve">holds nothing. A</w:t>
+      </w:r>
+      <w:r>
+        <w:t xml:space="preserve"> </w:t>
+      </w:r>
+      <w:r>
+        <w:rPr>
+          <w:rStyle w:val="VerbatimChar"/>
+        </w:rPr>
+        <w:t xml:space="preserve">TRST</w:t>
+      </w:r>
+      <w:r>
+        <w:t xml:space="preserve"> </w:t>
+      </w:r>
+      <w:r>
+        <w:t xml:space="preserve">clears</w:t>
+      </w:r>
+      <w:r>
+        <w:t xml:space="preserve"> </w:t>
+      </w:r>
+      <w:r>
+        <w:rPr>
+          <w:rStyle w:val="VerbatimChar"/>
+        </w:rPr>
+        <w:t xml:space="preserve">CPUDBG</w:t>
+      </w:r>
+      <w:r>
+        <w:t xml:space="preserve"> </w:t>
+      </w:r>
+      <w:r>
+        <w:t xml:space="preserve">as well.</w:t>
+      </w:r>
+    </w:p>
+    <w:p>
+      <w:pPr>
+        <w:pStyle w:val="Compact"/>
+        <w:numPr>
+          <w:ilvl w:val="0"/>
+          <w:numId w:val="1008"/>
+        </w:numPr>
+        <w:jc w:val="left"/>
+      </w:pPr>
       <w:r>
         <w:rPr>
           <w:b/>
           <w:bCs/>
         </w:rPr>
+        <w:t xml:space="preserve">Resume.</w:t>
+      </w:r>
+      <w:r>
+        <w:t xml:space="preserve"> </w:t>
+      </w:r>
+      <w:r>
+        <w:t xml:space="preserve">The host writes</w:t>
+      </w:r>
+      <w:r>
+        <w:t xml:space="preserve"> </w:t>
+      </w:r>
+      <w:r>
+        <w:rPr>
+          <w:rStyle w:val="VerbatimChar"/>
+        </w:rPr>
+        <w:t xml:space="preserve">CPUDBG</w:t>
+      </w:r>
+      <w:r>
+        <w:t xml:space="preserve"> </w:t>
+      </w:r>
+      <w:r>
+        <w:t xml:space="preserve">= 0</w:t>
+      </w:r>
+      <w:r>
+        <w:t xml:space="preserve"> </w:t>
+      </w:r>
+      <w:r>
+        <w:rPr>
+          <w:b/>
+          <w:bCs/>
+        </w:rPr>
         <w:t xml:space="preserve">first</w:t>
       </w:r>
       <w:r>
@@ -7913,55 +8560,423 @@
         <w:t xml:space="preserve"> </w:t>
       </w:r>
       <w:r>
-        <w:t xml:space="preserve">halt again at the next instruction.</w:t>
-      </w:r>
-    </w:p>
-    <w:bookmarkEnd w:id="48"/>
-    <w:bookmarkStart w:id="49" w:name="debug-window"/>
-    <w:p>
-      <w:pPr>
-        <w:pStyle w:val="Heading2"/>
-      </w:pPr>
-      <w:r>
-        <w:t xml:space="preserve">7.8 Debug window</w:t>
+        <w:t xml:space="preserve">halt again at the next instruction. The core goes back to where it was: the ROM’s</w:t>
+      </w:r>
+      <w:r>
+        <w:t xml:space="preserve"> </w:t>
+      </w:r>
+      <w:r>
+        <w:t xml:space="preserve">polling loop, or the application.</w:t>
       </w:r>
     </w:p>
     <w:p>
       <w:pPr>
-        <w:pStyle w:val="FirstParagraph"/>
-      </w:pPr>
-      <w:r>
-        <w:t xml:space="preserve">The first 4 KiB of</w:t>
-      </w:r>
-      <w:r>
-        <w:t xml:space="preserve"> </w:t>
-      </w:r>
-      <w:r>
-        <w:rPr>
-          <w:rStyle w:val="VerbatimChar"/>
-        </w:rPr>
-        <w:t xml:space="preserve">ISRAM</w:t>
-      </w:r>
-      <w:r>
-        <w:t xml:space="preserve">.</w:t>
-      </w:r>
-      <w:r>
-        <w:t xml:space="preserve"> </w:t>
-      </w:r>
+        <w:pStyle w:val="Compact"/>
+        <w:numPr>
+          <w:ilvl w:val="0"/>
+          <w:numId w:val="1008"/>
+        </w:numPr>
+        <w:jc w:val="left"/>
+      </w:pPr>
       <w:r>
         <w:rPr>
           <w:b/>
           <w:bCs/>
         </w:rPr>
-        <w:t xml:space="preserve">The host writes all of it through</w:t>
+        <w:t xml:space="preserve">Breakpoints.</w:t>
+      </w:r>
+      <w:r>
+        <w:t xml:space="preserve"> </w:t>
+      </w:r>
+      <w:r>
+        <w:rPr>
+          <w:rStyle w:val="VerbatimChar"/>
+        </w:rPr>
+        <w:t xml:space="preserve">DbgTriggerEn</w:t>
+      </w:r>
+      <w:r>
+        <w:t xml:space="preserve"> </w:t>
+      </w:r>
+      <w:r>
+        <w:t xml:space="preserve">= 1 and</w:t>
+      </w:r>
+      <w:r>
+        <w:t xml:space="preserve"> </w:t>
+      </w:r>
+      <w:r>
+        <w:rPr>
+          <w:rStyle w:val="VerbatimChar"/>
+        </w:rPr>
+        <w:t xml:space="preserve">DbgHwBreakNum</w:t>
+      </w:r>
+      <w:r>
+        <w:t xml:space="preserve"> </w:t>
+      </w:r>
+      <w:r>
+        <w:t xml:space="preserve">= 2 give two hardware</w:t>
+      </w:r>
+      <w:r>
+        <w:t xml:space="preserve"> </w:t>
+      </w:r>
+      <w:r>
+        <w:t xml:space="preserve">breakpoints, set by sequences that write</w:t>
+      </w:r>
+      <w:r>
+        <w:t xml:space="preserve"> </w:t>
+      </w:r>
+      <w:r>
+        <w:rPr>
+          <w:rStyle w:val="VerbatimChar"/>
+        </w:rPr>
+        <w:t xml:space="preserve">tselect</w:t>
+      </w:r>
+      <w:r>
+        <w:t xml:space="preserve">,</w:t>
+      </w:r>
+      <w:r>
+        <w:t xml:space="preserve"> </w:t>
+      </w:r>
+      <w:r>
+        <w:rPr>
+          <w:rStyle w:val="VerbatimChar"/>
+        </w:rPr>
+        <w:t xml:space="preserve">tdata1</w:t>
+      </w:r>
+      <w:r>
+        <w:t xml:space="preserve"> </w:t>
+      </w:r>
+      <w:r>
+        <w:t xml:space="preserve">and</w:t>
+      </w:r>
+      <w:r>
+        <w:t xml:space="preserve"> </w:t>
+      </w:r>
+      <w:r>
+        <w:rPr>
+          <w:rStyle w:val="VerbatimChar"/>
+        </w:rPr>
+        <w:t xml:space="preserve">tdata2</w:t>
+      </w:r>
+      <w:r>
+        <w:t xml:space="preserve">. They work</w:t>
+      </w:r>
+      <w:r>
+        <w:t xml:space="preserve"> </w:t>
+      </w:r>
+      <w:r>
+        <w:t xml:space="preserve">in the ROM, which cannot be patched. A software breakpoint is an</w:t>
+      </w:r>
+      <w:r>
+        <w:t xml:space="preserve"> </w:t>
+      </w:r>
+      <w:r>
+        <w:rPr>
+          <w:rStyle w:val="VerbatimChar"/>
+        </w:rPr>
+        <w:t xml:space="preserve">ebreak</w:t>
+      </w:r>
+      <w:r>
+        <w:t xml:space="preserve"> </w:t>
+      </w:r>
+      <w:r>
+        <w:t xml:space="preserve">written over</w:t>
+      </w:r>
+      <w:r>
+        <w:t xml:space="preserve"> </w:t>
+      </w:r>
+      <w:r>
+        <w:t xml:space="preserve">the instruction in</w:t>
+      </w:r>
+      <w:r>
+        <w:t xml:space="preserve"> </w:t>
+      </w:r>
+      <w:r>
+        <w:rPr>
+          <w:rStyle w:val="VerbatimChar"/>
+        </w:rPr>
+        <w:t xml:space="preserve">ISRAM</w:t>
+      </w:r>
+      <w:r>
+        <w:t xml:space="preserve"> </w:t>
+      </w:r>
+      <w:r>
+        <w:t xml:space="preserve">and restored afterwards; it enters Debug Mode only if</w:t>
+      </w:r>
+      <w:r>
+        <w:t xml:space="preserve"> </w:t>
+      </w:r>
+      <w:r>
+        <w:rPr>
+          <w:rStyle w:val="VerbatimChar"/>
+        </w:rPr>
+        <w:t xml:space="preserve">dcsr.ebreakm</w:t>
+      </w:r>
+      <w:r>
+        <w:t xml:space="preserve"> </w:t>
+      </w:r>
+      <w:r>
+        <w:t xml:space="preserve">= 1, which a sequence sets once.</w:t>
+      </w:r>
+    </w:p>
+    <w:bookmarkEnd w:id="45"/>
+    <w:bookmarkStart w:id="46" w:name="debug-window"/>
+    <w:p>
+      <w:pPr>
+        <w:pStyle w:val="Heading2"/>
+      </w:pPr>
+      <w:r>
+        <w:t xml:space="preserve">7.8 Debug window</w:t>
+      </w:r>
+    </w:p>
+    <w:p>
+      <w:pPr>
+        <w:pStyle w:val="FirstParagraph"/>
+      </w:pPr>
+      <w:r>
+        <w:t xml:space="preserve">The first 4 KiB of</w:t>
+      </w:r>
+      <w:r>
+        <w:t xml:space="preserve"> </w:t>
+      </w:r>
+      <w:r>
+        <w:rPr>
+          <w:rStyle w:val="VerbatimChar"/>
+        </w:rPr>
+        <w:t xml:space="preserve">ISRAM</w:t>
+      </w:r>
+      <w:r>
+        <w:t xml:space="preserve">,</w:t>
+      </w:r>
+      <w:r>
+        <w:t xml:space="preserve"> </w:t>
+      </w:r>
+      <w:r>
+        <w:rPr>
+          <w:rStyle w:val="VerbatimChar"/>
+        </w:rPr>
+        <w:t xml:space="preserve">0x2000_0000</w:t>
+      </w:r>
+      <w:r>
+        <w:t xml:space="preserve">–</w:t>
+      </w:r>
+      <w:r>
+        <w:rPr>
+          <w:rStyle w:val="VerbatimChar"/>
+        </w:rPr>
+        <w:t xml:space="preserve">0x2000_0FFF</w:t>
+      </w:r>
+      <w:r>
+        <w:t xml:space="preserve">. The layout is the contract’s</w:t>
+      </w:r>
+      <w:r>
+        <w:t xml:space="preserve"> </w:t>
+      </w:r>
+      <w:r>
+        <w:rPr>
+          <w:rStyle w:val="VerbatimChar"/>
+        </w:rPr>
+        <w:t xml:space="preserve">debug_window</w:t>
+      </w:r>
+      <w:r>
+        <w:t xml:space="preserve"> </w:t>
+      </w:r>
+      <w:r>
+        <w:t xml:space="preserve">(</w:t>
+      </w:r>
+      <w:r>
+        <w:rPr>
+          <w:rStyle w:val="VerbatimChar"/>
+        </w:rPr>
+        <w:t xml:space="preserve">util/qsoc_contract.yml</w:t>
+      </w:r>
+      <w:r>
+        <w:t xml:space="preserve">) and the table below is generated from it. The</w:t>
+      </w:r>
+      <w:r>
+        <w:t xml:space="preserve"> </w:t>
+      </w:r>
+      <w:r>
+        <w:t xml:space="preserve">same numbers are Ibex’s</w:t>
+      </w:r>
+      <w:r>
+        <w:t xml:space="preserve"> </w:t>
+      </w:r>
+      <w:r>
+        <w:rPr>
+          <w:rStyle w:val="VerbatimChar"/>
+        </w:rPr>
+        <w:t xml:space="preserve">DmBaseAddr</w:t>
+      </w:r>
+      <w:r>
+        <w:t xml:space="preserve">,</w:t>
+      </w:r>
+      <w:r>
+        <w:t xml:space="preserve"> </w:t>
+      </w:r>
+      <w:r>
+        <w:rPr>
+          <w:rStyle w:val="VerbatimChar"/>
+        </w:rPr>
+        <w:t xml:space="preserve">DmAddrMask</w:t>
+      </w:r>
+      <w:r>
+        <w:t xml:space="preserve">,</w:t>
+      </w:r>
+      <w:r>
+        <w:t xml:space="preserve"> </w:t>
+      </w:r>
+      <w:r>
+        <w:rPr>
+          <w:rStyle w:val="VerbatimChar"/>
+        </w:rPr>
+        <w:t xml:space="preserve">DmHaltAddr</w:t>
+      </w:r>
+      <w:r>
+        <w:t xml:space="preserve"> </w:t>
+      </w:r>
+      <w:r>
+        <w:t xml:space="preserve">and</w:t>
+      </w:r>
+      <w:r>
+        <w:t xml:space="preserve"> </w:t>
+      </w:r>
+      <w:r>
+        <w:rPr>
+          <w:rStyle w:val="VerbatimChar"/>
+        </w:rPr>
+        <w:t xml:space="preserve">DmExceptionAddr</w:t>
+      </w:r>
+      <w:r>
+        <w:t xml:space="preserve">,</w:t>
+      </w:r>
+      <w:r>
+        <w:t xml:space="preserve"> </w:t>
+      </w:r>
+      <w:r>
+        <w:t xml:space="preserve">and</w:t>
+      </w:r>
+      <w:r>
+        <w:t xml:space="preserve"> </w:t>
+      </w:r>
+      <w:r>
+        <w:rPr>
+          <w:rStyle w:val="VerbatimChar"/>
+        </w:rPr>
+        <w:t xml:space="preserve">QNSC_BOOT_SPEC</w:t>
+      </w:r>
+      <w:r>
+        <w:t xml:space="preserve"> </w:t>
+      </w:r>
+      <w:r>
+        <w:t xml:space="preserve">Table 9-1.</w:t>
+      </w:r>
+    </w:p>
+    <w:p>
+      <w:pPr>
+        <w:pStyle w:val="BodyText"/>
+      </w:pPr>
+      <w:r>
+        <w:t xml:space="preserve">Who writes what:</w:t>
+      </w:r>
+    </w:p>
+    <w:p>
+      <w:pPr>
+        <w:pStyle w:val="Compact"/>
+        <w:numPr>
+          <w:ilvl w:val="0"/>
+          <w:numId w:val="1009"/>
+        </w:numPr>
+        <w:jc w:val="left"/>
+      </w:pPr>
+      <w:r>
+        <w:t xml:space="preserve">The</w:t>
+      </w:r>
+      <w:r>
+        <w:t xml:space="preserve"> </w:t>
       </w:r>
       <w:r>
         <w:rPr>
           <w:b/>
           <w:bCs/>
         </w:rPr>
-        <w:t xml:space="preserve"> </w:t>
-      </w:r>
+        <w:t xml:space="preserve">boot ROM</w:t>
+      </w:r>
+      <w:r>
+        <w:t xml:space="preserve"> </w:t>
+      </w:r>
+      <w:r>
+        <w:t xml:space="preserve">writes the debug program, 4096 bytes from</w:t>
+      </w:r>
+      <w:r>
+        <w:t xml:space="preserve"> </w:t>
+      </w:r>
+      <w:r>
+        <w:rPr>
+          <w:rStyle w:val="VerbatimChar"/>
+        </w:rPr>
+        <w:t xml:space="preserve">0x2000_0000</w:t>
+      </w:r>
+      <w:r>
+        <w:t xml:space="preserve">, when</w:t>
+      </w:r>
+      <w:r>
+        <w:t xml:space="preserve"> </w:t>
+      </w:r>
+      <w:r>
+        <w:rPr>
+          <w:rStyle w:val="VerbatimChar"/>
+        </w:rPr>
+        <w:t xml:space="preserve">DEBUG_PROG</w:t>
+      </w:r>
+      <w:r>
+        <w:t xml:space="preserve"> </w:t>
+      </w:r>
+      <w:r>
+        <w:t xml:space="preserve">=</w:t>
+      </w:r>
+      <w:r>
+        <w:t xml:space="preserve"> </w:t>
+      </w:r>
+      <w:r>
+        <w:rPr>
+          <w:rStyle w:val="VerbatimChar"/>
+        </w:rPr>
+        <w:t xml:space="preserve">0x55</w:t>
+      </w:r>
+      <w:r>
+        <w:t xml:space="preserve"> </w:t>
+      </w:r>
+      <w:r>
+        <w:t xml:space="preserve">(</w:t>
+      </w:r>
+      <w:r>
+        <w:rPr>
+          <w:rStyle w:val="VerbatimChar"/>
+        </w:rPr>
+        <w:t xml:space="preserve">QNSC_BOOT_SPEC</w:t>
+      </w:r>
+      <w:r>
+        <w:t xml:space="preserve"> </w:t>
+      </w:r>
+      <w:r>
+        <w:t xml:space="preserve">6 and 7). The dispatch loop, the exception</w:t>
+      </w:r>
+      <w:r>
+        <w:t xml:space="preserve"> </w:t>
+      </w:r>
+      <w:r>
+        <w:t xml:space="preserve">handler and the mailbox are part of that program.</w:t>
+      </w:r>
+    </w:p>
+    <w:p>
+      <w:pPr>
+        <w:pStyle w:val="Compact"/>
+        <w:numPr>
+          <w:ilvl w:val="0"/>
+          <w:numId w:val="1009"/>
+        </w:numPr>
+        <w:jc w:val="left"/>
+      </w:pPr>
       <w:r>
         <w:rPr>
           <w:rStyle w:val="VerbatimChar"/>
@@ -7971,27 +8986,55 @@
         <w:t xml:space="preserve">SYSDBG</w:t>
       </w:r>
       <w:r>
-        <w:t xml:space="preserve">:</w:t>
-      </w:r>
-      <w:r>
-        <w:t xml:space="preserve"> </w:t>
-      </w:r>
-      <w:r>
-        <w:t xml:space="preserve">- in debug boot, while the CPU is held (7.2 step 2);</w:t>
-      </w:r>
-      <w:r>
-        <w:t xml:space="preserve"> </w:t>
-      </w:r>
-      <w:r>
-        <w:t xml:space="preserve">- in normal boot, at any time before the first halt.</w:t>
+        <w:rPr>
+          <w:b/>
+          <w:bCs/>
+        </w:rPr>
+        <w:t xml:space="preserve"> </w:t>
+      </w:r>
+      <w:r>
+        <w:rPr>
+          <w:b/>
+          <w:bCs/>
+        </w:rPr>
+        <w:t xml:space="preserve">writes the sequence area</w:t>
+      </w:r>
+      <w:r>
+        <w:t xml:space="preserve"> </w:t>
+      </w:r>
+      <w:r>
+        <w:t xml:space="preserve">at run time, one sequence at a time, and reads</w:t>
+      </w:r>
+      <w:r>
+        <w:t xml:space="preserve"> </w:t>
+      </w:r>
+      <w:r>
+        <w:t xml:space="preserve">and writes the mailbox (7.4).</w:t>
       </w:r>
     </w:p>
     <w:p>
       <w:pPr>
-        <w:pStyle w:val="BodyText"/>
-      </w:pPr>
-      <w:r>
-        <w:t xml:space="preserve">Firmware places nothing here.</w:t>
+        <w:pStyle w:val="Compact"/>
+        <w:numPr>
+          <w:ilvl w:val="0"/>
+          <w:numId w:val="1009"/>
+        </w:numPr>
+        <w:jc w:val="left"/>
+      </w:pPr>
+      <w:r>
+        <w:t xml:space="preserve">Firmware places nothing here. The application is linked at</w:t>
+      </w:r>
+      <w:r>
+        <w:t xml:space="preserve"> </w:t>
+      </w:r>
+      <w:r>
+        <w:rPr>
+          <w:rStyle w:val="VerbatimChar"/>
+        </w:rPr>
+        <w:t xml:space="preserve">0x2000_1000</w:t>
+      </w:r>
+      <w:r>
+        <w:t xml:space="preserve">.</w:t>
       </w:r>
     </w:p>
     <w:p>
@@ -7999,7 +9042,16 @@
         <w:pStyle w:val="Tablecaption0"/>
       </w:pPr>
       <w:r>
-        <w:t xml:space="preserve">Table 7-5. Debug window layout</w:t>
+        <w:t xml:space="preserve">Table 7-5. Debug window, the first 4 KiB of</w:t>
+      </w:r>
+      <w:r>
+        <w:t xml:space="preserve"> </w:t>
+      </w:r>
+      <w:r>
+        <w:rPr>
+          <w:rStyle w:val="VerbatimChar"/>
+        </w:rPr>
+        <w:t xml:space="preserve">ISRAM</w:t>
       </w:r>
     </w:p>
     <w:tbl>
@@ -8008,11 +9060,14 @@
         <w:tblW w:type="pct" w:w="5000"/>
         <w:tblLayout w:type="fixed"/>
         <w:tblLook w:firstRow="1" w:lastRow="0" w:firstColumn="0" w:lastColumn="0" w:noHBand="0" w:noVBand="0" w:val="0020"/>
-        <w:tblCaption w:val="Debug window layout"/>
+        <w:tblCaption w:val="Debug window, the first 4 KiB of ISRAM"/>
       </w:tblPr>
       <w:tblGrid>
-        <w:gridCol w:w="3960"/>
-        <w:gridCol w:w="3960"/>
+        <w:gridCol w:w="1584"/>
+        <w:gridCol w:w="1584"/>
+        <w:gridCol w:w="1584"/>
+        <w:gridCol w:w="1584"/>
+        <w:gridCol w:w="1584"/>
       </w:tblGrid>
       <w:tr>
         <w:trPr>
@@ -8026,6 +9081,18 @@
               <w:jc w:val="left"/>
             </w:pPr>
             <w:r>
+              <w:t xml:space="preserve">Offset</w:t>
+            </w:r>
+          </w:p>
+        </w:tc>
+        <w:tc>
+          <w:tcPr/>
+          <w:p>
+            <w:pPr>
+              <w:pStyle w:val="Compact"/>
+              <w:jc w:val="left"/>
+            </w:pPr>
+            <w:r>
               <w:t xml:space="preserve">Address</w:t>
             </w:r>
           </w:p>
@@ -8038,7 +9105,31 @@
               <w:jc w:val="left"/>
             </w:pPr>
             <w:r>
-              <w:t xml:space="preserve">Content</w:t>
+              <w:t xml:space="preserve">Size</w:t>
+            </w:r>
+          </w:p>
+        </w:tc>
+        <w:tc>
+          <w:tcPr/>
+          <w:p>
+            <w:pPr>
+              <w:pStyle w:val="Compact"/>
+              <w:jc w:val="left"/>
+            </w:pPr>
+            <w:r>
+              <w:t xml:space="preserve">Name</w:t>
+            </w:r>
+          </w:p>
+        </w:tc>
+        <w:tc>
+          <w:tcPr/>
+          <w:p>
+            <w:pPr>
+              <w:pStyle w:val="Compact"/>
+              <w:jc w:val="left"/>
+            </w:pPr>
+            <w:r>
+              <w:t xml:space="preserve">Contents</w:t>
             </w:r>
           </w:p>
         </w:tc>
@@ -8055,7 +9146,7 @@
               <w:rPr>
                 <w:rStyle w:val="VerbatimChar"/>
               </w:rPr>
-              <w:t xml:space="preserve">0x2000_0000</w:t>
+              <w:t xml:space="preserve">0x000</w:t>
             </w:r>
             <w:r>
               <w:t xml:space="preserve">–</w:t>
@@ -8064,40 +9155,67 @@
               <w:rPr>
                 <w:rStyle w:val="VerbatimChar"/>
               </w:rPr>
-              <w:t xml:space="preserve">0x2000_07FF</w:t>
-            </w:r>
-          </w:p>
-        </w:tc>
-        <w:tc>
-          <w:tcPr/>
-          <w:p>
-            <w:pPr>
-              <w:pStyle w:val="Compact"/>
-              <w:jc w:val="left"/>
-            </w:pPr>
-            <w:r>
-              <w:t xml:space="preserve">Command sequences and flags (</w:t>
-            </w:r>
-            <w:r>
-              <w:rPr>
-                <w:rStyle w:val="VerbatimChar"/>
-              </w:rPr>
-              <w:t xml:space="preserve">RESUME</w:t>
-            </w:r>
-            <w:r>
-              <w:t xml:space="preserve">,</w:t>
-            </w:r>
-            <w:r>
-              <w:t xml:space="preserve"> </w:t>
-            </w:r>
-            <w:r>
-              <w:rPr>
-                <w:rStyle w:val="VerbatimChar"/>
-              </w:rPr>
-              <w:t xml:space="preserve">HALTED</w:t>
-            </w:r>
-            <w:r>
-              <w:t xml:space="preserve">), written and read by the host</w:t>
+              <w:t xml:space="preserve">0x7FF</w:t>
+            </w:r>
+          </w:p>
+        </w:tc>
+        <w:tc>
+          <w:tcPr/>
+          <w:p>
+            <w:pPr>
+              <w:pStyle w:val="Compact"/>
+              <w:jc w:val="left"/>
+            </w:pPr>
+            <w:r>
+              <w:rPr>
+                <w:rStyle w:val="VerbatimChar"/>
+              </w:rPr>
+              <w:t xml:space="preserve">0x20000000</w:t>
+            </w:r>
+          </w:p>
+        </w:tc>
+        <w:tc>
+          <w:tcPr/>
+          <w:p>
+            <w:pPr>
+              <w:pStyle w:val="Compact"/>
+              <w:jc w:val="left"/>
+            </w:pPr>
+            <w:r>
+              <w:t xml:space="preserve">2048 B</w:t>
+            </w:r>
+          </w:p>
+        </w:tc>
+        <w:tc>
+          <w:tcPr/>
+          <w:p>
+            <w:pPr>
+              <w:pStyle w:val="Compact"/>
+              <w:jc w:val="left"/>
+            </w:pPr>
+            <w:r>
+              <w:t xml:space="preserve">sequence area</w:t>
+            </w:r>
+          </w:p>
+        </w:tc>
+        <w:tc>
+          <w:tcPr/>
+          <w:p>
+            <w:pPr>
+              <w:pStyle w:val="Compact"/>
+              <w:jc w:val="left"/>
+            </w:pPr>
+            <w:r>
+              <w:t xml:space="preserve">Instruction sequences, written by the host through</w:t>
+            </w:r>
+            <w:r>
+              <w:t xml:space="preserve"> </w:t>
+            </w:r>
+            <w:r>
+              <w:rPr>
+                <w:rStyle w:val="VerbatimChar"/>
+              </w:rPr>
+              <w:t xml:space="preserve">SYSDBG</w:t>
             </w:r>
           </w:p>
         </w:tc>
@@ -8114,7 +9232,43 @@
               <w:rPr>
                 <w:rStyle w:val="VerbatimChar"/>
               </w:rPr>
-              <w:t xml:space="preserve">0x2000_0800</w:t>
+              <w:t xml:space="preserve">0x800</w:t>
+            </w:r>
+            <w:r>
+              <w:t xml:space="preserve">–</w:t>
+            </w:r>
+            <w:r>
+              <w:rPr>
+                <w:rStyle w:val="VerbatimChar"/>
+              </w:rPr>
+              <w:t xml:space="preserve">0x80F</w:t>
+            </w:r>
+          </w:p>
+        </w:tc>
+        <w:tc>
+          <w:tcPr/>
+          <w:p>
+            <w:pPr>
+              <w:pStyle w:val="Compact"/>
+              <w:jc w:val="left"/>
+            </w:pPr>
+            <w:r>
+              <w:rPr>
+                <w:rStyle w:val="VerbatimChar"/>
+              </w:rPr>
+              <w:t xml:space="preserve">0x20000800</w:t>
+            </w:r>
+          </w:p>
+        </w:tc>
+        <w:tc>
+          <w:tcPr/>
+          <w:p>
+            <w:pPr>
+              <w:pStyle w:val="Compact"/>
+              <w:jc w:val="left"/>
+            </w:pPr>
+            <w:r>
+              <w:t xml:space="preserve">16 B</w:t>
             </w:r>
           </w:p>
         </w:tc>
@@ -8131,8 +9285,17 @@
               </w:rPr>
               <w:t xml:space="preserve">DmHaltAddr</w:t>
             </w:r>
-            <w:r>
-              <w:t xml:space="preserve">: entry on every halt</w:t>
+          </w:p>
+        </w:tc>
+        <w:tc>
+          <w:tcPr/>
+          <w:p>
+            <w:pPr>
+              <w:pStyle w:val="Compact"/>
+              <w:jc w:val="left"/>
+            </w:pPr>
+            <w:r>
+              <w:t xml:space="preserve">Dispatch loop entry: Ibex enters here on every halt</w:t>
             </w:r>
           </w:p>
         </w:tc>
@@ -8149,7 +9312,43 @@
               <w:rPr>
                 <w:rStyle w:val="VerbatimChar"/>
               </w:rPr>
-              <w:t xml:space="preserve">0x2000_0810</w:t>
+              <w:t xml:space="preserve">0x810</w:t>
+            </w:r>
+            <w:r>
+              <w:t xml:space="preserve">–</w:t>
+            </w:r>
+            <w:r>
+              <w:rPr>
+                <w:rStyle w:val="VerbatimChar"/>
+              </w:rPr>
+              <w:t xml:space="preserve">0x81F</w:t>
+            </w:r>
+          </w:p>
+        </w:tc>
+        <w:tc>
+          <w:tcPr/>
+          <w:p>
+            <w:pPr>
+              <w:pStyle w:val="Compact"/>
+              <w:jc w:val="left"/>
+            </w:pPr>
+            <w:r>
+              <w:rPr>
+                <w:rStyle w:val="VerbatimChar"/>
+              </w:rPr>
+              <w:t xml:space="preserve">0x20000810</w:t>
+            </w:r>
+          </w:p>
+        </w:tc>
+        <w:tc>
+          <w:tcPr/>
+          <w:p>
+            <w:pPr>
+              <w:pStyle w:val="Compact"/>
+              <w:jc w:val="left"/>
+            </w:pPr>
+            <w:r>
+              <w:t xml:space="preserve">16 B</w:t>
             </w:r>
           </w:p>
         </w:tc>
@@ -8166,8 +9365,17 @@
               </w:rPr>
               <w:t xml:space="preserve">DmExceptionAddr</w:t>
             </w:r>
-            <w:r>
-              <w:t xml:space="preserve">: entry on an exception in Debug Mode</w:t>
+          </w:p>
+        </w:tc>
+        <w:tc>
+          <w:tcPr/>
+          <w:p>
+            <w:pPr>
+              <w:pStyle w:val="Compact"/>
+              <w:jc w:val="left"/>
+            </w:pPr>
+            <w:r>
+              <w:t xml:space="preserve">Exception handler: a fault in Debug Mode</w:t>
             </w:r>
           </w:p>
         </w:tc>
@@ -8184,7 +9392,7 @@
               <w:rPr>
                 <w:rStyle w:val="VerbatimChar"/>
               </w:rPr>
-              <w:t xml:space="preserve">0x2000_0820</w:t>
+              <w:t xml:space="preserve">0x820</w:t>
             </w:r>
             <w:r>
               <w:t xml:space="preserve">–</w:t>
@@ -8193,19 +9401,490 @@
               <w:rPr>
                 <w:rStyle w:val="VerbatimChar"/>
               </w:rPr>
-              <w:t xml:space="preserve">0x2000_0FFF</w:t>
-            </w:r>
-          </w:p>
-        </w:tc>
-        <w:tc>
-          <w:tcPr/>
-          <w:p>
-            <w:pPr>
-              <w:pStyle w:val="Compact"/>
-              <w:jc w:val="left"/>
-            </w:pPr>
-            <w:r>
-              <w:t xml:space="preserve">Dispatch loop</w:t>
+              <w:t xml:space="preserve">0xEFF</w:t>
+            </w:r>
+          </w:p>
+        </w:tc>
+        <w:tc>
+          <w:tcPr/>
+          <w:p>
+            <w:pPr>
+              <w:pStyle w:val="Compact"/>
+              <w:jc w:val="left"/>
+            </w:pPr>
+            <w:r>
+              <w:rPr>
+                <w:rStyle w:val="VerbatimChar"/>
+              </w:rPr>
+              <w:t xml:space="preserve">0x20000820</w:t>
+            </w:r>
+          </w:p>
+        </w:tc>
+        <w:tc>
+          <w:tcPr/>
+          <w:p>
+            <w:pPr>
+              <w:pStyle w:val="Compact"/>
+              <w:jc w:val="left"/>
+            </w:pPr>
+            <w:r>
+              <w:t xml:space="preserve">1760 B</w:t>
+            </w:r>
+          </w:p>
+        </w:tc>
+        <w:tc>
+          <w:tcPr/>
+          <w:p>
+            <w:pPr>
+              <w:pStyle w:val="Compact"/>
+              <w:jc w:val="left"/>
+            </w:pPr>
+            <w:r>
+              <w:t xml:space="preserve">code</w:t>
+            </w:r>
+          </w:p>
+        </w:tc>
+        <w:tc>
+          <w:tcPr/>
+          <w:p>
+            <w:pPr>
+              <w:pStyle w:val="Compact"/>
+              <w:jc w:val="left"/>
+            </w:pPr>
+            <w:r>
+              <w:t xml:space="preserve">Rest of the dispatch loop</w:t>
+            </w:r>
+          </w:p>
+        </w:tc>
+      </w:tr>
+      <w:tr>
+        <w:tc>
+          <w:tcPr/>
+          <w:p>
+            <w:pPr>
+              <w:pStyle w:val="Compact"/>
+              <w:jc w:val="left"/>
+            </w:pPr>
+            <w:r>
+              <w:rPr>
+                <w:rStyle w:val="VerbatimChar"/>
+              </w:rPr>
+              <w:t xml:space="preserve">0xF00</w:t>
+            </w:r>
+          </w:p>
+        </w:tc>
+        <w:tc>
+          <w:tcPr/>
+          <w:p>
+            <w:pPr>
+              <w:pStyle w:val="Compact"/>
+              <w:jc w:val="left"/>
+            </w:pPr>
+            <w:r>
+              <w:rPr>
+                <w:rStyle w:val="VerbatimChar"/>
+              </w:rPr>
+              <w:t xml:space="preserve">0x20000F00</w:t>
+            </w:r>
+          </w:p>
+        </w:tc>
+        <w:tc>
+          <w:tcPr/>
+          <w:p>
+            <w:pPr>
+              <w:pStyle w:val="Compact"/>
+              <w:jc w:val="left"/>
+            </w:pPr>
+            <w:r>
+              <w:t xml:space="preserve">4 B</w:t>
+            </w:r>
+          </w:p>
+        </w:tc>
+        <w:tc>
+          <w:tcPr/>
+          <w:p>
+            <w:pPr>
+              <w:pStyle w:val="Compact"/>
+              <w:jc w:val="left"/>
+            </w:pPr>
+            <w:r>
+              <w:rPr>
+                <w:rStyle w:val="VerbatimChar"/>
+              </w:rPr>
+              <w:t xml:space="preserve">data</w:t>
+            </w:r>
+          </w:p>
+        </w:tc>
+        <w:tc>
+          <w:tcPr/>
+          <w:p>
+            <w:pPr>
+              <w:pStyle w:val="Compact"/>
+              <w:jc w:val="left"/>
+            </w:pPr>
+            <w:r>
+              <w:t xml:space="preserve">Result word, the value a sequence was sent to fetch</w:t>
+            </w:r>
+          </w:p>
+        </w:tc>
+      </w:tr>
+      <w:tr>
+        <w:tc>
+          <w:tcPr/>
+          <w:p>
+            <w:pPr>
+              <w:pStyle w:val="Compact"/>
+              <w:jc w:val="left"/>
+            </w:pPr>
+            <w:r>
+              <w:rPr>
+                <w:rStyle w:val="VerbatimChar"/>
+              </w:rPr>
+              <w:t xml:space="preserve">0xF04</w:t>
+            </w:r>
+          </w:p>
+        </w:tc>
+        <w:tc>
+          <w:tcPr/>
+          <w:p>
+            <w:pPr>
+              <w:pStyle w:val="Compact"/>
+              <w:jc w:val="left"/>
+            </w:pPr>
+            <w:r>
+              <w:rPr>
+                <w:rStyle w:val="VerbatimChar"/>
+              </w:rPr>
+              <w:t xml:space="preserve">0x20000F04</w:t>
+            </w:r>
+          </w:p>
+        </w:tc>
+        <w:tc>
+          <w:tcPr/>
+          <w:p>
+            <w:pPr>
+              <w:pStyle w:val="Compact"/>
+              <w:jc w:val="left"/>
+            </w:pPr>
+            <w:r>
+              <w:t xml:space="preserve">4 B</w:t>
+            </w:r>
+          </w:p>
+        </w:tc>
+        <w:tc>
+          <w:tcPr/>
+          <w:p>
+            <w:pPr>
+              <w:pStyle w:val="Compact"/>
+              <w:jc w:val="left"/>
+            </w:pPr>
+            <w:r>
+              <w:rPr>
+                <w:rStyle w:val="VerbatimChar"/>
+              </w:rPr>
+              <w:t xml:space="preserve">exc</w:t>
+            </w:r>
+          </w:p>
+        </w:tc>
+        <w:tc>
+          <w:tcPr/>
+          <w:p>
+            <w:pPr>
+              <w:pStyle w:val="Compact"/>
+              <w:jc w:val="left"/>
+            </w:pPr>
+            <w:r>
+              <w:t xml:space="preserve">Exception flag, 1 after a fault in Debug Mode</w:t>
+            </w:r>
+          </w:p>
+        </w:tc>
+      </w:tr>
+      <w:tr>
+        <w:tc>
+          <w:tcPr/>
+          <w:p>
+            <w:pPr>
+              <w:pStyle w:val="Compact"/>
+              <w:jc w:val="left"/>
+            </w:pPr>
+            <w:r>
+              <w:rPr>
+                <w:rStyle w:val="VerbatimChar"/>
+              </w:rPr>
+              <w:t xml:space="preserve">0xF08</w:t>
+            </w:r>
+          </w:p>
+        </w:tc>
+        <w:tc>
+          <w:tcPr/>
+          <w:p>
+            <w:pPr>
+              <w:pStyle w:val="Compact"/>
+              <w:jc w:val="left"/>
+            </w:pPr>
+            <w:r>
+              <w:rPr>
+                <w:rStyle w:val="VerbatimChar"/>
+              </w:rPr>
+              <w:t xml:space="preserve">0x20000F08</w:t>
+            </w:r>
+          </w:p>
+        </w:tc>
+        <w:tc>
+          <w:tcPr/>
+          <w:p>
+            <w:pPr>
+              <w:pStyle w:val="Compact"/>
+              <w:jc w:val="left"/>
+            </w:pPr>
+            <w:r>
+              <w:t xml:space="preserve">4 B</w:t>
+            </w:r>
+          </w:p>
+        </w:tc>
+        <w:tc>
+          <w:tcPr/>
+          <w:p>
+            <w:pPr>
+              <w:pStyle w:val="Compact"/>
+              <w:jc w:val="left"/>
+            </w:pPr>
+            <w:r>
+              <w:rPr>
+                <w:rStyle w:val="VerbatimChar"/>
+              </w:rPr>
+              <w:t xml:space="preserve">cmd</w:t>
+            </w:r>
+          </w:p>
+        </w:tc>
+        <w:tc>
+          <w:tcPr/>
+          <w:p>
+            <w:pPr>
+              <w:pStyle w:val="Compact"/>
+              <w:jc w:val="left"/>
+            </w:pPr>
+            <w:r>
+              <w:t xml:space="preserve">Command word, non-zero when a sequence is ready at the base; the sequence clears it</w:t>
+            </w:r>
+          </w:p>
+        </w:tc>
+      </w:tr>
+      <w:tr>
+        <w:tc>
+          <w:tcPr/>
+          <w:p>
+            <w:pPr>
+              <w:pStyle w:val="Compact"/>
+              <w:jc w:val="left"/>
+            </w:pPr>
+            <w:r>
+              <w:rPr>
+                <w:rStyle w:val="VerbatimChar"/>
+              </w:rPr>
+              <w:t xml:space="preserve">0xF0C</w:t>
+            </w:r>
+          </w:p>
+        </w:tc>
+        <w:tc>
+          <w:tcPr/>
+          <w:p>
+            <w:pPr>
+              <w:pStyle w:val="Compact"/>
+              <w:jc w:val="left"/>
+            </w:pPr>
+            <w:r>
+              <w:rPr>
+                <w:rStyle w:val="VerbatimChar"/>
+              </w:rPr>
+              <w:t xml:space="preserve">0x20000F0C</w:t>
+            </w:r>
+          </w:p>
+        </w:tc>
+        <w:tc>
+          <w:tcPr/>
+          <w:p>
+            <w:pPr>
+              <w:pStyle w:val="Compact"/>
+              <w:jc w:val="left"/>
+            </w:pPr>
+            <w:r>
+              <w:t xml:space="preserve">4 B</w:t>
+            </w:r>
+          </w:p>
+        </w:tc>
+        <w:tc>
+          <w:tcPr/>
+          <w:p>
+            <w:pPr>
+              <w:pStyle w:val="Compact"/>
+              <w:jc w:val="left"/>
+            </w:pPr>
+            <w:r>
+              <w:rPr>
+                <w:rStyle w:val="VerbatimChar"/>
+              </w:rPr>
+              <w:t xml:space="preserve">resume</w:t>
+            </w:r>
+          </w:p>
+        </w:tc>
+        <w:tc>
+          <w:tcPr/>
+          <w:p>
+            <w:pPr>
+              <w:pStyle w:val="Compact"/>
+              <w:jc w:val="left"/>
+            </w:pPr>
+            <w:r>
+              <w:t xml:space="preserve">Resume flag, non-zero tells the dispatch loop to execute dret; the loop clears it first</w:t>
+            </w:r>
+          </w:p>
+        </w:tc>
+      </w:tr>
+      <w:tr>
+        <w:tc>
+          <w:tcPr/>
+          <w:p>
+            <w:pPr>
+              <w:pStyle w:val="Compact"/>
+              <w:jc w:val="left"/>
+            </w:pPr>
+            <w:r>
+              <w:rPr>
+                <w:rStyle w:val="VerbatimChar"/>
+              </w:rPr>
+              <w:t xml:space="preserve">0xF10</w:t>
+            </w:r>
+          </w:p>
+        </w:tc>
+        <w:tc>
+          <w:tcPr/>
+          <w:p>
+            <w:pPr>
+              <w:pStyle w:val="Compact"/>
+              <w:jc w:val="left"/>
+            </w:pPr>
+            <w:r>
+              <w:rPr>
+                <w:rStyle w:val="VerbatimChar"/>
+              </w:rPr>
+              <w:t xml:space="preserve">0x20000F10</w:t>
+            </w:r>
+          </w:p>
+        </w:tc>
+        <w:tc>
+          <w:tcPr/>
+          <w:p>
+            <w:pPr>
+              <w:pStyle w:val="Compact"/>
+              <w:jc w:val="left"/>
+            </w:pPr>
+            <w:r>
+              <w:t xml:space="preserve">4 B</w:t>
+            </w:r>
+          </w:p>
+        </w:tc>
+        <w:tc>
+          <w:tcPr/>
+          <w:p>
+            <w:pPr>
+              <w:pStyle w:val="Compact"/>
+              <w:jc w:val="left"/>
+            </w:pPr>
+            <w:r>
+              <w:rPr>
+                <w:rStyle w:val="VerbatimChar"/>
+              </w:rPr>
+              <w:t xml:space="preserve">halted</w:t>
+            </w:r>
+          </w:p>
+        </w:tc>
+        <w:tc>
+          <w:tcPr/>
+          <w:p>
+            <w:pPr>
+              <w:pStyle w:val="Compact"/>
+              <w:jc w:val="left"/>
+            </w:pPr>
+            <w:r>
+              <w:t xml:space="preserve">Halted flag, 1 while the core is in Debug Mode</w:t>
+            </w:r>
+          </w:p>
+        </w:tc>
+      </w:tr>
+      <w:tr>
+        <w:tc>
+          <w:tcPr/>
+          <w:p>
+            <w:pPr>
+              <w:pStyle w:val="Compact"/>
+              <w:jc w:val="left"/>
+            </w:pPr>
+            <w:r>
+              <w:rPr>
+                <w:rStyle w:val="VerbatimChar"/>
+              </w:rPr>
+              <w:t xml:space="preserve">0xF14</w:t>
+            </w:r>
+            <w:r>
+              <w:t xml:space="preserve">–</w:t>
+            </w:r>
+            <w:r>
+              <w:rPr>
+                <w:rStyle w:val="VerbatimChar"/>
+              </w:rPr>
+              <w:t xml:space="preserve">0xFFF</w:t>
+            </w:r>
+          </w:p>
+        </w:tc>
+        <w:tc>
+          <w:tcPr/>
+          <w:p>
+            <w:pPr>
+              <w:pStyle w:val="Compact"/>
+              <w:jc w:val="left"/>
+            </w:pPr>
+            <w:r>
+              <w:rPr>
+                <w:rStyle w:val="VerbatimChar"/>
+              </w:rPr>
+              <w:t xml:space="preserve">0x20000F14</w:t>
+            </w:r>
+          </w:p>
+        </w:tc>
+        <w:tc>
+          <w:tcPr/>
+          <w:p>
+            <w:pPr>
+              <w:pStyle w:val="Compact"/>
+              <w:jc w:val="left"/>
+            </w:pPr>
+            <w:r>
+              <w:t xml:space="preserve">236 B</w:t>
+            </w:r>
+          </w:p>
+        </w:tc>
+        <w:tc>
+          <w:tcPr/>
+          <w:p>
+            <w:pPr>
+              <w:pStyle w:val="Compact"/>
+              <w:jc w:val="left"/>
+            </w:pPr>
+            <w:r>
+              <w:t xml:space="preserve">reserved</w:t>
+            </w:r>
+          </w:p>
+        </w:tc>
+        <w:tc>
+          <w:tcPr/>
+          <w:p>
+            <w:pPr>
+              <w:pStyle w:val="Compact"/>
+              <w:jc w:val="left"/>
+            </w:pPr>
+            <w:r>
+              <w:t xml:space="preserve">Scratch, unused</w:t>
             </w:r>
           </w:p>
         </w:tc>
@@ -8216,7 +9895,13 @@
         <w:pStyle w:val="BodyText"/>
       </w:pPr>
       <w:r>
-        <w:t xml:space="preserve">The exact layout and code are host software, in</w:t>
+        <w:t xml:space="preserve">The code of the dispatch loop and of the sequences is host software and part of the</w:t>
+      </w:r>
+      <w:r>
+        <w:t xml:space="preserve"> </w:t>
+      </w:r>
+      <w:r>
+        <w:t xml:space="preserve">debug program, in</w:t>
       </w:r>
       <w:r>
         <w:t xml:space="preserve"> </w:t>
@@ -8237,12 +9922,18 @@
         <w:t xml:space="preserve">“Debug window code”</w:t>
       </w:r>
       <w:r>
-        <w:t xml:space="preserve">.</w:t>
+        <w:t xml:space="preserve">. The ROM does not look at the</w:t>
+      </w:r>
+      <w:r>
+        <w:t xml:space="preserve"> </w:t>
+      </w:r>
+      <w:r>
+        <w:t xml:space="preserve">content of the program, only at its CRC.</w:t>
       </w:r>
     </w:p>
-    <w:bookmarkEnd w:id="49"/>
-    <w:bookmarkEnd w:id="50"/>
-    <w:bookmarkStart w:id="51" w:name="instances"/>
+    <w:bookmarkEnd w:id="46"/>
+    <w:bookmarkEnd w:id="47"/>
+    <w:bookmarkStart w:id="48" w:name="instances"/>
     <w:p>
       <w:pPr>
         <w:pStyle w:val="Heading1"/>
@@ -8271,8 +9962,8 @@
         <w:t xml:space="preserve">, with the default parameters.</w:t>
       </w:r>
     </w:p>
-    <w:bookmarkEnd w:id="51"/>
-    <w:bookmarkStart w:id="52" w:name="X31074a9102d88bba972e4f71edc3e97f3cd819b"/>
+    <w:bookmarkEnd w:id="48"/>
+    <w:bookmarkStart w:id="49" w:name="X31074a9102d88bba972e4f71edc3e97f3cd819b"/>
     <w:p>
       <w:pPr>
         <w:pStyle w:val="Heading1"/>
@@ -8339,34 +10030,19 @@
               <w:jc w:val="left"/>
             </w:pPr>
             <w:r>
-              <w:t xml:space="preserve">Reset of the chip or of any domain</w:t>
-            </w:r>
-          </w:p>
-        </w:tc>
-        <w:tc>
-          <w:tcPr/>
-          <w:p>
-            <w:pPr>
-              <w:pStyle w:val="Compact"/>
-              <w:jc w:val="left"/>
-            </w:pPr>
-            <w:r>
-              <w:t xml:space="preserve">Nowhere.</w:t>
-            </w:r>
-            <w:r>
-              <w:t xml:space="preserve"> </w:t>
-            </w:r>
-            <w:r>
-              <w:rPr>
-                <w:rStyle w:val="VerbatimChar"/>
-              </w:rPr>
-              <w:t xml:space="preserve">o_dbg_cpu_hold</w:t>
-            </w:r>
-            <w:r>
-              <w:t xml:space="preserve"> </w:t>
-            </w:r>
-            <w:r>
-              <w:t xml:space="preserve">holds the CPU only</w:t>
+              <w:t xml:space="preserve">Reset of the chip or of any domain, holding the CPU</w:t>
+            </w:r>
+          </w:p>
+        </w:tc>
+        <w:tc>
+          <w:tcPr/>
+          <w:p>
+            <w:pPr>
+              <w:pStyle w:val="Compact"/>
+              <w:jc w:val="left"/>
+            </w:pPr>
+            <w:r>
+              <w:t xml:space="preserve">Nowhere. The CPU is never held (V4.0): the boot ROM runs after every reset</w:t>
             </w:r>
           </w:p>
         </w:tc>
@@ -8459,7 +10135,7 @@
               <w:jc w:val="left"/>
             </w:pPr>
             <w:r>
-              <w:t xml:space="preserve">Nowhere. The debug window in</w:t>
+              <w:t xml:space="preserve">Nowhere. The debug program in</w:t>
             </w:r>
             <w:r>
               <w:t xml:space="preserve"> </w:t>
@@ -8471,7 +10147,7 @@
               <w:t xml:space="preserve">ISRAM</w:t>
             </w:r>
             <w:r>
-              <w:t xml:space="preserve">, 7.8</w:t>
+              <w:t xml:space="preserve">, loaded by the boot ROM, 7.8</w:t>
             </w:r>
           </w:p>
         </w:tc>
@@ -8502,33 +10178,54 @@
               </w:rPr>
               <w:t xml:space="preserve">ebreak</w:t>
             </w:r>
-          </w:p>
-        </w:tc>
-        <w:tc>
-          <w:tcPr/>
-          <w:p>
-            <w:pPr>
-              <w:pStyle w:val="Compact"/>
-              <w:jc w:val="left"/>
-            </w:pPr>
-            <w:r>
-              <w:t xml:space="preserve">Ibex, driven by code in the debug window. No hardware triggers (</w:t>
-            </w:r>
-            <w:r>
-              <w:rPr>
-                <w:rStyle w:val="VerbatimChar"/>
-              </w:rPr>
-              <w:t xml:space="preserve">DbgTriggerEn = 0</w:t>
-            </w:r>
-            <w:r>
-              <w:t xml:space="preserve">)</w:t>
+            <w:r>
+              <w:t xml:space="preserve">, triggers</w:t>
+            </w:r>
+          </w:p>
+        </w:tc>
+        <w:tc>
+          <w:tcPr/>
+          <w:p>
+            <w:pPr>
+              <w:pStyle w:val="Compact"/>
+              <w:jc w:val="left"/>
+            </w:pPr>
+            <w:r>
+              <w:t xml:space="preserve">Ibex, driven by code in the debug window. Two hardware triggers (</w:t>
+            </w:r>
+            <w:r>
+              <w:rPr>
+                <w:rStyle w:val="VerbatimChar"/>
+              </w:rPr>
+              <w:t xml:space="preserve">DbgTriggerEn</w:t>
+            </w:r>
+            <w:r>
+              <w:t xml:space="preserve"> </w:t>
+            </w:r>
+            <w:r>
+              <w:t xml:space="preserve">= 1,</w:t>
+            </w:r>
+            <w:r>
+              <w:t xml:space="preserve"> </w:t>
+            </w:r>
+            <w:r>
+              <w:rPr>
+                <w:rStyle w:val="VerbatimChar"/>
+              </w:rPr>
+              <w:t xml:space="preserve">DbgHwBreakNum</w:t>
+            </w:r>
+            <w:r>
+              <w:t xml:space="preserve"> </w:t>
+            </w:r>
+            <w:r>
+              <w:t xml:space="preserve">= 2)</w:t>
             </w:r>
           </w:p>
         </w:tc>
       </w:tr>
     </w:tbl>
-    <w:bookmarkEnd w:id="52"/>
-    <w:bookmarkStart w:id="53" w:name="tie-offs"/>
+    <w:bookmarkEnd w:id="49"/>
+    <w:bookmarkStart w:id="50" w:name="tie-offs"/>
     <w:p>
       <w:pPr>
         <w:pStyle w:val="Heading1"/>
@@ -9060,8 +10757,8 @@
         </w:tc>
       </w:tr>
     </w:tbl>
-    <w:bookmarkEnd w:id="53"/>
-    <w:bookmarkStart w:id="54" w:name="requirements-on-others-and-open-items"/>
+    <w:bookmarkEnd w:id="50"/>
+    <w:bookmarkStart w:id="51" w:name="requirements-on-others-and-open-items"/>
     <w:p>
       <w:pPr>
         <w:pStyle w:val="Heading1"/>
@@ -9150,7 +10847,77 @@
               <w:t xml:space="preserve"> </w:t>
             </w:r>
             <w:r>
-              <w:t xml:space="preserve">on a dedicated input pad, pull-down on the board. If no pad is free, it may share a pad whose IO MUX default is an input, since it is sampled only after power-on</w:t>
+              <w:t xml:space="preserve">on a dedicated input pad, pull-down on the board, wired to</w:t>
+            </w:r>
+            <w:r>
+              <w:t xml:space="preserve"> </w:t>
+            </w:r>
+            <w:r>
+              <w:rPr>
+                <w:rStyle w:val="VerbatimChar"/>
+              </w:rPr>
+              <w:t xml:space="preserve">SYSCSR</w:t>
+            </w:r>
+            <w:r>
+              <w:t xml:space="preserve"> </w:t>
+            </w:r>
+            <w:r>
+              <w:rPr>
+                <w:rStyle w:val="VerbatimChar"/>
+              </w:rPr>
+              <w:t xml:space="preserve">i_dbg_en</w:t>
+            </w:r>
+            <w:r>
+              <w:t xml:space="preserve"> </w:t>
+            </w:r>
+            <w:r>
+              <w:rPr>
+                <w:b/>
+                <w:bCs/>
+              </w:rPr>
+              <w:t xml:space="preserve">and</w:t>
+            </w:r>
+            <w:r>
+              <w:t xml:space="preserve"> </w:t>
+            </w:r>
+            <w:r>
+              <w:t xml:space="preserve">to this block’s</w:t>
+            </w:r>
+            <w:r>
+              <w:t xml:space="preserve"> </w:t>
+            </w:r>
+            <w:r>
+              <w:rPr>
+                <w:rStyle w:val="VerbatimChar"/>
+              </w:rPr>
+              <w:t xml:space="preserve">i_dbg_en</w:t>
+            </w:r>
+            <w:r>
+              <w:t xml:space="preserve">. It may share a pad with a function the IO MUX selects after reset (</w:t>
+            </w:r>
+            <w:r>
+              <w:rPr>
+                <w:rStyle w:val="VerbatimChar"/>
+              </w:rPr>
+              <w:t xml:space="preserve">UART0_CTSN</w:t>
+            </w:r>
+            <w:r>
+              <w:t xml:space="preserve">):</w:t>
+            </w:r>
+            <w:r>
+              <w:t xml:space="preserve"> </w:t>
+            </w:r>
+            <w:r>
+              <w:rPr>
+                <w:rStyle w:val="VerbatimChar"/>
+              </w:rPr>
+              <w:t xml:space="preserve">SYSCSR</w:t>
+            </w:r>
+            <w:r>
+              <w:t xml:space="preserve"> </w:t>
+            </w:r>
+            <w:r>
+              <w:t xml:space="preserve">reads the pin all the time, this block only once</w:t>
             </w:r>
           </w:p>
         </w:tc>
@@ -9233,7 +11000,22 @@
               <w:t xml:space="preserve"> </w:t>
             </w:r>
             <w:r>
-              <w:t xml:space="preserve">capture and hold surviving a watchdog bite</w:t>
+              <w:t xml:space="preserve">capture, and</w:t>
+            </w:r>
+            <w:r>
+              <w:t xml:space="preserve"> </w:t>
+            </w:r>
+            <w:r>
+              <w:rPr>
+                <w:rStyle w:val="VerbatimChar"/>
+              </w:rPr>
+              <w:t xml:space="preserve">dbgreq</w:t>
+            </w:r>
+            <w:r>
+              <w:t xml:space="preserve"> </w:t>
+            </w:r>
+            <w:r>
+              <w:t xml:space="preserve">surviving a watchdog bite (7.7)</w:t>
             </w:r>
           </w:p>
         </w:tc>
@@ -9247,61 +11029,154 @@
               <w:jc w:val="left"/>
             </w:pPr>
             <w:r>
-              <w:t xml:space="preserve">CPU reset =</w:t>
-            </w:r>
-            <w:r>
-              <w:t xml:space="preserve"> </w:t>
-            </w:r>
-            <w:r>
-              <w:rPr>
-                <w:rStyle w:val="VerbatimChar"/>
-              </w:rPr>
-              <w:t xml:space="preserve">SCRC</w:t>
-            </w:r>
-            <w:r>
-              <w:t xml:space="preserve"> </w:t>
-            </w:r>
-            <w:r>
-              <w:t xml:space="preserve">CPU reset OR</w:t>
-            </w:r>
-            <w:r>
-              <w:t xml:space="preserve"> </w:t>
-            </w:r>
-            <w:r>
-              <w:rPr>
-                <w:rStyle w:val="VerbatimChar"/>
-              </w:rPr>
-              <w:t xml:space="preserve">o_dbg_cpu_hold</w:t>
-            </w:r>
-            <w:r>
-              <w:t xml:space="preserve">, through the CPU reset synchroniser</w:t>
-            </w:r>
-          </w:p>
-        </w:tc>
-        <w:tc>
-          <w:tcPr/>
-          <w:p>
-            <w:pPr>
-              <w:pStyle w:val="Compact"/>
-              <w:jc w:val="left"/>
-            </w:pPr>
-            <w:r>
-              <w:rPr>
-                <w:rStyle w:val="VerbatimChar"/>
-              </w:rPr>
-              <w:t xml:space="preserve">SCRC</w:t>
-            </w:r>
-          </w:p>
-        </w:tc>
-        <w:tc>
-          <w:tcPr/>
-          <w:p>
-            <w:pPr>
-              <w:pStyle w:val="Compact"/>
-              <w:jc w:val="left"/>
-            </w:pPr>
-            <w:r>
-              <w:t xml:space="preserve">Debug boot</w:t>
+              <w:rPr>
+                <w:rStyle w:val="VerbatimChar"/>
+              </w:rPr>
+              <w:t xml:space="preserve">DmBaseAddr</w:t>
+            </w:r>
+            <w:r>
+              <w:t xml:space="preserve">,</w:t>
+            </w:r>
+            <w:r>
+              <w:t xml:space="preserve"> </w:t>
+            </w:r>
+            <w:r>
+              <w:rPr>
+                <w:rStyle w:val="VerbatimChar"/>
+              </w:rPr>
+              <w:t xml:space="preserve">DmAddrMask</w:t>
+            </w:r>
+            <w:r>
+              <w:t xml:space="preserve">,</w:t>
+            </w:r>
+            <w:r>
+              <w:t xml:space="preserve"> </w:t>
+            </w:r>
+            <w:r>
+              <w:rPr>
+                <w:rStyle w:val="VerbatimChar"/>
+              </w:rPr>
+              <w:t xml:space="preserve">DmHaltAddr</w:t>
+            </w:r>
+            <w:r>
+              <w:t xml:space="preserve">,</w:t>
+            </w:r>
+            <w:r>
+              <w:t xml:space="preserve"> </w:t>
+            </w:r>
+            <w:r>
+              <w:rPr>
+                <w:rStyle w:val="VerbatimChar"/>
+              </w:rPr>
+              <w:t xml:space="preserve">DmExceptionAddr</w:t>
+            </w:r>
+            <w:r>
+              <w:t xml:space="preserve"> </w:t>
+            </w:r>
+            <w:r>
+              <w:t xml:space="preserve">taken from the contract’s</w:t>
+            </w:r>
+            <w:r>
+              <w:t xml:space="preserve"> </w:t>
+            </w:r>
+            <w:r>
+              <w:rPr>
+                <w:rStyle w:val="VerbatimChar"/>
+              </w:rPr>
+              <w:t xml:space="preserve">debug_window</w:t>
+            </w:r>
+            <w:r>
+              <w:t xml:space="preserve">, tagged</w:t>
+            </w:r>
+            <w:r>
+              <w:t xml:space="preserve"> </w:t>
+            </w:r>
+            <w:r>
+              <w:rPr>
+                <w:rStyle w:val="VerbatimChar"/>
+              </w:rPr>
+              <w:t xml:space="preserve">// contract: debug_window.&lt;key&gt;</w:t>
+            </w:r>
+            <w:r>
+              <w:t xml:space="preserve">.</w:t>
+            </w:r>
+            <w:r>
+              <w:t xml:space="preserve"> </w:t>
+            </w:r>
+            <w:r>
+              <w:rPr>
+                <w:rStyle w:val="VerbatimChar"/>
+              </w:rPr>
+              <w:t xml:space="preserve">DbgTriggerEn</w:t>
+            </w:r>
+            <w:r>
+              <w:t xml:space="preserve"> </w:t>
+            </w:r>
+            <w:r>
+              <w:t xml:space="preserve">= 1,</w:t>
+            </w:r>
+            <w:r>
+              <w:t xml:space="preserve"> </w:t>
+            </w:r>
+            <w:r>
+              <w:rPr>
+                <w:rStyle w:val="VerbatimChar"/>
+              </w:rPr>
+              <w:t xml:space="preserve">DbgHwBreakNum</w:t>
+            </w:r>
+            <w:r>
+              <w:t xml:space="preserve"> </w:t>
+            </w:r>
+            <w:r>
+              <w:t xml:space="preserve">= 2.</w:t>
+            </w:r>
+            <w:r>
+              <w:t xml:space="preserve"> </w:t>
+            </w:r>
+            <w:r>
+              <w:rPr>
+                <w:rStyle w:val="VerbatimChar"/>
+              </w:rPr>
+              <w:t xml:space="preserve">DmBaseAddr</w:t>
+            </w:r>
+            <w:r>
+              <w:t xml:space="preserve">/</w:t>
+            </w:r>
+            <w:r>
+              <w:rPr>
+                <w:rStyle w:val="VerbatimChar"/>
+              </w:rPr>
+              <w:t xml:space="preserve">DmAddrMask</w:t>
+            </w:r>
+            <w:r>
+              <w:t xml:space="preserve"> </w:t>
+            </w:r>
+            <w:r>
+              <w:t xml:space="preserve">act only with PMP, which is off</w:t>
+            </w:r>
+          </w:p>
+        </w:tc>
+        <w:tc>
+          <w:tcPr/>
+          <w:p>
+            <w:pPr>
+              <w:pStyle w:val="Compact"/>
+              <w:jc w:val="left"/>
+            </w:pPr>
+            <w:r>
+              <w:t xml:space="preserve">CPU owner</w:t>
+            </w:r>
+          </w:p>
+        </w:tc>
+        <w:tc>
+          <w:tcPr/>
+          <w:p>
+            <w:pPr>
+              <w:pStyle w:val="Compact"/>
+              <w:jc w:val="left"/>
+            </w:pPr>
+            <w:r>
+              <w:t xml:space="preserve">7.7, 7.8</w:t>
             </w:r>
           </w:p>
         </w:tc>
@@ -9318,7 +11193,40 @@
               <w:rPr>
                 <w:rStyle w:val="VerbatimChar"/>
               </w:rPr>
-              <w:t xml:space="preserve">boot_addr_i = o_dbg_en ? 0x2000_1000 : 0x0000_0000</w:t>
+              <w:t xml:space="preserve">boot_addr_i</w:t>
+            </w:r>
+            <w:r>
+              <w:t xml:space="preserve"> </w:t>
+            </w:r>
+            <w:r>
+              <w:t xml:space="preserve">is the ROM base, no mux.</w:t>
+            </w:r>
+            <w:r>
+              <w:t xml:space="preserve"> </w:t>
+            </w:r>
+            <w:r>
+              <w:rPr>
+                <w:rStyle w:val="VerbatimChar"/>
+              </w:rPr>
+              <w:t xml:space="preserve">fetch_enable_i</w:t>
+            </w:r>
+            <w:r>
+              <w:t xml:space="preserve"> </w:t>
+            </w:r>
+            <w:r>
+              <w:t xml:space="preserve">tied to</w:t>
+            </w:r>
+            <w:r>
+              <w:t xml:space="preserve"> </w:t>
+            </w:r>
+            <w:r>
+              <w:rPr>
+                <w:rStyle w:val="VerbatimChar"/>
+              </w:rPr>
+              <w:t xml:space="preserve">IbexMuBiOn</w:t>
+            </w:r>
+            <w:r>
+              <w:t xml:space="preserve">: the CPU is not held</w:t>
             </w:r>
           </w:p>
         </w:tc>
@@ -9342,7 +11250,7 @@
               <w:jc w:val="left"/>
             </w:pPr>
             <w:r>
-              <w:t xml:space="preserve">Debug boot running the loaded image</w:t>
+              <w:t xml:space="preserve">The CPU running the ROM after every reset</w:t>
             </w:r>
           </w:p>
         </w:tc>
@@ -9359,70 +11267,73 @@
               <w:rPr>
                 <w:rStyle w:val="VerbatimChar"/>
               </w:rPr>
-              <w:t xml:space="preserve">DmHaltAddr = 0x2000_0800</w:t>
-            </w:r>
-            <w:r>
-              <w:t xml:space="preserve">,</w:t>
-            </w:r>
-            <w:r>
-              <w:t xml:space="preserve"> </w:t>
-            </w:r>
-            <w:r>
-              <w:rPr>
-                <w:rStyle w:val="VerbatimChar"/>
-              </w:rPr>
-              <w:t xml:space="preserve">DmExceptionAddr = 0x2000_0810</w:t>
-            </w:r>
-            <w:r>
-              <w:t xml:space="preserve">.</w:t>
-            </w:r>
-            <w:r>
-              <w:t xml:space="preserve"> </w:t>
-            </w:r>
-            <w:r>
-              <w:rPr>
-                <w:rStyle w:val="VerbatimChar"/>
-              </w:rPr>
-              <w:t xml:space="preserve">DmBaseAddr</w:t>
-            </w:r>
-            <w:r>
-              <w:t xml:space="preserve">/</w:t>
-            </w:r>
-            <w:r>
-              <w:rPr>
-                <w:rStyle w:val="VerbatimChar"/>
-              </w:rPr>
-              <w:t xml:space="preserve">DmAddrMask</w:t>
-            </w:r>
-            <w:r>
-              <w:t xml:space="preserve"> </w:t>
-            </w:r>
-            <w:r>
-              <w:t xml:space="preserve">act only with PMP, which is off</w:t>
-            </w:r>
-          </w:p>
-        </w:tc>
-        <w:tc>
-          <w:tcPr/>
-          <w:p>
-            <w:pPr>
-              <w:pStyle w:val="Compact"/>
-              <w:jc w:val="left"/>
-            </w:pPr>
-            <w:r>
-              <w:t xml:space="preserve">CPU owner</w:t>
-            </w:r>
-          </w:p>
-        </w:tc>
-        <w:tc>
-          <w:tcPr/>
-          <w:p>
-            <w:pPr>
-              <w:pStyle w:val="Compact"/>
-              <w:jc w:val="left"/>
-            </w:pPr>
-            <w:r>
-              <w:t xml:space="preserve">7.8</w:t>
+              <w:t xml:space="preserve">AXI_S0</w:t>
+            </w:r>
+            <w:r>
+              <w:t xml:space="preserve"> </w:t>
+            </w:r>
+            <w:r>
+              <w:t xml:space="preserve">connected to</w:t>
+            </w:r>
+            <w:r>
+              <w:t xml:space="preserve"> </w:t>
+            </w:r>
+            <w:r>
+              <w:rPr>
+                <w:rStyle w:val="VerbatimChar"/>
+              </w:rPr>
+              <w:t xml:space="preserve">SYSDBG</w:t>
+            </w:r>
+            <w:r>
+              <w:t xml:space="preserve"> </w:t>
+            </w:r>
+            <w:r>
+              <w:t xml:space="preserve">directly, AXI4, ID width</w:t>
+            </w:r>
+            <w:r>
+              <w:t xml:space="preserve"> </w:t>
+            </w:r>
+            <w:r>
+              <w:rPr>
+                <w:rStyle w:val="VerbatimChar"/>
+              </w:rPr>
+              <w:t xml:space="preserve">AxiIdWidth</w:t>
+            </w:r>
+            <w:r>
+              <w:t xml:space="preserve">. No</w:t>
+            </w:r>
+            <w:r>
+              <w:t xml:space="preserve"> </w:t>
+            </w:r>
+            <w:r>
+              <w:rPr>
+                <w:rStyle w:val="VerbatimChar"/>
+              </w:rPr>
+              <w:t xml:space="preserve">axi_from_mem</w:t>
+            </w:r>
+          </w:p>
+        </w:tc>
+        <w:tc>
+          <w:tcPr/>
+          <w:p>
+            <w:pPr>
+              <w:pStyle w:val="Compact"/>
+              <w:jc w:val="left"/>
+            </w:pPr>
+            <w:r>
+              <w:t xml:space="preserve">Bus owner</w:t>
+            </w:r>
+          </w:p>
+        </w:tc>
+        <w:tc>
+          <w:tcPr/>
+          <w:p>
+            <w:pPr>
+              <w:pStyle w:val="Compact"/>
+              <w:jc w:val="left"/>
+            </w:pPr>
+            <w:r>
+              <w:t xml:space="preserve">Every bus access</w:t>
             </w:r>
           </w:p>
         </w:tc>
@@ -9439,58 +11350,109 @@
               <w:rPr>
                 <w:rStyle w:val="VerbatimChar"/>
               </w:rPr>
-              <w:t xml:space="preserve">fetch_enable_i</w:t>
-            </w:r>
-            <w:r>
-              <w:t xml:space="preserve"> </w:t>
-            </w:r>
-            <w:r>
-              <w:t xml:space="preserve">tied to</w:t>
-            </w:r>
-            <w:r>
-              <w:t xml:space="preserve"> </w:t>
-            </w:r>
-            <w:r>
-              <w:rPr>
-                <w:rStyle w:val="VerbatimChar"/>
-              </w:rPr>
-              <w:t xml:space="preserve">IbexMuBiOn</w:t>
-            </w:r>
-            <w:r>
-              <w:t xml:space="preserve">. The CPU is held by reset (</w:t>
-            </w:r>
-            <w:r>
-              <w:rPr>
-                <w:rStyle w:val="VerbatimChar"/>
-              </w:rPr>
-              <w:t xml:space="preserve">o_dbg_cpu_hold</w:t>
-            </w:r>
-            <w:r>
-              <w:t xml:space="preserve">), not by fetch enable</w:t>
-            </w:r>
-          </w:p>
-        </w:tc>
-        <w:tc>
-          <w:tcPr/>
-          <w:p>
-            <w:pPr>
-              <w:pStyle w:val="Compact"/>
-              <w:jc w:val="left"/>
-            </w:pPr>
-            <w:r>
-              <w:t xml:space="preserve">CPU owner</w:t>
-            </w:r>
-          </w:p>
-        </w:tc>
-        <w:tc>
-          <w:tcPr/>
-          <w:p>
-            <w:pPr>
-              <w:pStyle w:val="Compact"/>
-              <w:jc w:val="left"/>
-            </w:pPr>
-            <w:r>
-              <w:t xml:space="preserve">Debug boot; a second hold would need its own release</w:t>
+              <w:t xml:space="preserve">AXI_S0</w:t>
+            </w:r>
+            <w:r>
+              <w:t xml:space="preserve"> </w:t>
+            </w:r>
+            <w:r>
+              <w:t xml:space="preserve">reaches</w:t>
+            </w:r>
+            <w:r>
+              <w:t xml:space="preserve"> </w:t>
+            </w:r>
+            <w:r>
+              <w:rPr>
+                <w:rStyle w:val="VerbatimChar"/>
+              </w:rPr>
+              <w:t xml:space="preserve">SYSCSR</w:t>
+            </w:r>
+            <w:r>
+              <w:t xml:space="preserve"> </w:t>
+            </w:r>
+            <w:r>
+              <w:t xml:space="preserve">(</w:t>
+            </w:r>
+            <w:r>
+              <w:rPr>
+                <w:rStyle w:val="VerbatimChar"/>
+              </w:rPr>
+              <w:t xml:space="preserve">APB_M1</w:t>
+            </w:r>
+            <w:r>
+              <w:t xml:space="preserve">) through</w:t>
+            </w:r>
+            <w:r>
+              <w:t xml:space="preserve"> </w:t>
+            </w:r>
+            <w:r>
+              <w:rPr>
+                <w:rStyle w:val="VerbatimChar"/>
+              </w:rPr>
+              <w:t xml:space="preserve">S_BUS</w:t>
+            </w:r>
+            <w:r>
+              <w:t xml:space="preserve">,</w:t>
+            </w:r>
+            <w:r>
+              <w:t xml:space="preserve"> </w:t>
+            </w:r>
+            <w:r>
+              <w:rPr>
+                <w:rStyle w:val="VerbatimChar"/>
+              </w:rPr>
+              <w:t xml:space="preserve">AXI2APB</w:t>
+            </w:r>
+            <w:r>
+              <w:t xml:space="preserve"> </w:t>
+            </w:r>
+            <w:r>
+              <w:t xml:space="preserve">and</w:t>
+            </w:r>
+            <w:r>
+              <w:t xml:space="preserve"> </w:t>
+            </w:r>
+            <w:r>
+              <w:rPr>
+                <w:rStyle w:val="VerbatimChar"/>
+              </w:rPr>
+              <w:t xml:space="preserve">P_BUS</w:t>
+            </w:r>
+            <w:r>
+              <w:t xml:space="preserve">: a word write to</w:t>
+            </w:r>
+            <w:r>
+              <w:t xml:space="preserve"> </w:t>
+            </w:r>
+            <w:r>
+              <w:rPr>
+                <w:rStyle w:val="VerbatimChar"/>
+              </w:rPr>
+              <w:t xml:space="preserve">0x8000_400C</w:t>
+            </w:r>
+          </w:p>
+        </w:tc>
+        <w:tc>
+          <w:tcPr/>
+          <w:p>
+            <w:pPr>
+              <w:pStyle w:val="Compact"/>
+              <w:jc w:val="left"/>
+            </w:pPr>
+            <w:r>
+              <w:t xml:space="preserve">Bus owner</w:t>
+            </w:r>
+          </w:p>
+        </w:tc>
+        <w:tc>
+          <w:tcPr/>
+          <w:p>
+            <w:pPr>
+              <w:pStyle w:val="Compact"/>
+              <w:jc w:val="left"/>
+            </w:pPr>
+            <w:r>
+              <w:t xml:space="preserve">Ending the ROM’s wait (7.2 step 6)</w:t>
             </w:r>
           </w:p>
         </w:tc>
@@ -9504,16 +11466,16 @@
               <w:jc w:val="left"/>
             </w:pPr>
             <w:r>
-              <w:rPr>
-                <w:rStyle w:val="VerbatimChar"/>
-              </w:rPr>
-              <w:t xml:space="preserve">AXI_S0</w:t>
-            </w:r>
-            <w:r>
-              <w:t xml:space="preserve"> </w:t>
-            </w:r>
-            <w:r>
-              <w:t xml:space="preserve">connected to</w:t>
+              <w:t xml:space="preserve">Remove the</w:t>
+            </w:r>
+            <w:r>
+              <w:t xml:space="preserve"> </w:t>
+            </w:r>
+            <w:r>
+              <w:rPr>
+                <w:rStyle w:val="VerbatimChar"/>
+              </w:rPr>
+              <w:t xml:space="preserve">0xF000_0000</w:t>
             </w:r>
             <w:r>
               <w:t xml:space="preserve"> </w:t>
@@ -9528,52 +11490,43 @@
               <w:t xml:space="preserve"> </w:t>
             </w:r>
             <w:r>
-              <w:t xml:space="preserve">directly, AXI4, ID width</w:t>
-            </w:r>
-            <w:r>
-              <w:t xml:space="preserve"> </w:t>
-            </w:r>
-            <w:r>
-              <w:rPr>
-                <w:rStyle w:val="VerbatimChar"/>
-              </w:rPr>
-              <w:t xml:space="preserve">AxiIdWidth</w:t>
-            </w:r>
-            <w:r>
-              <w:t xml:space="preserve">. No</w:t>
-            </w:r>
-            <w:r>
-              <w:t xml:space="preserve"> </w:t>
-            </w:r>
-            <w:r>
-              <w:rPr>
-                <w:rStyle w:val="VerbatimChar"/>
-              </w:rPr>
-              <w:t xml:space="preserve">axi_from_mem</w:t>
-            </w:r>
-          </w:p>
-        </w:tc>
-        <w:tc>
-          <w:tcPr/>
-          <w:p>
-            <w:pPr>
-              <w:pStyle w:val="Compact"/>
-              <w:jc w:val="left"/>
-            </w:pPr>
-            <w:r>
-              <w:t xml:space="preserve">Bus owner</w:t>
-            </w:r>
-          </w:p>
-        </w:tc>
-        <w:tc>
-          <w:tcPr/>
-          <w:p>
-            <w:pPr>
-              <w:pStyle w:val="Compact"/>
-              <w:jc w:val="left"/>
-            </w:pPr>
-            <w:r>
-              <w:t xml:space="preserve">Every bus access</w:t>
+              <w:t xml:space="preserve">register region from HAS Table 7-1 (already gone from</w:t>
+            </w:r>
+            <w:r>
+              <w:t xml:space="preserve"> </w:t>
+            </w:r>
+            <w:r>
+              <w:rPr>
+                <w:rStyle w:val="VerbatimChar"/>
+              </w:rPr>
+              <w:t xml:space="preserve">qsoc_contract.yml</w:t>
+            </w:r>
+            <w:r>
+              <w:t xml:space="preserve">)</w:t>
+            </w:r>
+          </w:p>
+        </w:tc>
+        <w:tc>
+          <w:tcPr/>
+          <w:p>
+            <w:pPr>
+              <w:pStyle w:val="Compact"/>
+              <w:jc w:val="left"/>
+            </w:pPr>
+            <w:r>
+              <w:t xml:space="preserve">HAS owner</w:t>
+            </w:r>
+          </w:p>
+        </w:tc>
+        <w:tc>
+          <w:tcPr/>
+          <w:p>
+            <w:pPr>
+              <w:pStyle w:val="Compact"/>
+              <w:jc w:val="left"/>
+            </w:pPr>
+            <w:r>
+              <w:t xml:space="preserve">Consistency. There are no memory-mapped registers</w:t>
             </w:r>
           </w:p>
         </w:tc>
@@ -9587,67 +11540,46 @@
               <w:jc w:val="left"/>
             </w:pPr>
             <w:r>
-              <w:t xml:space="preserve">Remove the</w:t>
-            </w:r>
-            <w:r>
-              <w:t xml:space="preserve"> </w:t>
-            </w:r>
-            <w:r>
-              <w:rPr>
-                <w:rStyle w:val="VerbatimChar"/>
-              </w:rPr>
-              <w:t xml:space="preserve">0xF000_0000</w:t>
-            </w:r>
-            <w:r>
-              <w:t xml:space="preserve"> </w:t>
-            </w:r>
-            <w:r>
-              <w:rPr>
-                <w:rStyle w:val="VerbatimChar"/>
-              </w:rPr>
-              <w:t xml:space="preserve">SYSDBG</w:t>
-            </w:r>
-            <w:r>
-              <w:t xml:space="preserve"> </w:t>
-            </w:r>
-            <w:r>
-              <w:t xml:space="preserve">register region from HAS Table 7-1 (already gone from</w:t>
-            </w:r>
-            <w:r>
-              <w:t xml:space="preserve"> </w:t>
-            </w:r>
-            <w:r>
-              <w:rPr>
-                <w:rStyle w:val="VerbatimChar"/>
-              </w:rPr>
-              <w:t xml:space="preserve">qsoc_contract.yml</w:t>
-            </w:r>
-            <w:r>
-              <w:t xml:space="preserve">)</w:t>
-            </w:r>
-          </w:p>
-        </w:tc>
-        <w:tc>
-          <w:tcPr/>
-          <w:p>
-            <w:pPr>
-              <w:pStyle w:val="Compact"/>
-              <w:jc w:val="left"/>
-            </w:pPr>
-            <w:r>
-              <w:t xml:space="preserve">HAS owner</w:t>
-            </w:r>
-          </w:p>
-        </w:tc>
-        <w:tc>
-          <w:tcPr/>
-          <w:p>
-            <w:pPr>
-              <w:pStyle w:val="Compact"/>
-              <w:jc w:val="left"/>
-            </w:pPr>
-            <w:r>
-              <w:t xml:space="preserve">Consistency. There are no memory-mapped registers</w:t>
+              <w:t xml:space="preserve">The five JTAG pads forced to JTAG while</w:t>
+            </w:r>
+            <w:r>
+              <w:t xml:space="preserve"> </w:t>
+            </w:r>
+            <w:r>
+              <w:rPr>
+                <w:rStyle w:val="VerbatimChar"/>
+              </w:rPr>
+              <w:t xml:space="preserve">o_dbg_en</w:t>
+            </w:r>
+            <w:r>
+              <w:t xml:space="preserve"> </w:t>
+            </w:r>
+            <w:r>
+              <w:t xml:space="preserve">= 1</w:t>
+            </w:r>
+          </w:p>
+        </w:tc>
+        <w:tc>
+          <w:tcPr/>
+          <w:p>
+            <w:pPr>
+              <w:pStyle w:val="Compact"/>
+              <w:jc w:val="left"/>
+            </w:pPr>
+            <w:r>
+              <w:t xml:space="preserve">IO MUX owner</w:t>
+            </w:r>
+          </w:p>
+        </w:tc>
+        <w:tc>
+          <w:tcPr/>
+          <w:p>
+            <w:pPr>
+              <w:pStyle w:val="Compact"/>
+              <w:jc w:val="left"/>
+            </w:pPr>
+            <w:r>
+              <w:t xml:space="preserve">A debug session with firmware that remaps pins</w:t>
             </w:r>
           </w:p>
         </w:tc>
@@ -9661,40 +11593,40 @@
               <w:jc w:val="left"/>
             </w:pPr>
             <w:r>
-              <w:t xml:space="preserve">The five JTAG pads forced to JTAG while</w:t>
-            </w:r>
-            <w:r>
-              <w:t xml:space="preserve"> </w:t>
-            </w:r>
-            <w:r>
-              <w:rPr>
-                <w:rStyle w:val="VerbatimChar"/>
-              </w:rPr>
-              <w:t xml:space="preserve">o_dbg_en = 1</w:t>
-            </w:r>
-          </w:p>
-        </w:tc>
-        <w:tc>
-          <w:tcPr/>
-          <w:p>
-            <w:pPr>
-              <w:pStyle w:val="Compact"/>
-              <w:jc w:val="left"/>
-            </w:pPr>
-            <w:r>
-              <w:t xml:space="preserve">IO MUX owner</w:t>
-            </w:r>
-          </w:p>
-        </w:tc>
-        <w:tc>
-          <w:tcPr/>
-          <w:p>
-            <w:pPr>
-              <w:pStyle w:val="Compact"/>
-              <w:jc w:val="left"/>
-            </w:pPr>
-            <w:r>
-              <w:t xml:space="preserve">Debug boot with firmware that remaps pins</w:t>
+              <w:rPr>
+                <w:rStyle w:val="VerbatimChar"/>
+              </w:rPr>
+              <w:t xml:space="preserve">ISRAM</w:t>
+            </w:r>
+            <w:r>
+              <w:t xml:space="preserve"> </w:t>
+            </w:r>
+            <w:r>
+              <w:t xml:space="preserve">array has no reset and no clear-on-reset</w:t>
+            </w:r>
+          </w:p>
+        </w:tc>
+        <w:tc>
+          <w:tcPr/>
+          <w:p>
+            <w:pPr>
+              <w:pStyle w:val="Compact"/>
+              <w:jc w:val="left"/>
+            </w:pPr>
+            <w:r>
+              <w:t xml:space="preserve">RAM owner</w:t>
+            </w:r>
+          </w:p>
+        </w:tc>
+        <w:tc>
+          <w:tcPr/>
+          <w:p>
+            <w:pPr>
+              <w:pStyle w:val="Compact"/>
+              <w:jc w:val="left"/>
+            </w:pPr>
+            <w:r>
+              <w:t xml:space="preserve">The debug program surviving a watchdog or software reset (7.7)</w:t>
             </w:r>
           </w:p>
         </w:tc>
@@ -9711,37 +11643,97 @@
               <w:rPr>
                 <w:rStyle w:val="VerbatimChar"/>
               </w:rPr>
-              <w:t xml:space="preserve">ISRAM</w:t>
-            </w:r>
-            <w:r>
-              <w:t xml:space="preserve"> </w:t>
-            </w:r>
-            <w:r>
-              <w:t xml:space="preserve">array has no reset and no clear-on-reset</w:t>
-            </w:r>
-          </w:p>
-        </w:tc>
-        <w:tc>
-          <w:tcPr/>
-          <w:p>
-            <w:pPr>
-              <w:pStyle w:val="Compact"/>
-              <w:jc w:val="left"/>
-            </w:pPr>
-            <w:r>
-              <w:t xml:space="preserve">RAM owner</w:t>
-            </w:r>
-          </w:p>
-        </w:tc>
-        <w:tc>
-          <w:tcPr/>
-          <w:p>
-            <w:pPr>
-              <w:pStyle w:val="Compact"/>
-              <w:jc w:val="left"/>
-            </w:pPr>
-            <w:r>
-              <w:t xml:space="preserve">Image surviving a watchdog or software reset</w:t>
+              <w:t xml:space="preserve">QNSC_BOOT_SPEC</w:t>
+            </w:r>
+            <w:r>
+              <w:t xml:space="preserve"> </w:t>
+            </w:r>
+            <w:r>
+              <w:t xml:space="preserve">Table 9-1 adds</w:t>
+            </w:r>
+            <w:r>
+              <w:t xml:space="preserve"> </w:t>
+            </w:r>
+            <w:r>
+              <w:rPr>
+                <w:rStyle w:val="VerbatimChar"/>
+              </w:rPr>
+              <w:t xml:space="preserve">HALTED</w:t>
+            </w:r>
+            <w:r>
+              <w:t xml:space="preserve"> </w:t>
+            </w:r>
+            <w:r>
+              <w:t xml:space="preserve">at</w:t>
+            </w:r>
+            <w:r>
+              <w:t xml:space="preserve"> </w:t>
+            </w:r>
+            <w:r>
+              <w:rPr>
+                <w:rStyle w:val="VerbatimChar"/>
+              </w:rPr>
+              <w:t xml:space="preserve">0x2000_0F10</w:t>
+            </w:r>
+            <w:r>
+              <w:t xml:space="preserve"> </w:t>
+            </w:r>
+            <w:r>
+              <w:t xml:space="preserve">and cites the contract’s</w:t>
+            </w:r>
+            <w:r>
+              <w:t xml:space="preserve"> </w:t>
+            </w:r>
+            <w:r>
+              <w:rPr>
+                <w:rStyle w:val="VerbatimChar"/>
+              </w:rPr>
+              <w:t xml:space="preserve">debug_window</w:t>
+            </w:r>
+            <w:r>
+              <w:t xml:space="preserve"> </w:t>
+            </w:r>
+            <w:r>
+              <w:t xml:space="preserve">instead of</w:t>
+            </w:r>
+            <w:r>
+              <w:t xml:space="preserve"> </w:t>
+            </w:r>
+            <w:r>
+              <w:rPr>
+                <w:rStyle w:val="VerbatimChar"/>
+              </w:rPr>
+              <w:t xml:space="preserve">_DECISIONS</w:t>
+            </w:r>
+            <w:r>
+              <w:t xml:space="preserve"> </w:t>
+            </w:r>
+            <w:r>
+              <w:t xml:space="preserve">4.11</w:t>
+            </w:r>
+          </w:p>
+        </w:tc>
+        <w:tc>
+          <w:tcPr/>
+          <w:p>
+            <w:pPr>
+              <w:pStyle w:val="Compact"/>
+              <w:jc w:val="left"/>
+            </w:pPr>
+            <w:r>
+              <w:t xml:space="preserve">Boot owner</w:t>
+            </w:r>
+          </w:p>
+        </w:tc>
+        <w:tc>
+          <w:tcPr/>
+          <w:p>
+            <w:pPr>
+              <w:pStyle w:val="Compact"/>
+              <w:jc w:val="left"/>
+            </w:pPr>
+            <w:r>
+              <w:t xml:space="preserve">The layout of 7.8 in one place</w:t>
             </w:r>
           </w:p>
         </w:tc>
@@ -9755,6 +11747,53 @@
               <w:jc w:val="left"/>
             </w:pPr>
             <w:r>
+              <w:t xml:space="preserve">The 4096-byte debug program: dispatch loop, exception handler, mailbox. It goes into the frame with</w:t>
+            </w:r>
+            <w:r>
+              <w:t xml:space="preserve"> </w:t>
+            </w:r>
+            <w:r>
+              <w:rPr>
+                <w:rStyle w:val="VerbatimChar"/>
+              </w:rPr>
+              <w:t xml:space="preserve">qsoc_image.py --debug</w:t>
+            </w:r>
+          </w:p>
+        </w:tc>
+        <w:tc>
+          <w:tcPr/>
+          <w:p>
+            <w:pPr>
+              <w:pStyle w:val="Compact"/>
+              <w:jc w:val="left"/>
+            </w:pPr>
+            <w:r>
+              <w:t xml:space="preserve">Lead (this block)</w:t>
+            </w:r>
+          </w:p>
+        </w:tc>
+        <w:tc>
+          <w:tcPr/>
+          <w:p>
+            <w:pPr>
+              <w:pStyle w:val="Compact"/>
+              <w:jc w:val="left"/>
+            </w:pPr>
+            <w:r>
+              <w:t xml:space="preserve">Every halt</w:t>
+            </w:r>
+          </w:p>
+        </w:tc>
+      </w:tr>
+      <w:tr>
+        <w:tc>
+          <w:tcPr/>
+          <w:p>
+            <w:pPr>
+              <w:pStyle w:val="Compact"/>
+              <w:jc w:val="left"/>
+            </w:pPr>
+            <w:r>
               <w:t xml:space="preserve">Image linked at</w:t>
             </w:r>
             <w:r>
@@ -9812,7 +11851,7 @@
               <w:jc w:val="left"/>
             </w:pPr>
             <w:r>
-              <w:t xml:space="preserve">The same image in both boot modes</w:t>
+              <w:t xml:space="preserve">The same image in every case of 7.2</w:t>
             </w:r>
           </w:p>
         </w:tc>
@@ -9828,6 +11867,134 @@
           <w:bCs/>
         </w:rPr>
         <w:t xml:space="preserve">Accepted limits:</w:t>
+      </w:r>
+    </w:p>
+    <w:p>
+      <w:pPr>
+        <w:pStyle w:val="Compact"/>
+        <w:numPr>
+          <w:ilvl w:val="0"/>
+          <w:numId w:val="1010"/>
+        </w:numPr>
+        <w:jc w:val="left"/>
+      </w:pPr>
+      <w:r>
+        <w:t xml:space="preserve">No timeout: a slave that never answers keeps</w:t>
+      </w:r>
+      <w:r>
+        <w:t xml:space="preserve"> </w:t>
+      </w:r>
+      <w:r>
+        <w:rPr>
+          <w:rStyle w:val="VerbatimChar"/>
+        </w:rPr>
+        <w:t xml:space="preserve">busy</w:t>
+      </w:r>
+      <w:r>
+        <w:t xml:space="preserve"> </w:t>
+      </w:r>
+      <w:r>
+        <w:t xml:space="preserve">= 1 until an</w:t>
+      </w:r>
+      <w:r>
+        <w:t xml:space="preserve"> </w:t>
+      </w:r>
+      <w:r>
+        <w:rPr>
+          <w:rStyle w:val="VerbatimChar"/>
+        </w:rPr>
+        <w:t xml:space="preserve">S_BUS</w:t>
+      </w:r>
+      <w:r>
+        <w:t xml:space="preserve"> </w:t>
+      </w:r>
+      <w:r>
+        <w:t xml:space="preserve">reset</w:t>
+      </w:r>
+      <w:r>
+        <w:t xml:space="preserve"> </w:t>
+      </w:r>
+      <w:r>
+        <w:t xml:space="preserve">or power-on.</w:t>
+      </w:r>
+    </w:p>
+    <w:p>
+      <w:pPr>
+        <w:pStyle w:val="Compact"/>
+        <w:numPr>
+          <w:ilvl w:val="0"/>
+          <w:numId w:val="1010"/>
+        </w:numPr>
+        <w:jc w:val="left"/>
+      </w:pPr>
+      <w:r>
+        <w:t xml:space="preserve">While</w:t>
+      </w:r>
+      <w:r>
+        <w:t xml:space="preserve"> </w:t>
+      </w:r>
+      <w:r>
+        <w:rPr>
+          <w:rStyle w:val="VerbatimChar"/>
+        </w:rPr>
+        <w:t xml:space="preserve">DBG_EN</w:t>
+      </w:r>
+      <w:r>
+        <w:t xml:space="preserve"> </w:t>
+      </w:r>
+      <w:r>
+        <w:t xml:space="preserve">= 0, firmware can take the JTAG pins.</w:t>
+      </w:r>
+    </w:p>
+    <w:p>
+      <w:pPr>
+        <w:pStyle w:val="Compact"/>
+        <w:numPr>
+          <w:ilvl w:val="0"/>
+          <w:numId w:val="1010"/>
+        </w:numPr>
+        <w:jc w:val="left"/>
+      </w:pPr>
+      <w:r>
+        <w:t xml:space="preserve">No halt before the first ROM instruction after a power-on: the window is empty</w:t>
+      </w:r>
+      <w:r>
+        <w:t xml:space="preserve"> </w:t>
+      </w:r>
+      <w:r>
+        <w:t xml:space="preserve">until the ROM loads the program (7.2, 7.7).</w:t>
+      </w:r>
+    </w:p>
+    <w:p>
+      <w:pPr>
+        <w:pStyle w:val="Compact"/>
+        <w:numPr>
+          <w:ilvl w:val="0"/>
+          <w:numId w:val="1010"/>
+        </w:numPr>
+        <w:jc w:val="left"/>
+      </w:pPr>
+      <w:r>
+        <w:rPr>
+          <w:rStyle w:val="VerbatimChar"/>
+        </w:rPr>
+        <w:t xml:space="preserve">SYSDBG</w:t>
+      </w:r>
+      <w:r>
+        <w:t xml:space="preserve"> </w:t>
+      </w:r>
+      <w:r>
+        <w:t xml:space="preserve">does not check that a debug program is in the window before a halt (7.7).</w:t>
+      </w:r>
+    </w:p>
+    <w:bookmarkEnd w:id="51"/>
+    <w:bookmarkStart w:id="52" w:name="verification"/>
+    <w:p>
+      <w:pPr>
+        <w:pStyle w:val="Heading1"/>
+      </w:pPr>
+      <w:r>
+        <w:t xml:space="preserve">12. Verification</w:t>
       </w:r>
     </w:p>
     <w:p>
@@ -9840,43 +12007,55 @@
         <w:jc w:val="left"/>
       </w:pPr>
       <w:r>
-        <w:t xml:space="preserve">No timeout: a slave that never answers keeps</w:t>
-      </w:r>
-      <w:r>
-        <w:t xml:space="preserve"> </w:t>
-      </w:r>
-      <w:r>
-        <w:rPr>
-          <w:rStyle w:val="VerbatimChar"/>
-        </w:rPr>
-        <w:t xml:space="preserve">busy</w:t>
-      </w:r>
-      <w:r>
-        <w:t xml:space="preserve"> </w:t>
-      </w:r>
-      <w:r>
-        <w:t xml:space="preserve">= 1 until an</w:t>
-      </w:r>
-      <w:r>
-        <w:t xml:space="preserve"> </w:t>
-      </w:r>
-      <w:r>
-        <w:rPr>
-          <w:rStyle w:val="VerbatimChar"/>
-        </w:rPr>
-        <w:t xml:space="preserve">S_BUS</w:t>
-      </w:r>
-      <w:r>
-        <w:t xml:space="preserve"> </w:t>
-      </w:r>
-      <w:r>
-        <w:t xml:space="preserve">reset</w:t>
-      </w:r>
-      <w:r>
-        <w:t xml:space="preserve"> </w:t>
-      </w:r>
-      <w:r>
-        <w:t xml:space="preserve">or power-on.</w:t>
+        <w:t xml:space="preserve">TAP: all 16 states from every state;</w:t>
+      </w:r>
+      <w:r>
+        <w:t xml:space="preserve"> </w:t>
+      </w:r>
+      <w:r>
+        <w:rPr>
+          <w:rStyle w:val="VerbatimChar"/>
+        </w:rPr>
+        <w:t xml:space="preserve">IDCODE</w:t>
+      </w:r>
+      <w:r>
+        <w:t xml:space="preserve"> </w:t>
+      </w:r>
+      <w:r>
+        <w:t xml:space="preserve">after reset;</w:t>
+      </w:r>
+      <w:r>
+        <w:t xml:space="preserve"> </w:t>
+      </w:r>
+      <w:r>
+        <w:rPr>
+          <w:rStyle w:val="VerbatimChar"/>
+        </w:rPr>
+        <w:t xml:space="preserve">BYPASS</w:t>
+      </w:r>
+      <w:r>
+        <w:t xml:space="preserve"> </w:t>
+      </w:r>
+      <w:r>
+        <w:t xml:space="preserve">and unused</w:t>
+      </w:r>
+      <w:r>
+        <w:t xml:space="preserve"> </w:t>
+      </w:r>
+      <w:r>
+        <w:t xml:space="preserve">IR codes are 1 bit; IR changes only at Update-IR; Capture-IR loads</w:t>
+      </w:r>
+      <w:r>
+        <w:t xml:space="preserve"> </w:t>
+      </w:r>
+      <w:r>
+        <w:rPr>
+          <w:rStyle w:val="VerbatimChar"/>
+        </w:rPr>
+        <w:t xml:space="preserve">0001</w:t>
+      </w:r>
+      <w:r>
+        <w:t xml:space="preserve">.</w:t>
       </w:r>
     </w:p>
     <w:p>
@@ -9889,17 +12068,7 @@
         <w:jc w:val="left"/>
       </w:pPr>
       <w:r>
-        <w:t xml:space="preserve">In normal boot, firmware can take the JTAG pins. Use debug boot.</w:t>
-      </w:r>
-    </w:p>
-    <w:bookmarkEnd w:id="54"/>
-    <w:bookmarkStart w:id="55" w:name="verification"/>
-    <w:p>
-      <w:pPr>
-        <w:pStyle w:val="Heading1"/>
-      </w:pPr>
-      <w:r>
-        <w:t xml:space="preserve">12. Verification</w:t>
+        <w:t xml:space="preserve">Each data register of section 6: length, capture value, update effect, reset value.</w:t>
       </w:r>
     </w:p>
     <w:p>
@@ -9907,60 +12076,42 @@
         <w:pStyle w:val="Compact"/>
         <w:numPr>
           <w:ilvl w:val="0"/>
-          <w:numId w:val="1012"/>
+          <w:numId w:val="1011"/>
         </w:numPr>
         <w:jc w:val="left"/>
       </w:pPr>
       <w:r>
-        <w:t xml:space="preserve">TAP: all 16 states from every state;</w:t>
-      </w:r>
-      <w:r>
-        <w:t xml:space="preserve"> </w:t>
-      </w:r>
-      <w:r>
-        <w:rPr>
-          <w:rStyle w:val="VerbatimChar"/>
-        </w:rPr>
-        <w:t xml:space="preserve">IDCODE</w:t>
-      </w:r>
-      <w:r>
-        <w:t xml:space="preserve"> </w:t>
-      </w:r>
-      <w:r>
-        <w:t xml:space="preserve">after reset;</w:t>
-      </w:r>
-      <w:r>
-        <w:t xml:space="preserve"> </w:t>
-      </w:r>
-      <w:r>
-        <w:rPr>
-          <w:rStyle w:val="VerbatimChar"/>
-        </w:rPr>
-        <w:t xml:space="preserve">BYPASS</w:t>
-      </w:r>
-      <w:r>
-        <w:t xml:space="preserve"> </w:t>
-      </w:r>
-      <w:r>
-        <w:t xml:space="preserve">and unused</w:t>
-      </w:r>
-      <w:r>
-        <w:t xml:space="preserve"> </w:t>
-      </w:r>
-      <w:r>
-        <w:t xml:space="preserve">IR codes are 1 bit; IR changes only at Update-IR; Capture-IR loads</w:t>
-      </w:r>
-      <w:r>
-        <w:t xml:space="preserve"> </w:t>
-      </w:r>
-      <w:r>
-        <w:rPr>
-          <w:rStyle w:val="VerbatimChar"/>
-        </w:rPr>
-        <w:t xml:space="preserve">0001</w:t>
-      </w:r>
-      <w:r>
-        <w:t xml:space="preserve">.</w:t>
+        <w:t xml:space="preserve">Read and write sequences of 7.4 against an AXI slave model with random</w:t>
+      </w:r>
+      <w:r>
+        <w:t xml:space="preserve"> </w:t>
+      </w:r>
+      <w:r>
+        <w:rPr>
+          <w:rStyle w:val="VerbatimChar"/>
+        </w:rPr>
+        <w:t xml:space="preserve">ready</w:t>
+      </w:r>
+      <w:r>
+        <w:t xml:space="preserve">/</w:t>
+      </w:r>
+      <w:r>
+        <w:rPr>
+          <w:rStyle w:val="VerbatimChar"/>
+        </w:rPr>
+        <w:t xml:space="preserve">valid</w:t>
+      </w:r>
+      <w:r>
+        <w:t xml:space="preserve"> </w:t>
+      </w:r>
+      <w:r>
+        <w:t xml:space="preserve">delays. Every transaction issued exactly once, with the fixed</w:t>
+      </w:r>
+      <w:r>
+        <w:t xml:space="preserve"> </w:t>
+      </w:r>
+      <w:r>
+        <w:t xml:space="preserve">fields of section 10.</w:t>
       </w:r>
     </w:p>
     <w:p>
@@ -9968,12 +12119,42 @@
         <w:pStyle w:val="Compact"/>
         <w:numPr>
           <w:ilvl w:val="0"/>
-          <w:numId w:val="1012"/>
+          <w:numId w:val="1011"/>
         </w:numPr>
         <w:jc w:val="left"/>
       </w:pPr>
       <w:r>
-        <w:t xml:space="preserve">Each data register of section 6: length, capture value, update effect, reset value.</w:t>
+        <w:t xml:space="preserve">Update-DR of</w:t>
+      </w:r>
+      <w:r>
+        <w:t xml:space="preserve"> </w:t>
+      </w:r>
+      <w:r>
+        <w:rPr>
+          <w:rStyle w:val="VerbatimChar"/>
+        </w:rPr>
+        <w:t xml:space="preserve">ADDR</w:t>
+      </w:r>
+      <w:r>
+        <w:t xml:space="preserve"> </w:t>
+      </w:r>
+      <w:r>
+        <w:t xml:space="preserve">or</w:t>
+      </w:r>
+      <w:r>
+        <w:t xml:space="preserve"> </w:t>
+      </w:r>
+      <w:r>
+        <w:rPr>
+          <w:rStyle w:val="VerbatimChar"/>
+        </w:rPr>
+        <w:t xml:space="preserve">DATA</w:t>
+      </w:r>
+      <w:r>
+        <w:t xml:space="preserve"> </w:t>
+      </w:r>
+      <w:r>
+        <w:t xml:space="preserve">while busy changes nothing.</w:t>
       </w:r>
     </w:p>
     <w:p>
@@ -9981,42 +12162,48 @@
         <w:pStyle w:val="Compact"/>
         <w:numPr>
           <w:ilvl w:val="0"/>
-          <w:numId w:val="1012"/>
+          <w:numId w:val="1011"/>
         </w:numPr>
         <w:jc w:val="left"/>
       </w:pPr>
       <w:r>
-        <w:t xml:space="preserve">Read and write sequences of 7.4 against an AXI slave model with random</w:t>
-      </w:r>
-      <w:r>
-        <w:t xml:space="preserve"> </w:t>
-      </w:r>
-      <w:r>
-        <w:rPr>
-          <w:rStyle w:val="VerbatimChar"/>
-        </w:rPr>
-        <w:t xml:space="preserve">ready</w:t>
-      </w:r>
-      <w:r>
-        <w:t xml:space="preserve">/</w:t>
-      </w:r>
-      <w:r>
-        <w:rPr>
-          <w:rStyle w:val="VerbatimChar"/>
-        </w:rPr>
-        <w:t xml:space="preserve">valid</w:t>
-      </w:r>
-      <w:r>
-        <w:t xml:space="preserve"> </w:t>
-      </w:r>
-      <w:r>
-        <w:t xml:space="preserve">delays. Every transaction issued exactly once, with the fixed</w:t>
-      </w:r>
-      <w:r>
-        <w:t xml:space="preserve"> </w:t>
-      </w:r>
-      <w:r>
-        <w:t xml:space="preserve">fields of section 10.</w:t>
+        <w:rPr>
+          <w:rStyle w:val="VerbatimChar"/>
+        </w:rPr>
+        <w:t xml:space="preserve">SLVERR</w:t>
+      </w:r>
+      <w:r>
+        <w:t xml:space="preserve"> </w:t>
+      </w:r>
+      <w:r>
+        <w:t xml:space="preserve">and</w:t>
+      </w:r>
+      <w:r>
+        <w:t xml:space="preserve"> </w:t>
+      </w:r>
+      <w:r>
+        <w:rPr>
+          <w:rStyle w:val="VerbatimChar"/>
+        </w:rPr>
+        <w:t xml:space="preserve">DECERR</w:t>
+      </w:r>
+      <w:r>
+        <w:t xml:space="preserve"> </w:t>
+      </w:r>
+      <w:r>
+        <w:t xml:space="preserve">reach</w:t>
+      </w:r>
+      <w:r>
+        <w:t xml:space="preserve"> </w:t>
+      </w:r>
+      <w:r>
+        <w:rPr>
+          <w:rStyle w:val="VerbatimChar"/>
+        </w:rPr>
+        <w:t xml:space="preserve">STATUS.resp</w:t>
+      </w:r>
+      <w:r>
+        <w:t xml:space="preserve">.</w:t>
       </w:r>
     </w:p>
     <w:p>
@@ -10024,42 +12211,12 @@
         <w:pStyle w:val="Compact"/>
         <w:numPr>
           <w:ilvl w:val="0"/>
-          <w:numId w:val="1012"/>
+          <w:numId w:val="1011"/>
         </w:numPr>
         <w:jc w:val="left"/>
       </w:pPr>
       <w:r>
-        <w:t xml:space="preserve">Update-DR of</w:t>
-      </w:r>
-      <w:r>
-        <w:t xml:space="preserve"> </w:t>
-      </w:r>
-      <w:r>
-        <w:rPr>
-          <w:rStyle w:val="VerbatimChar"/>
-        </w:rPr>
-        <w:t xml:space="preserve">ADDR</w:t>
-      </w:r>
-      <w:r>
-        <w:t xml:space="preserve"> </w:t>
-      </w:r>
-      <w:r>
-        <w:t xml:space="preserve">or</w:t>
-      </w:r>
-      <w:r>
-        <w:t xml:space="preserve"> </w:t>
-      </w:r>
-      <w:r>
-        <w:rPr>
-          <w:rStyle w:val="VerbatimChar"/>
-        </w:rPr>
-        <w:t xml:space="preserve">DATA</w:t>
-      </w:r>
-      <w:r>
-        <w:t xml:space="preserve"> </w:t>
-      </w:r>
-      <w:r>
-        <w:t xml:space="preserve">while busy changes nothing.</w:t>
+        <w:t xml:space="preserve">AXI protocol checker on the manager port for every test.</w:t>
       </w:r>
     </w:p>
     <w:p>
@@ -10067,48 +12224,66 @@
         <w:pStyle w:val="Compact"/>
         <w:numPr>
           <w:ilvl w:val="0"/>
-          <w:numId w:val="1012"/>
+          <w:numId w:val="1011"/>
         </w:numPr>
         <w:jc w:val="left"/>
       </w:pPr>
       <w:r>
-        <w:rPr>
-          <w:rStyle w:val="VerbatimChar"/>
-        </w:rPr>
-        <w:t xml:space="preserve">SLVERR</w:t>
-      </w:r>
-      <w:r>
-        <w:t xml:space="preserve"> </w:t>
-      </w:r>
-      <w:r>
-        <w:t xml:space="preserve">and</w:t>
-      </w:r>
-      <w:r>
-        <w:t xml:space="preserve"> </w:t>
-      </w:r>
-      <w:r>
-        <w:rPr>
-          <w:rStyle w:val="VerbatimChar"/>
-        </w:rPr>
-        <w:t xml:space="preserve">DECERR</w:t>
-      </w:r>
-      <w:r>
-        <w:t xml:space="preserve"> </w:t>
-      </w:r>
-      <w:r>
-        <w:t xml:space="preserve">reach</w:t>
-      </w:r>
-      <w:r>
-        <w:t xml:space="preserve"> </w:t>
-      </w:r>
-      <w:r>
-        <w:rPr>
-          <w:rStyle w:val="VerbatimChar"/>
-        </w:rPr>
-        <w:t xml:space="preserve">STATUS.resp</w:t>
-      </w:r>
-      <w:r>
-        <w:t xml:space="preserve">.</w:t>
+        <w:t xml:space="preserve">CDC:</w:t>
+      </w:r>
+      <w:r>
+        <w:t xml:space="preserve"> </w:t>
+      </w:r>
+      <w:r>
+        <w:rPr>
+          <w:rStyle w:val="VerbatimChar"/>
+        </w:rPr>
+        <w:t xml:space="preserve">TCK</w:t>
+      </w:r>
+      <w:r>
+        <w:t xml:space="preserve"> </w:t>
+      </w:r>
+      <w:r>
+        <w:t xml:space="preserve">from 10x slower to 10x faster than</w:t>
+      </w:r>
+      <w:r>
+        <w:t xml:space="preserve"> </w:t>
+      </w:r>
+      <w:r>
+        <w:rPr>
+          <w:rStyle w:val="VerbatimChar"/>
+        </w:rPr>
+        <w:t xml:space="preserve">i_clk_cpu</w:t>
+      </w:r>
+      <w:r>
+        <w:t xml:space="preserve">, and</w:t>
+      </w:r>
+      <w:r>
+        <w:t xml:space="preserve"> </w:t>
+      </w:r>
+      <w:r>
+        <w:rPr>
+          <w:rStyle w:val="VerbatimChar"/>
+        </w:rPr>
+        <w:t xml:space="preserve">TCK</w:t>
+      </w:r>
+      <w:r>
+        <w:t xml:space="preserve"> </w:t>
+      </w:r>
+      <w:r>
+        <w:t xml:space="preserve">stopped</w:t>
+      </w:r>
+      <w:r>
+        <w:t xml:space="preserve"> </w:t>
+      </w:r>
+      <w:r>
+        <w:t xml:space="preserve">mid-handshake for 10,000 cycles. CDC lint: only the signals of the crossing</w:t>
+      </w:r>
+      <w:r>
+        <w:t xml:space="preserve"> </w:t>
+      </w:r>
+      <w:r>
+        <w:t xml:space="preserve">table cross.</w:t>
       </w:r>
     </w:p>
     <w:p>
@@ -10116,12 +12291,27 @@
         <w:pStyle w:val="Compact"/>
         <w:numPr>
           <w:ilvl w:val="0"/>
-          <w:numId w:val="1012"/>
+          <w:numId w:val="1011"/>
         </w:numPr>
         <w:jc w:val="left"/>
       </w:pPr>
       <w:r>
-        <w:t xml:space="preserve">AXI protocol checker on the manager port for every test.</w:t>
+        <w:rPr>
+          <w:rStyle w:val="VerbatimChar"/>
+        </w:rPr>
+        <w:t xml:space="preserve">i_rst_n_sysbus</w:t>
+      </w:r>
+      <w:r>
+        <w:t xml:space="preserve"> </w:t>
+      </w:r>
+      <w:r>
+        <w:t xml:space="preserve">asserted during a transaction: the transaction is issued</w:t>
+      </w:r>
+      <w:r>
+        <w:t xml:space="preserve"> </w:t>
+      </w:r>
+      <w:r>
+        <w:t xml:space="preserve">again after release, and completes.</w:t>
       </w:r>
     </w:p>
     <w:p>
@@ -10129,66 +12319,60 @@
         <w:pStyle w:val="Compact"/>
         <w:numPr>
           <w:ilvl w:val="0"/>
-          <w:numId w:val="1012"/>
+          <w:numId w:val="1011"/>
         </w:numPr>
         <w:jc w:val="left"/>
       </w:pPr>
       <w:r>
-        <w:t xml:space="preserve">CDC:</w:t>
-      </w:r>
-      <w:r>
-        <w:t xml:space="preserve"> </w:t>
-      </w:r>
-      <w:r>
-        <w:rPr>
-          <w:rStyle w:val="VerbatimChar"/>
-        </w:rPr>
-        <w:t xml:space="preserve">TCK</w:t>
-      </w:r>
-      <w:r>
-        <w:t xml:space="preserve"> </w:t>
-      </w:r>
-      <w:r>
-        <w:t xml:space="preserve">from 10x slower to 10x faster than</w:t>
-      </w:r>
-      <w:r>
-        <w:t xml:space="preserve"> </w:t>
-      </w:r>
-      <w:r>
-        <w:rPr>
-          <w:rStyle w:val="VerbatimChar"/>
-        </w:rPr>
-        <w:t xml:space="preserve">i_clk_cpu</w:t>
-      </w:r>
-      <w:r>
-        <w:t xml:space="preserve">, and</w:t>
-      </w:r>
-      <w:r>
-        <w:t xml:space="preserve"> </w:t>
-      </w:r>
-      <w:r>
-        <w:rPr>
-          <w:rStyle w:val="VerbatimChar"/>
-        </w:rPr>
-        <w:t xml:space="preserve">TCK</w:t>
-      </w:r>
-      <w:r>
-        <w:t xml:space="preserve"> </w:t>
-      </w:r>
-      <w:r>
-        <w:t xml:space="preserve">stopped</w:t>
-      </w:r>
-      <w:r>
-        <w:t xml:space="preserve"> </w:t>
-      </w:r>
-      <w:r>
-        <w:t xml:space="preserve">mid-handshake for 10,000 cycles. CDC lint: only the signals of the crossing</w:t>
-      </w:r>
-      <w:r>
-        <w:t xml:space="preserve"> </w:t>
-      </w:r>
-      <w:r>
-        <w:t xml:space="preserve">table cross.</w:t>
+        <w:rPr>
+          <w:rStyle w:val="VerbatimChar"/>
+        </w:rPr>
+        <w:t xml:space="preserve">DBG_EN</w:t>
+      </w:r>
+      <w:r>
+        <w:t xml:space="preserve">:</w:t>
+      </w:r>
+      <w:r>
+        <w:t xml:space="preserve"> </w:t>
+      </w:r>
+      <w:r>
+        <w:rPr>
+          <w:rStyle w:val="VerbatimChar"/>
+        </w:rPr>
+        <w:t xml:space="preserve">o_dbg_en</w:t>
+      </w:r>
+      <w:r>
+        <w:t xml:space="preserve"> </w:t>
+      </w:r>
+      <w:r>
+        <w:t xml:space="preserve">= 0 until the capture, then the pin value at the capture.</w:t>
+      </w:r>
+      <w:r>
+        <w:t xml:space="preserve"> </w:t>
+      </w:r>
+      <w:r>
+        <w:t xml:space="preserve">Toggling the pad afterwards changes nothing.</w:t>
+      </w:r>
+      <w:r>
+        <w:t xml:space="preserve"> </w:t>
+      </w:r>
+      <w:r>
+        <w:rPr>
+          <w:rStyle w:val="VerbatimChar"/>
+        </w:rPr>
+        <w:t xml:space="preserve">o_dbg_en</w:t>
+      </w:r>
+      <w:r>
+        <w:t xml:space="preserve"> </w:t>
+      </w:r>
+      <w:r>
+        <w:t xml:space="preserve">never glitches (it is a</w:t>
+      </w:r>
+      <w:r>
+        <w:t xml:space="preserve"> </w:t>
+      </w:r>
+      <w:r>
+        <w:t xml:space="preserve">flip-flop output).</w:t>
       </w:r>
     </w:p>
     <w:p>
@@ -10196,27 +12380,147 @@
         <w:pStyle w:val="Compact"/>
         <w:numPr>
           <w:ilvl w:val="0"/>
-          <w:numId w:val="1012"/>
+          <w:numId w:val="1011"/>
         </w:numPr>
         <w:jc w:val="left"/>
       </w:pPr>
       <w:r>
-        <w:rPr>
-          <w:rStyle w:val="VerbatimChar"/>
-        </w:rPr>
-        <w:t xml:space="preserve">i_rst_n_sysbus</w:t>
-      </w:r>
-      <w:r>
-        <w:t xml:space="preserve"> </w:t>
-      </w:r>
-      <w:r>
-        <w:t xml:space="preserve">asserted during a transaction: the transaction is issued</w:t>
-      </w:r>
-      <w:r>
-        <w:t xml:space="preserve"> </w:t>
-      </w:r>
-      <w:r>
-        <w:t xml:space="preserve">again after release, and completes.</w:t>
+        <w:t xml:space="preserve">With Ibex and the boot ROM, debug boot: frame with</w:t>
+      </w:r>
+      <w:r>
+        <w:t xml:space="preserve"> </w:t>
+      </w:r>
+      <w:r>
+        <w:rPr>
+          <w:rStyle w:val="VerbatimChar"/>
+        </w:rPr>
+        <w:t xml:space="preserve">DEBUG_PROG</w:t>
+      </w:r>
+      <w:r>
+        <w:t xml:space="preserve"> </w:t>
+      </w:r>
+      <w:r>
+        <w:t xml:space="preserve">=</w:t>
+      </w:r>
+      <w:r>
+        <w:t xml:space="preserve"> </w:t>
+      </w:r>
+      <w:r>
+        <w:rPr>
+          <w:rStyle w:val="VerbatimChar"/>
+        </w:rPr>
+        <w:t xml:space="preserve">0x55</w:t>
+      </w:r>
+      <w:r>
+        <w:t xml:space="preserve">. After</w:t>
+      </w:r>
+      <w:r>
+        <w:t xml:space="preserve"> </w:t>
+      </w:r>
+      <w:r>
+        <w:rPr>
+          <w:rStyle w:val="VerbatimChar"/>
+        </w:rPr>
+        <w:t xml:space="preserve">ACKD</w:t>
+      </w:r>
+      <w:r>
+        <w:t xml:space="preserve">,</w:t>
+      </w:r>
+      <w:r>
+        <w:t xml:space="preserve"> </w:t>
+      </w:r>
+      <w:r>
+        <w:rPr>
+          <w:rStyle w:val="VerbatimChar"/>
+        </w:rPr>
+        <w:t xml:space="preserve">CPUDBG</w:t>
+      </w:r>
+      <w:r>
+        <w:t xml:space="preserve"> </w:t>
+      </w:r>
+      <w:r>
+        <w:t xml:space="preserve">= 1:</w:t>
+      </w:r>
+      <w:r>
+        <w:t xml:space="preserve"> </w:t>
+      </w:r>
+      <w:r>
+        <w:rPr>
+          <w:rStyle w:val="VerbatimChar"/>
+        </w:rPr>
+        <w:t xml:space="preserve">HALTED</w:t>
+      </w:r>
+      <w:r>
+        <w:t xml:space="preserve"> </w:t>
+      </w:r>
+      <w:r>
+        <w:t xml:space="preserve">= 1 and</w:t>
+      </w:r>
+      <w:r>
+        <w:t xml:space="preserve"> </w:t>
+      </w:r>
+      <w:r>
+        <w:rPr>
+          <w:rStyle w:val="VerbatimChar"/>
+        </w:rPr>
+        <w:t xml:space="preserve">dpc</w:t>
+      </w:r>
+      <w:r>
+        <w:t xml:space="preserve"> </w:t>
+      </w:r>
+      <w:r>
+        <w:t xml:space="preserve">is inside the ROM’s polling loop.</w:t>
+      </w:r>
+      <w:r>
+        <w:t xml:space="preserve"> </w:t>
+      </w:r>
+      <w:r>
+        <w:rPr>
+          <w:rStyle w:val="VerbatimChar"/>
+        </w:rPr>
+        <w:t xml:space="preserve">CPUDBG</w:t>
+      </w:r>
+      <w:r>
+        <w:t xml:space="preserve"> </w:t>
+      </w:r>
+      <w:r>
+        <w:t xml:space="preserve">= 0,</w:t>
+      </w:r>
+      <w:r>
+        <w:t xml:space="preserve"> </w:t>
+      </w:r>
+      <w:r>
+        <w:rPr>
+          <w:rStyle w:val="VerbatimChar"/>
+        </w:rPr>
+        <w:t xml:space="preserve">RESUME</w:t>
+      </w:r>
+      <w:r>
+        <w:t xml:space="preserve"> </w:t>
+      </w:r>
+      <w:r>
+        <w:t xml:space="preserve">= 1:</w:t>
+      </w:r>
+      <w:r>
+        <w:t xml:space="preserve"> </w:t>
+      </w:r>
+      <w:r>
+        <w:rPr>
+          <w:rStyle w:val="VerbatimChar"/>
+        </w:rPr>
+        <w:t xml:space="preserve">HALTED</w:t>
+      </w:r>
+      <w:r>
+        <w:t xml:space="preserve"> </w:t>
+      </w:r>
+      <w:r>
+        <w:t xml:space="preserve">= 0, the core is back in the loop and halts</w:t>
+      </w:r>
+      <w:r>
+        <w:t xml:space="preserve"> </w:t>
+      </w:r>
+      <w:r>
+        <w:t xml:space="preserve">no more.</w:t>
       </w:r>
     </w:p>
     <w:p>
@@ -10224,87 +12528,45 @@
         <w:pStyle w:val="Compact"/>
         <w:numPr>
           <w:ilvl w:val="0"/>
-          <w:numId w:val="1012"/>
+          <w:numId w:val="1011"/>
         </w:numPr>
         <w:jc w:val="left"/>
       </w:pPr>
       <w:r>
+        <w:t xml:space="preserve">With Ibex, attach later:</w:t>
+      </w:r>
+      <w:r>
+        <w:t xml:space="preserve"> </w:t>
+      </w:r>
+      <w:r>
         <w:rPr>
           <w:rStyle w:val="VerbatimChar"/>
         </w:rPr>
         <w:t xml:space="preserve">DBG_EN</w:t>
       </w:r>
       <w:r>
-        <w:t xml:space="preserve">:</w:t>
-      </w:r>
-      <w:r>
-        <w:t xml:space="preserve"> </w:t>
-      </w:r>
-      <w:r>
-        <w:rPr>
-          <w:rStyle w:val="VerbatimChar"/>
-        </w:rPr>
-        <w:t xml:space="preserve">o_dbg_cpu_hold</w:t>
-      </w:r>
-      <w:r>
-        <w:t xml:space="preserve"> </w:t>
-      </w:r>
-      <w:r>
-        <w:t xml:space="preserve">= 1 until the capture, then 0 for</w:t>
-      </w:r>
-      <w:r>
-        <w:t xml:space="preserve"> </w:t>
-      </w:r>
-      <w:r>
-        <w:rPr>
-          <w:rStyle w:val="VerbatimChar"/>
-        </w:rPr>
-        <w:t xml:space="preserve">DBG_EN = 0</w:t>
-      </w:r>
-      <w:r>
-        <w:t xml:space="preserve">, or</w:t>
-      </w:r>
-      <w:r>
-        <w:t xml:space="preserve"> </w:t>
-      </w:r>
-      <w:r>
-        <w:rPr>
-          <w:rStyle w:val="VerbatimChar"/>
-        </w:rPr>
-        <w:t xml:space="preserve">CPUHOLD</w:t>
-      </w:r>
-      <w:r>
-        <w:t xml:space="preserve"> </w:t>
-      </w:r>
-      <w:r>
-        <w:t xml:space="preserve">for</w:t>
-      </w:r>
-      <w:r>
-        <w:t xml:space="preserve"> </w:t>
-      </w:r>
-      <w:r>
-        <w:rPr>
-          <w:rStyle w:val="VerbatimChar"/>
-        </w:rPr>
-        <w:t xml:space="preserve">DBG_EN = 1</w:t>
-      </w:r>
-      <w:r>
-        <w:t xml:space="preserve">. Toggling the pad afterwards changes nothing.</w:t>
-      </w:r>
-      <w:r>
-        <w:t xml:space="preserve"> </w:t>
-      </w:r>
-      <w:r>
-        <w:rPr>
-          <w:rStyle w:val="VerbatimChar"/>
-        </w:rPr>
-        <w:t xml:space="preserve">o_dbg_cpu_hold</w:t>
-      </w:r>
-      <w:r>
-        <w:t xml:space="preserve"> </w:t>
-      </w:r>
-      <w:r>
-        <w:t xml:space="preserve">never glitches (it is a flip-flop output).</w:t>
+        <w:t xml:space="preserve"> </w:t>
+      </w:r>
+      <w:r>
+        <w:t xml:space="preserve">= 0, the application runs; halt, read</w:t>
+      </w:r>
+      <w:r>
+        <w:t xml:space="preserve"> </w:t>
+      </w:r>
+      <w:r>
+        <w:rPr>
+          <w:rStyle w:val="VerbatimChar"/>
+        </w:rPr>
+        <w:t xml:space="preserve">dpc</w:t>
+      </w:r>
+      <w:r>
+        <w:t xml:space="preserve">,</w:t>
+      </w:r>
+      <w:r>
+        <w:t xml:space="preserve"> </w:t>
+      </w:r>
+      <w:r>
+        <w:t xml:space="preserve">resume.</w:t>
       </w:r>
     </w:p>
     <w:p>
@@ -10312,111 +12574,66 @@
         <w:pStyle w:val="Compact"/>
         <w:numPr>
           <w:ilvl w:val="0"/>
-          <w:numId w:val="1012"/>
+          <w:numId w:val="1011"/>
         </w:numPr>
         <w:jc w:val="left"/>
       </w:pPr>
       <w:r>
-        <w:t xml:space="preserve">With Ibex, debug boot: load the window and image,</w:t>
-      </w:r>
-      <w:r>
-        <w:t xml:space="preserve"> </w:t>
-      </w:r>
-      <w:r>
-        <w:rPr>
-          <w:rStyle w:val="VerbatimChar"/>
-        </w:rPr>
-        <w:t xml:space="preserve">CPUDBG = 1</w:t>
-      </w:r>
-      <w:r>
-        <w:t xml:space="preserve">,</w:t>
-      </w:r>
-      <w:r>
-        <w:t xml:space="preserve"> </w:t>
-      </w:r>
-      <w:r>
-        <w:rPr>
-          <w:rStyle w:val="VerbatimChar"/>
-        </w:rPr>
-        <w:t xml:space="preserve">CPUHOLD = 0</w:t>
+        <w:t xml:space="preserve">The ROM’s wait: with the CPU halted, write</w:t>
+      </w:r>
+      <w:r>
+        <w:t xml:space="preserve"> </w:t>
+      </w:r>
+      <w:r>
+        <w:rPr>
+          <w:rStyle w:val="VerbatimChar"/>
+        </w:rPr>
+        <w:t xml:space="preserve">DBG_BOOT</w:t>
+      </w:r>
+      <w:r>
+        <w:t xml:space="preserve"> </w:t>
+      </w:r>
+      <w:r>
+        <w:t xml:space="preserve">=</w:t>
+      </w:r>
+      <w:r>
+        <w:t xml:space="preserve"> </w:t>
+      </w:r>
+      <w:r>
+        <w:rPr>
+          <w:rStyle w:val="VerbatimChar"/>
+        </w:rPr>
+        <w:t xml:space="preserve">0x0000_0002</w:t>
+      </w:r>
+      <w:r>
+        <w:t xml:space="preserve"> </w:t>
+      </w:r>
+      <w:r>
+        <w:t xml:space="preserve">through</w:t>
+      </w:r>
+      <w:r>
+        <w:t xml:space="preserve"> </w:t>
+      </w:r>
+      <w:r>
+        <w:rPr>
+          <w:rStyle w:val="VerbatimChar"/>
+        </w:rPr>
+        <w:t xml:space="preserve">SYSDBG</w:t>
+      </w:r>
+      <w:r>
+        <w:t xml:space="preserve">; resume; the ROM jumps to</w:t>
+      </w:r>
+      <w:r>
+        <w:t xml:space="preserve"> </w:t>
+      </w:r>
+      <w:r>
+        <w:rPr>
+          <w:rStyle w:val="VerbatimChar"/>
+        </w:rPr>
+        <w:t xml:space="preserve">0x2000_1080</w:t>
       </w:r>
       <w:r>
         <w:t xml:space="preserve">.</w:t>
-      </w:r>
-      <w:r>
-        <w:t xml:space="preserve"> </w:t>
-      </w:r>
-      <w:r>
-        <w:rPr>
-          <w:rStyle w:val="VerbatimChar"/>
-        </w:rPr>
-        <w:t xml:space="preserve">HALTED</w:t>
-      </w:r>
-      <w:r>
-        <w:t xml:space="preserve"> </w:t>
-      </w:r>
-      <w:r>
-        <w:t xml:space="preserve">= 1 and</w:t>
-      </w:r>
-      <w:r>
-        <w:t xml:space="preserve"> </w:t>
-      </w:r>
-      <w:r>
-        <w:rPr>
-          <w:rStyle w:val="VerbatimChar"/>
-        </w:rPr>
-        <w:t xml:space="preserve">dpc = 0x2000_1080</w:t>
-      </w:r>
-      <w:r>
-        <w:t xml:space="preserve">.</w:t>
-      </w:r>
-      <w:r>
-        <w:t xml:space="preserve"> </w:t>
-      </w:r>
-      <w:r>
-        <w:rPr>
-          <w:rStyle w:val="VerbatimChar"/>
-        </w:rPr>
-        <w:t xml:space="preserve">CPUDBG = 0</w:t>
-      </w:r>
-      <w:r>
-        <w:t xml:space="preserve">,</w:t>
-      </w:r>
-      <w:r>
-        <w:t xml:space="preserve"> </w:t>
-      </w:r>
-      <w:r>
-        <w:rPr>
-          <w:rStyle w:val="VerbatimChar"/>
-        </w:rPr>
-        <w:t xml:space="preserve">RESUME</w:t>
-      </w:r>
-      <w:r>
-        <w:t xml:space="preserve"> </w:t>
-      </w:r>
-      <w:r>
-        <w:t xml:space="preserve">= 1:</w:t>
-      </w:r>
-      <w:r>
-        <w:t xml:space="preserve"> </w:t>
-      </w:r>
-      <w:r>
-        <w:rPr>
-          <w:rStyle w:val="VerbatimChar"/>
-        </w:rPr>
-        <w:t xml:space="preserve">HALTED</w:t>
-      </w:r>
-      <w:r>
-        <w:t xml:space="preserve"> </w:t>
-      </w:r>
-      <w:r>
-        <w:t xml:space="preserve">= 0</w:t>
-      </w:r>
-      <w:r>
-        <w:t xml:space="preserve"> </w:t>
-      </w:r>
-      <w:r>
-        <w:t xml:space="preserve">and the core runs without halting again.</w:t>
       </w:r>
     </w:p>
     <w:p>
@@ -10424,16 +12641,213 @@
         <w:pStyle w:val="Compact"/>
         <w:numPr>
           <w:ilvl w:val="0"/>
-          <w:numId w:val="1012"/>
+          <w:numId w:val="1011"/>
         </w:numPr>
         <w:jc w:val="left"/>
       </w:pPr>
       <w:r>
-        <w:t xml:space="preserve">With Ibex, normal boot: attach while running, halt, resume.</w:t>
+        <w:t xml:space="preserve">Halt after a reset:</w:t>
+      </w:r>
+      <w:r>
+        <w:t xml:space="preserve"> </w:t>
+      </w:r>
+      <w:r>
+        <w:rPr>
+          <w:rStyle w:val="VerbatimChar"/>
+        </w:rPr>
+        <w:t xml:space="preserve">CPUDBG</w:t>
+      </w:r>
+      <w:r>
+        <w:t xml:space="preserve"> </w:t>
+      </w:r>
+      <w:r>
+        <w:t xml:space="preserve">= 1, watchdog reset; the core halts at</w:t>
+      </w:r>
+      <w:r>
+        <w:t xml:space="preserve"> </w:t>
+      </w:r>
+      <w:r>
+        <w:rPr>
+          <w:rStyle w:val="VerbatimChar"/>
+        </w:rPr>
+        <w:t xml:space="preserve">dpc</w:t>
+      </w:r>
+      <w:r>
+        <w:t xml:space="preserve"> </w:t>
+      </w:r>
+      <w:r>
+        <w:t xml:space="preserve">=</w:t>
+      </w:r>
+      <w:r>
+        <w:t xml:space="preserve"> </w:t>
+      </w:r>
+      <w:r>
+        <w:rPr>
+          <w:rStyle w:val="VerbatimChar"/>
+        </w:rPr>
+        <w:t xml:space="preserve">0x0000_0080</w:t>
+      </w:r>
+      <w:r>
+        <w:t xml:space="preserve"> </w:t>
+      </w:r>
+      <w:r>
+        <w:t xml:space="preserve">with the program intact. After a power-on reset it does not, and</w:t>
+      </w:r>
+      <w:r>
+        <w:t xml:space="preserve"> </w:t>
+      </w:r>
+      <w:r>
+        <w:rPr>
+          <w:rStyle w:val="VerbatimChar"/>
+        </w:rPr>
+        <w:t xml:space="preserve">CPUDBG</w:t>
+      </w:r>
+      <w:r>
+        <w:t xml:space="preserve"> </w:t>
+      </w:r>
+      <w:r>
+        <w:t xml:space="preserve">reads 0.</w:t>
       </w:r>
     </w:p>
     <w:p>
       <w:pPr>
+        <w:pStyle w:val="Compact"/>
+        <w:numPr>
+          <w:ilvl w:val="0"/>
+          <w:numId w:val="1011"/>
+        </w:numPr>
+        <w:jc w:val="left"/>
+      </w:pPr>
+      <w:r>
+        <w:t xml:space="preserve">Breakpoints: a hardware trigger in the ROM and at</w:t>
+      </w:r>
+      <w:r>
+        <w:t xml:space="preserve"> </w:t>
+      </w:r>
+      <w:r>
+        <w:rPr>
+          <w:rStyle w:val="VerbatimChar"/>
+        </w:rPr>
+        <w:t xml:space="preserve">0x2000_1080</w:t>
+      </w:r>
+      <w:r>
+        <w:t xml:space="preserve">; an</w:t>
+      </w:r>
+      <w:r>
+        <w:t xml:space="preserve"> </w:t>
+      </w:r>
+      <w:r>
+        <w:rPr>
+          <w:rStyle w:val="VerbatimChar"/>
+        </w:rPr>
+        <w:t xml:space="preserve">ebreak</w:t>
+      </w:r>
+      <w:r>
+        <w:t xml:space="preserve"> </w:t>
+      </w:r>
+      <w:r>
+        <w:t xml:space="preserve">in</w:t>
+      </w:r>
+      <w:r>
+        <w:t xml:space="preserve"> </w:t>
+      </w:r>
+      <w:r>
+        <w:rPr>
+          <w:rStyle w:val="VerbatimChar"/>
+        </w:rPr>
+        <w:t xml:space="preserve">ISRAM</w:t>
+      </w:r>
+      <w:r>
+        <w:t xml:space="preserve"> </w:t>
+      </w:r>
+      <w:r>
+        <w:t xml:space="preserve">with</w:t>
+      </w:r>
+      <w:r>
+        <w:t xml:space="preserve"> </w:t>
+      </w:r>
+      <w:r>
+        <w:rPr>
+          <w:rStyle w:val="VerbatimChar"/>
+        </w:rPr>
+        <w:t xml:space="preserve">dcsr.ebreakm</w:t>
+      </w:r>
+      <w:r>
+        <w:t xml:space="preserve"> </w:t>
+      </w:r>
+      <w:r>
+        <w:t xml:space="preserve">= 1.</w:t>
+      </w:r>
+    </w:p>
+    <w:p>
+      <w:pPr>
+        <w:pStyle w:val="Compact"/>
+        <w:numPr>
+          <w:ilvl w:val="0"/>
+          <w:numId w:val="1011"/>
+        </w:numPr>
+        <w:jc w:val="left"/>
+      </w:pPr>
+      <w:r>
+        <w:rPr>
+          <w:rStyle w:val="VerbatimChar"/>
+        </w:rPr>
+        <w:t xml:space="preserve">DEBUG_PROG</w:t>
+      </w:r>
+      <w:r>
+        <w:t xml:space="preserve"> </w:t>
+      </w:r>
+      <w:r>
+        <w:t xml:space="preserve">not</w:t>
+      </w:r>
+      <w:r>
+        <w:t xml:space="preserve"> </w:t>
+      </w:r>
+      <w:r>
+        <w:rPr>
+          <w:rStyle w:val="VerbatimChar"/>
+        </w:rPr>
+        <w:t xml:space="preserve">0x55</w:t>
+      </w:r>
+      <w:r>
+        <w:t xml:space="preserve"> </w:t>
+      </w:r>
+      <w:r>
+        <w:t xml:space="preserve">and</w:t>
+      </w:r>
+      <w:r>
+        <w:t xml:space="preserve"> </w:t>
+      </w:r>
+      <w:r>
+        <w:rPr>
+          <w:rStyle w:val="VerbatimChar"/>
+        </w:rPr>
+        <w:t xml:space="preserve">DBG_EN</w:t>
+      </w:r>
+      <w:r>
+        <w:t xml:space="preserve"> </w:t>
+      </w:r>
+      <w:r>
+        <w:t xml:space="preserve">= 1: the ROM waits, the host writes</w:t>
+      </w:r>
+      <w:r>
+        <w:t xml:space="preserve"> </w:t>
+      </w:r>
+      <w:r>
+        <w:rPr>
+          <w:rStyle w:val="VerbatimChar"/>
+        </w:rPr>
+        <w:t xml:space="preserve">dbg_en_mask</w:t>
+      </w:r>
+      <w:r>
+        <w:t xml:space="preserve"> </w:t>
+      </w:r>
+      <w:r>
+        <w:t xml:space="preserve">= 1, the application runs.</w:t>
+      </w:r>
+    </w:p>
+    <w:p>
+      <w:pPr>
         <w:pStyle w:val="FirstParagraph"/>
       </w:pPr>
       <w:r>
@@ -10447,13 +12861,28 @@
         <w:t xml:space="preserve"> </w:t>
       </w:r>
       <w:r>
-        <w:t xml:space="preserve">in debug boot, load an image that toggles a GPIO, release the CPU,</w:t>
-      </w:r>
-      <w:r>
-        <w:t xml:space="preserve"> </w:t>
-      </w:r>
-      <w:r>
-        <w:t xml:space="preserve">halt it, read</w:t>
+        <w:t xml:space="preserve">send a frame with a debug program and an application that toggles a</w:t>
+      </w:r>
+      <w:r>
+        <w:t xml:space="preserve"> </w:t>
+      </w:r>
+      <w:r>
+        <w:t xml:space="preserve">GPIO, with</w:t>
+      </w:r>
+      <w:r>
+        <w:t xml:space="preserve"> </w:t>
+      </w:r>
+      <w:r>
+        <w:rPr>
+          <w:rStyle w:val="VerbatimChar"/>
+        </w:rPr>
+        <w:t xml:space="preserve">DBG_EN</w:t>
+      </w:r>
+      <w:r>
+        <w:t xml:space="preserve"> </w:t>
+      </w:r>
+      <w:r>
+        <w:t xml:space="preserve">= 1. Halt the CPU in the ROM’s wait loop and read</w:t>
       </w:r>
       <w:r>
         <w:t xml:space="preserve"> </w:t>
@@ -10465,11 +12894,65 @@
         <w:t xml:space="preserve">dpc</w:t>
       </w:r>
       <w:r>
-        <w:t xml:space="preserve">, resume it, and see the GPIO toggle again.</w:t>
+        <w:t xml:space="preserve">. Plant a</w:t>
+      </w:r>
+      <w:r>
+        <w:t xml:space="preserve"> </w:t>
+      </w:r>
+      <w:r>
+        <w:t xml:space="preserve">breakpoint at</w:t>
+      </w:r>
+      <w:r>
+        <w:t xml:space="preserve"> </w:t>
+      </w:r>
+      <w:r>
+        <w:rPr>
+          <w:rStyle w:val="VerbatimChar"/>
+        </w:rPr>
+        <w:t xml:space="preserve">0x2000_1080</w:t>
+      </w:r>
+      <w:r>
+        <w:t xml:space="preserve">, write</w:t>
+      </w:r>
+      <w:r>
+        <w:t xml:space="preserve"> </w:t>
+      </w:r>
+      <w:r>
+        <w:rPr>
+          <w:rStyle w:val="VerbatimChar"/>
+        </w:rPr>
+        <w:t xml:space="preserve">dbg_en_mask</w:t>
+      </w:r>
+      <w:r>
+        <w:t xml:space="preserve"> </w:t>
+      </w:r>
+      <w:r>
+        <w:t xml:space="preserve">= 1 through</w:t>
+      </w:r>
+      <w:r>
+        <w:t xml:space="preserve"> </w:t>
+      </w:r>
+      <w:r>
+        <w:rPr>
+          <w:rStyle w:val="VerbatimChar"/>
+        </w:rPr>
+        <w:t xml:space="preserve">SYSDBG</w:t>
+      </w:r>
+      <w:r>
+        <w:t xml:space="preserve"> </w:t>
+      </w:r>
+      <w:r>
+        <w:t xml:space="preserve">and resume. The</w:t>
+      </w:r>
+      <w:r>
+        <w:t xml:space="preserve"> </w:t>
+      </w:r>
+      <w:r>
+        <w:t xml:space="preserve">core stops at the breakpoint; resume it and see the GPIO toggle.</w:t>
       </w:r>
     </w:p>
-    <w:bookmarkEnd w:id="55"/>
-    <w:bookmarkStart w:id="56" w:name="appendix-a.-acronyms"/>
+    <w:bookmarkEnd w:id="52"/>
+    <w:bookmarkStart w:id="53" w:name="appendix-a.-acronyms"/>
     <w:p>
       <w:pPr>
         <w:pStyle w:val="Heading1"/>
@@ -10730,8 +13213,8 @@
         </w:tc>
       </w:tr>
     </w:tbl>
-    <w:bookmarkEnd w:id="56"/>
-    <w:bookmarkStart w:id="57" w:name="appendix-b.-first-review"/>
+    <w:bookmarkEnd w:id="53"/>
+    <w:bookmarkStart w:id="54" w:name="appendix-b.-first-review"/>
     <w:p>
       <w:pPr>
         <w:pStyle w:val="Heading1"/>
@@ -10920,7 +13403,65 @@
               <w:jc w:val="left"/>
             </w:pPr>
             <w:r>
-              <w:t xml:space="preserve">The host, over JTAG. In debug boot, while the CPU is held; in normal boot, before the first halt – 7.2, 7.8</w:t>
+              <w:t xml:space="preserve">V3.0: the host, over JTAG.</w:t>
+            </w:r>
+            <w:r>
+              <w:t xml:space="preserve"> </w:t>
+            </w:r>
+            <w:r>
+              <w:rPr>
+                <w:b/>
+                <w:bCs/>
+              </w:rPr>
+              <w:t xml:space="preserve">V4.0: the boot ROM, over</w:t>
+            </w:r>
+            <w:r>
+              <w:rPr>
+                <w:b/>
+                <w:bCs/>
+              </w:rPr>
+              <w:t xml:space="preserve"> </w:t>
+            </w:r>
+            <w:r>
+              <w:rPr>
+                <w:rStyle w:val="VerbatimChar"/>
+                <w:b/>
+                <w:bCs/>
+              </w:rPr>
+              <w:t xml:space="preserve">UART0</w:t>
+            </w:r>
+            <w:r>
+              <w:t xml:space="preserve">, when the frame has</w:t>
+            </w:r>
+            <w:r>
+              <w:t xml:space="preserve"> </w:t>
+            </w:r>
+            <w:r>
+              <w:rPr>
+                <w:rStyle w:val="VerbatimChar"/>
+              </w:rPr>
+              <w:t xml:space="preserve">DEBUG_PROG</w:t>
+            </w:r>
+            <w:r>
+              <w:t xml:space="preserve"> </w:t>
+            </w:r>
+            <w:r>
+              <w:t xml:space="preserve">=</w:t>
+            </w:r>
+            <w:r>
+              <w:t xml:space="preserve"> </w:t>
+            </w:r>
+            <w:r>
+              <w:rPr>
+                <w:rStyle w:val="VerbatimChar"/>
+              </w:rPr>
+              <w:t xml:space="preserve">0x55</w:t>
+            </w:r>
+            <w:r>
+              <w:t xml:space="preserve"> </w:t>
+            </w:r>
+            <w:r>
+              <w:t xml:space="preserve">– 7.2, 7.8</w:t>
             </w:r>
           </w:p>
         </w:tc>
@@ -10958,6 +13499,12 @@
               <w:jc w:val="left"/>
             </w:pPr>
             <w:r>
+              <w:t xml:space="preserve">V3.0:</w:t>
+            </w:r>
+            <w:r>
+              <w:t xml:space="preserve"> </w:t>
+            </w:r>
+            <w:r>
               <w:rPr>
                 <w:rStyle w:val="VerbatimChar"/>
               </w:rPr>
@@ -10979,10 +13526,35 @@
               <w:t xml:space="preserve">CPUHOLD</w:t>
             </w:r>
             <w:r>
-              <w:t xml:space="preserve"> </w:t>
-            </w:r>
-            <w:r>
-              <w:t xml:space="preserve">– 7.1</w:t>
+              <w:t xml:space="preserve">.</w:t>
+            </w:r>
+            <w:r>
+              <w:t xml:space="preserve"> </w:t>
+            </w:r>
+            <w:r>
+              <w:rPr>
+                <w:b/>
+                <w:bCs/>
+              </w:rPr>
+              <w:t xml:space="preserve">Dropped in V4.0</w:t>
+            </w:r>
+            <w:r>
+              <w:t xml:space="preserve">: the mentor’s boot flow of 12/10 never holds the CPU – 7.1,</w:t>
+            </w:r>
+            <w:r>
+              <w:t xml:space="preserve"> </w:t>
+            </w:r>
+            <w:r>
+              <w:rPr>
+                <w:rStyle w:val="VerbatimChar"/>
+              </w:rPr>
+              <w:t xml:space="preserve">_DECISIONS</w:t>
+            </w:r>
+            <w:r>
+              <w:t xml:space="preserve"> </w:t>
+            </w:r>
+            <w:r>
+              <w:t xml:space="preserve">V4.0</w:t>
             </w:r>
           </w:p>
         </w:tc>
@@ -11097,7 +13669,7 @@
               <w:t xml:space="preserve"> </w:t>
             </w:r>
             <w:r>
-              <w:t xml:space="preserve">cluster is never gated, and holding reset stops the CPU</w:t>
+              <w:t xml:space="preserve">cluster is never gated</w:t>
             </w:r>
           </w:p>
         </w:tc>
@@ -11185,8 +13757,135 @@
           </w:p>
         </w:tc>
       </w:tr>
+      <w:tr>
+        <w:tc>
+          <w:tcPr/>
+          <w:p>
+            <w:pPr>
+              <w:pStyle w:val="Compact"/>
+              <w:jc w:val="left"/>
+            </w:pPr>
+            <w:r>
+              <w:t xml:space="preserve">The CPU is never held and the boot ROM loads the debug program</w:t>
+            </w:r>
+          </w:p>
+        </w:tc>
+        <w:tc>
+          <w:tcPr/>
+          <w:p>
+            <w:pPr>
+              <w:pStyle w:val="Compact"/>
+              <w:jc w:val="left"/>
+            </w:pPr>
+            <w:r>
+              <w:t xml:space="preserve">Quan (mentor), 12/10 and 14/10, in</w:t>
+            </w:r>
+            <w:r>
+              <w:t xml:space="preserve"> </w:t>
+            </w:r>
+            <w:r>
+              <w:rPr>
+                <w:rStyle w:val="VerbatimChar"/>
+              </w:rPr>
+              <w:t xml:space="preserve">QNSC_BOOT_SPEC</w:t>
+            </w:r>
+            <w:r>
+              <w:t xml:space="preserve"> </w:t>
+            </w:r>
+            <w:r>
+              <w:t xml:space="preserve">V3.4</w:t>
+            </w:r>
+          </w:p>
+        </w:tc>
+        <w:tc>
+          <w:tcPr/>
+          <w:p>
+            <w:pPr>
+              <w:pStyle w:val="Compact"/>
+              <w:jc w:val="left"/>
+            </w:pPr>
+            <w:r>
+              <w:t xml:space="preserve">V4.0: 1, 7.1, 7.2, 7.8</w:t>
+            </w:r>
+          </w:p>
+        </w:tc>
+      </w:tr>
+      <w:tr>
+        <w:tc>
+          <w:tcPr/>
+          <w:p>
+            <w:pPr>
+              <w:pStyle w:val="Compact"/>
+              <w:jc w:val="left"/>
+            </w:pPr>
+            <w:r>
+              <w:t xml:space="preserve">This document and</w:t>
+            </w:r>
+            <w:r>
+              <w:t xml:space="preserve"> </w:t>
+            </w:r>
+            <w:r>
+              <w:rPr>
+                <w:rStyle w:val="VerbatimChar"/>
+              </w:rPr>
+              <w:t xml:space="preserve">QNSC_BOOT_SPEC</w:t>
+            </w:r>
+            <w:r>
+              <w:t xml:space="preserve"> </w:t>
+            </w:r>
+            <w:r>
+              <w:t xml:space="preserve">Table 9-1 gave different mailbox addresses (</w:t>
+            </w:r>
+            <w:r>
+              <w:rPr>
+                <w:rStyle w:val="VerbatimChar"/>
+              </w:rPr>
+              <w:t xml:space="preserve">0x700</w:t>
+            </w:r>
+            <w:r>
+              <w:t xml:space="preserve">,</w:t>
+            </w:r>
+            <w:r>
+              <w:t xml:space="preserve"> </w:t>
+            </w:r>
+            <w:r>
+              <w:rPr>
+                <w:rStyle w:val="VerbatimChar"/>
+              </w:rPr>
+              <w:t xml:space="preserve">0xF00</w:t>
+            </w:r>
+            <w:r>
+              <w:t xml:space="preserve">)</w:t>
+            </w:r>
+          </w:p>
+        </w:tc>
+        <w:tc>
+          <w:tcPr/>
+          <w:p>
+            <w:pPr>
+              <w:pStyle w:val="Compact"/>
+              <w:jc w:val="left"/>
+            </w:pPr>
+            <w:r>
+              <w:t xml:space="preserve">Lead, 14/10</w:t>
+            </w:r>
+          </w:p>
+        </w:tc>
+        <w:tc>
+          <w:tcPr/>
+          <w:p>
+            <w:pPr>
+              <w:pStyle w:val="Compact"/>
+              <w:jc w:val="left"/>
+            </w:pPr>
+            <w:r>
+              <w:t xml:space="preserve">7.8 and the contract: the numbers of Table 9-1</w:t>
+            </w:r>
+          </w:p>
+        </w:tc>
+      </w:tr>
     </w:tbl>
-    <w:bookmarkEnd w:id="57"/>
+    <w:bookmarkEnd w:id="54"/>
     <w:sectPr>
       <w:headerReference r:id="rId11" w:type="default"/>
       <w:footerReference r:id="rId12" w:type="even"/>
@@ -11425,7 +14124,7 @@
       <w:rPr>
         <w:szCs w:val="26"/>
       </w:rPr>
-      <w:t>V3.1</w:t>
+      <w:t>V4.0</w:t>
     </w:r>
     <w:r>
       <w:rPr>
@@ -13308,10 +16007,64 @@
     <w:abstractNumId w:val="991"/>
   </w:num>
   <w:num w:numId="1003">
-    <w:abstractNumId w:val="991"/>
+    <w:abstractNumId w:val="99411"/>
+    <w:lvlOverride w:ilvl="0">
+      <w:startOverride w:val="1"/>
+    </w:lvlOverride>
+    <w:lvlOverride w:ilvl="1">
+      <w:startOverride w:val="1"/>
+    </w:lvlOverride>
+    <w:lvlOverride w:ilvl="2">
+      <w:startOverride w:val="1"/>
+    </w:lvlOverride>
+    <w:lvlOverride w:ilvl="3">
+      <w:startOverride w:val="1"/>
+    </w:lvlOverride>
+    <w:lvlOverride w:ilvl="4">
+      <w:startOverride w:val="1"/>
+    </w:lvlOverride>
+    <w:lvlOverride w:ilvl="5">
+      <w:startOverride w:val="1"/>
+    </w:lvlOverride>
+    <w:lvlOverride w:ilvl="6">
+      <w:startOverride w:val="1"/>
+    </w:lvlOverride>
+    <w:lvlOverride w:ilvl="7">
+      <w:startOverride w:val="1"/>
+    </w:lvlOverride>
+    <w:lvlOverride w:ilvl="8">
+      <w:startOverride w:val="1"/>
+    </w:lvlOverride>
   </w:num>
   <w:num w:numId="1004">
-    <w:abstractNumId w:val="991"/>
+    <w:abstractNumId w:val="99411"/>
+    <w:lvlOverride w:ilvl="0">
+      <w:startOverride w:val="1"/>
+    </w:lvlOverride>
+    <w:lvlOverride w:ilvl="1">
+      <w:startOverride w:val="1"/>
+    </w:lvlOverride>
+    <w:lvlOverride w:ilvl="2">
+      <w:startOverride w:val="1"/>
+    </w:lvlOverride>
+    <w:lvlOverride w:ilvl="3">
+      <w:startOverride w:val="1"/>
+    </w:lvlOverride>
+    <w:lvlOverride w:ilvl="4">
+      <w:startOverride w:val="1"/>
+    </w:lvlOverride>
+    <w:lvlOverride w:ilvl="5">
+      <w:startOverride w:val="1"/>
+    </w:lvlOverride>
+    <w:lvlOverride w:ilvl="6">
+      <w:startOverride w:val="1"/>
+    </w:lvlOverride>
+    <w:lvlOverride w:ilvl="7">
+      <w:startOverride w:val="1"/>
+    </w:lvlOverride>
+    <w:lvlOverride w:ilvl="8">
+      <w:startOverride w:val="1"/>
+    </w:lvlOverride>
   </w:num>
   <w:num w:numId="1005">
     <w:abstractNumId w:val="99411"/>
@@ -13344,34 +16097,7 @@
     </w:lvlOverride>
   </w:num>
   <w:num w:numId="1006">
-    <w:abstractNumId w:val="99411"/>
-    <w:lvlOverride w:ilvl="0">
-      <w:startOverride w:val="1"/>
-    </w:lvlOverride>
-    <w:lvlOverride w:ilvl="1">
-      <w:startOverride w:val="1"/>
-    </w:lvlOverride>
-    <w:lvlOverride w:ilvl="2">
-      <w:startOverride w:val="1"/>
-    </w:lvlOverride>
-    <w:lvlOverride w:ilvl="3">
-      <w:startOverride w:val="1"/>
-    </w:lvlOverride>
-    <w:lvlOverride w:ilvl="4">
-      <w:startOverride w:val="1"/>
-    </w:lvlOverride>
-    <w:lvlOverride w:ilvl="5">
-      <w:startOverride w:val="1"/>
-    </w:lvlOverride>
-    <w:lvlOverride w:ilvl="6">
-      <w:startOverride w:val="1"/>
-    </w:lvlOverride>
-    <w:lvlOverride w:ilvl="7">
-      <w:startOverride w:val="1"/>
-    </w:lvlOverride>
-    <w:lvlOverride w:ilvl="8">
-      <w:startOverride w:val="1"/>
-    </w:lvlOverride>
+    <w:abstractNumId w:val="991"/>
   </w:num>
   <w:num w:numId="1007">
     <w:abstractNumId w:val="99411"/>
@@ -13407,6 +16133,9 @@
     <w:abstractNumId w:val="991"/>
   </w:num>
   <w:num w:numId="1009">
+    <w:abstractNumId w:val="991"/>
+  </w:num>
+  <w:num w:numId="1010">
     <w:abstractNumId w:val="99411"/>
     <w:lvlOverride w:ilvl="0">
       <w:startOverride w:val="1"/>
@@ -13436,40 +16165,7 @@
       <w:startOverride w:val="1"/>
     </w:lvlOverride>
   </w:num>
-  <w:num w:numId="1010">
-    <w:abstractNumId w:val="991"/>
-  </w:num>
   <w:num w:numId="1011">
-    <w:abstractNumId w:val="99411"/>
-    <w:lvlOverride w:ilvl="0">
-      <w:startOverride w:val="1"/>
-    </w:lvlOverride>
-    <w:lvlOverride w:ilvl="1">
-      <w:startOverride w:val="1"/>
-    </w:lvlOverride>
-    <w:lvlOverride w:ilvl="2">
-      <w:startOverride w:val="1"/>
-    </w:lvlOverride>
-    <w:lvlOverride w:ilvl="3">
-      <w:startOverride w:val="1"/>
-    </w:lvlOverride>
-    <w:lvlOverride w:ilvl="4">
-      <w:startOverride w:val="1"/>
-    </w:lvlOverride>
-    <w:lvlOverride w:ilvl="5">
-      <w:startOverride w:val="1"/>
-    </w:lvlOverride>
-    <w:lvlOverride w:ilvl="6">
-      <w:startOverride w:val="1"/>
-    </w:lvlOverride>
-    <w:lvlOverride w:ilvl="7">
-      <w:startOverride w:val="1"/>
-    </w:lvlOverride>
-    <w:lvlOverride w:ilvl="8">
-      <w:startOverride w:val="1"/>
-    </w:lvlOverride>
-  </w:num>
-  <w:num w:numId="1012">
     <w:abstractNumId w:val="99411"/>
     <w:lvlOverride w:ilvl="0">
       <w:startOverride w:val="1"/>
